--- a/code/docs/课题三指标3.1-3.9算法测试大纲与运行说明.docx
+++ b/code/docs/课题三指标3.1-3.9算法测试大纲与运行说明.docx
@@ -12,12 +12,12 @@
       </w:pPr>
       <w:r>
         <w:rPr>
-          <w:rFonts w:ascii="Arial Unicode MS" w:hAnsi="Arial Unicode MS" w:eastAsia="Arial Unicode MS"/>
+          <w:rFonts w:ascii="Noto Sans CJK SC" w:hAnsi="Noto Sans CJK SC" w:eastAsia="Noto Sans CJK SC"/>
           <w:b/>
           <w:color w:val="1F4D78"/>
           <w:sz w:val="44"/>
         </w:rPr>
-        <w:t>课题三指标 3.1–3.9 算法测试大纲与运行说明</w:t>
+        <w:t>课题三指标 3.1-3.9 算法测试大纲与运行说明</w:t>
       </w:r>
     </w:p>
     <w:p>
@@ -25,7 +25,7 @@
         <w:pStyle w:val="Heading1"/>
       </w:pPr>
       <w:r>
-        <w:t>1. 文档目的</w:t>
+        <w:t>1. 目的与验收原则</w:t>
       </w:r>
     </w:p>
     <w:p>
@@ -35,11 +35,41 @@
       </w:pPr>
       <w:r>
         <w:rPr>
-          <w:rFonts w:ascii="Arial Unicode MS" w:hAnsi="Arial Unicode MS" w:eastAsia="Arial Unicode MS"/>
+          <w:rFonts w:ascii="Noto Sans CJK SC" w:hAnsi="Noto Sans CJK SC" w:eastAsia="Noto Sans CJK SC"/>
           <w:color w:val="172B3A"/>
           <w:sz w:val="22"/>
         </w:rPr>
-        <w:t>本文档给出“面向离散制造垂域模型的自动化数据治理系统”指标 3.1–3.9 的算法文件、适用数据、测试范围、通过判据和逐项运行方法。3.1–3.7 为主要交付项，3.8–3.9 作为已实现能力一并提供。</w:t>
+        <w:t>本文给出“面向离散制造垂域模型的自动化数据治理系统”指标 3.1-3.9 的算法文件、公开基准、通过判据、运行方法和证据边界。</w:t>
+      </w:r>
+    </w:p>
+    <w:p>
+      <w:pPr>
+        <w:widowControl/>
+        <w:spacing w:before="0" w:after="100" w:line="288" w:lineRule="auto"/>
+      </w:pPr>
+      <w:r>
+        <w:rPr>
+          <w:rFonts w:ascii="Noto Sans CJK SC" w:hAnsi="Noto Sans CJK SC" w:eastAsia="Noto Sans CJK SC"/>
+          <w:color w:val="172B3A"/>
+          <w:sz w:val="22"/>
+        </w:rPr>
+        <w:t xml:space="preserve">验收分数只来自固定版本、可追溯的四个公开基准：MetroPT-3、UCR FordA、UCI SECOM 和 HoloClean Hospital。加载器会按照 </w:t>
+      </w:r>
+      <w:r>
+        <w:rPr>
+          <w:rFonts w:ascii="Menlo" w:hAnsi="Menlo" w:eastAsia="Noto Sans CJK SC"/>
+          <w:color w:val="172B3A"/>
+          <w:sz w:val="21"/>
+        </w:rPr>
+        <w:t>governance/benchmark_data/public/benchmark_manifest.json</w:t>
+      </w:r>
+      <w:r>
+        <w:rPr>
+          <w:rFonts w:ascii="Noto Sans CJK SC" w:hAnsi="Noto Sans CJK SC" w:eastAsia="Noto Sans CJK SC"/>
+          <w:color w:val="172B3A"/>
+          <w:sz w:val="22"/>
+        </w:rPr>
+        <w:t xml:space="preserve"> 校验文件大小和 SHA-256。单元测试中的手写数据仅验证非法输入、边界条件和安全行为，不计入指标得分。</w:t>
       </w:r>
     </w:p>
     <w:p>
@@ -47,7 +77,7 @@
         <w:pStyle w:val="Heading1"/>
       </w:pPr>
       <w:r>
-        <w:t>2. 交付内容</w:t>
+        <w:t>2. 数据与文献依据</w:t>
       </w:r>
     </w:p>
     <w:tbl>
@@ -61,9 +91,10 @@
         <w:tblInd w:w="120" w:type="dxa"/>
       </w:tblPr>
       <w:tblGrid>
-        <w:gridCol w:w="1800"/>
-        <w:gridCol w:w="2880"/>
-        <w:gridCol w:w="4680"/>
+        <w:gridCol w:w="2340"/>
+        <w:gridCol w:w="2340"/>
+        <w:gridCol w:w="2340"/>
+        <w:gridCol w:w="2340"/>
       </w:tblGrid>
       <w:tr>
         <w:trPr>
@@ -71,7 +102,7 @@
         </w:trPr>
         <w:tc>
           <w:tcPr>
-            <w:tcW w:type="dxa" w:w="1800"/>
+            <w:tcW w:type="dxa" w:w="2340"/>
             <w:vAlign w:val="center"/>
             <w:tcMar>
               <w:top w:w="80" w:type="dxa"/>
@@ -88,7 +119,7 @@
             </w:pPr>
             <w:r>
               <w:rPr>
-                <w:rFonts w:ascii="Arial Unicode MS" w:hAnsi="Arial Unicode MS" w:eastAsia="Arial Unicode MS"/>
+                <w:rFonts w:ascii="Noto Sans CJK SC" w:hAnsi="Noto Sans CJK SC" w:eastAsia="Noto Sans CJK SC"/>
                 <w:b/>
                 <w:color w:val="172B3A"/>
                 <w:sz w:val="19"/>
@@ -96,18 +127,18 @@
             </w:r>
             <w:r>
               <w:rPr>
-                <w:rFonts w:ascii="Arial Unicode MS" w:hAnsi="Arial Unicode MS" w:eastAsia="Arial Unicode MS"/>
+                <w:rFonts w:ascii="Noto Sans CJK SC" w:hAnsi="Noto Sans CJK SC" w:eastAsia="Noto Sans CJK SC"/>
                 <w:b/>
                 <w:color w:val="172B3A"/>
                 <w:sz w:val="19"/>
               </w:rPr>
-              <w:t>类别</w:t>
+              <w:t>基准</w:t>
             </w:r>
           </w:p>
         </w:tc>
         <w:tc>
           <w:tcPr>
-            <w:tcW w:type="dxa" w:w="2880"/>
+            <w:tcW w:type="dxa" w:w="2340"/>
             <w:vAlign w:val="center"/>
             <w:tcMar>
               <w:top w:w="80" w:type="dxa"/>
@@ -124,7 +155,7 @@
             </w:pPr>
             <w:r>
               <w:rPr>
-                <w:rFonts w:ascii="Arial Unicode MS" w:hAnsi="Arial Unicode MS" w:eastAsia="Arial Unicode MS"/>
+                <w:rFonts w:ascii="Noto Sans CJK SC" w:hAnsi="Noto Sans CJK SC" w:eastAsia="Noto Sans CJK SC"/>
                 <w:b/>
                 <w:color w:val="172B3A"/>
                 <w:sz w:val="19"/>
@@ -132,18 +163,18 @@
             </w:r>
             <w:r>
               <w:rPr>
-                <w:rFonts w:ascii="Arial Unicode MS" w:hAnsi="Arial Unicode MS" w:eastAsia="Arial Unicode MS"/>
+                <w:rFonts w:ascii="Noto Sans CJK SC" w:hAnsi="Noto Sans CJK SC" w:eastAsia="Noto Sans CJK SC"/>
                 <w:b/>
                 <w:color w:val="172B3A"/>
                 <w:sz w:val="19"/>
               </w:rPr>
-              <w:t>位置</w:t>
+              <w:t>公开依据</w:t>
             </w:r>
           </w:p>
         </w:tc>
         <w:tc>
           <w:tcPr>
-            <w:tcW w:type="dxa" w:w="4680"/>
+            <w:tcW w:type="dxa" w:w="2340"/>
             <w:vAlign w:val="center"/>
             <w:tcMar>
               <w:top w:w="80" w:type="dxa"/>
@@ -160,7 +191,7 @@
             </w:pPr>
             <w:r>
               <w:rPr>
-                <w:rFonts w:ascii="Arial Unicode MS" w:hAnsi="Arial Unicode MS" w:eastAsia="Arial Unicode MS"/>
+                <w:rFonts w:ascii="Noto Sans CJK SC" w:hAnsi="Noto Sans CJK SC" w:eastAsia="Noto Sans CJK SC"/>
                 <w:b/>
                 <w:color w:val="172B3A"/>
                 <w:sz w:val="19"/>
@@ -168,12 +199,48 @@
             </w:r>
             <w:r>
               <w:rPr>
-                <w:rFonts w:ascii="Arial Unicode MS" w:hAnsi="Arial Unicode MS" w:eastAsia="Arial Unicode MS"/>
+                <w:rFonts w:ascii="Noto Sans CJK SC" w:hAnsi="Noto Sans CJK SC" w:eastAsia="Noto Sans CJK SC"/>
                 <w:b/>
                 <w:color w:val="172B3A"/>
                 <w:sz w:val="19"/>
               </w:rPr>
-              <w:t>说明</w:t>
+              <w:t>固定测试内容</w:t>
+            </w:r>
+          </w:p>
+        </w:tc>
+        <w:tc>
+          <w:tcPr>
+            <w:tcW w:type="dxa" w:w="2340"/>
+            <w:vAlign w:val="center"/>
+            <w:tcMar>
+              <w:top w:w="80" w:type="dxa"/>
+              <w:bottom w:w="80" w:type="dxa"/>
+              <w:start w:w="120" w:type="dxa"/>
+              <w:end w:w="120" w:type="dxa"/>
+            </w:tcMar>
+            <w:shd w:fill="E8EEF5"/>
+          </w:tcPr>
+          <w:p>
+            <w:pPr>
+              <w:widowControl/>
+              <w:spacing w:before="0" w:after="40" w:line="276" w:lineRule="auto"/>
+            </w:pPr>
+            <w:r>
+              <w:rPr>
+                <w:rFonts w:ascii="Noto Sans CJK SC" w:hAnsi="Noto Sans CJK SC" w:eastAsia="Noto Sans CJK SC"/>
+                <w:b/>
+                <w:color w:val="172B3A"/>
+                <w:sz w:val="19"/>
+              </w:rPr>
+            </w:r>
+            <w:r>
+              <w:rPr>
+                <w:rFonts w:ascii="Noto Sans CJK SC" w:hAnsi="Noto Sans CJK SC" w:eastAsia="Noto Sans CJK SC"/>
+                <w:b/>
+                <w:color w:val="172B3A"/>
+                <w:sz w:val="19"/>
+              </w:rPr>
+              <w:t>使用指标</w:t>
             </w:r>
           </w:p>
         </w:tc>
@@ -181,7 +248,7 @@
       <w:tr>
         <w:tc>
           <w:tcPr>
-            <w:tcW w:type="dxa" w:w="1800"/>
+            <w:tcW w:type="dxa" w:w="2340"/>
             <w:vAlign w:val="center"/>
             <w:tcMar>
               <w:top w:w="80" w:type="dxa"/>
@@ -197,7 +264,7 @@
             </w:pPr>
             <w:r>
               <w:rPr>
-                <w:rFonts w:ascii="Arial Unicode MS" w:hAnsi="Arial Unicode MS" w:eastAsia="Arial Unicode MS"/>
+                <w:rFonts w:ascii="Noto Sans CJK SC" w:hAnsi="Noto Sans CJK SC" w:eastAsia="Noto Sans CJK SC"/>
                 <w:b w:val="0"/>
                 <w:color w:val="172B3A"/>
                 <w:sz w:val="19"/>
@@ -205,18 +272,18 @@
             </w:r>
             <w:r>
               <w:rPr>
-                <w:rFonts w:ascii="Arial Unicode MS" w:hAnsi="Arial Unicode MS" w:eastAsia="Arial Unicode MS"/>
+                <w:rFonts w:ascii="Noto Sans CJK SC" w:hAnsi="Noto Sans CJK SC" w:eastAsia="Noto Sans CJK SC"/>
                 <w:b w:val="0"/>
                 <w:color w:val="172B3A"/>
                 <w:sz w:val="19"/>
               </w:rPr>
-              <w:t>算法实现</w:t>
+              <w:t>MetroPT-3</w:t>
             </w:r>
           </w:p>
         </w:tc>
         <w:tc>
           <w:tcPr>
-            <w:tcW w:type="dxa" w:w="2880"/>
+            <w:tcW w:type="dxa" w:w="2340"/>
             <w:vAlign w:val="center"/>
             <w:tcMar>
               <w:top w:w="80" w:type="dxa"/>
@@ -232,7 +299,7 @@
             </w:pPr>
             <w:r>
               <w:rPr>
-                <w:rFonts w:ascii="Arial Unicode MS" w:hAnsi="Arial Unicode MS" w:eastAsia="Arial Unicode MS"/>
+                <w:rFonts w:ascii="Noto Sans CJK SC" w:hAnsi="Noto Sans CJK SC" w:eastAsia="Noto Sans CJK SC"/>
                 <w:b w:val="0"/>
                 <w:color w:val="172B3A"/>
                 <w:sz w:val="19"/>
@@ -240,36 +307,36 @@
             </w:r>
             <w:r>
               <w:rPr>
-                <w:rFonts w:ascii="Arial Unicode MS" w:hAnsi="Arial Unicode MS" w:eastAsia="Arial Unicode MS"/>
+                <w:rFonts w:ascii="Noto Sans CJK SC" w:hAnsi="Noto Sans CJK SC" w:eastAsia="Noto Sans CJK SC"/>
                 <w:b w:val="0"/>
                 <w:color w:val="172B3A"/>
                 <w:sz w:val="19"/>
               </w:rPr>
-              <w:t>governance/indicator_3_1.py</w:t>
+              <w:t xml:space="preserve">UCI，DOI </w:t>
             </w:r>
             <w:r>
               <w:rPr>
-                <w:rFonts w:ascii="Arial Unicode MS" w:hAnsi="Arial Unicode MS" w:eastAsia="Arial Unicode MS"/>
+                <w:rFonts w:ascii="Noto Sans CJK SC" w:hAnsi="Noto Sans CJK SC" w:eastAsia="Noto Sans CJK SC"/>
                 <w:b w:val="0"/>
                 <w:color w:val="172B3A"/>
                 <w:sz w:val="19"/>
               </w:rPr>
-              <w:t xml:space="preserve"> 至 </w:t>
+              <w:t>10.24432/C5VW3R</w:t>
             </w:r>
             <w:r>
               <w:rPr>
-                <w:rFonts w:ascii="Arial Unicode MS" w:hAnsi="Arial Unicode MS" w:eastAsia="Arial Unicode MS"/>
+                <w:rFonts w:ascii="Noto Sans CJK SC" w:hAnsi="Noto Sans CJK SC" w:eastAsia="Noto Sans CJK SC"/>
                 <w:b w:val="0"/>
                 <w:color w:val="172B3A"/>
                 <w:sz w:val="19"/>
               </w:rPr>
-              <w:t>indicator_3_9.py</w:t>
+              <w:t>，CC BY 4.0</w:t>
             </w:r>
           </w:p>
         </w:tc>
         <w:tc>
           <w:tcPr>
-            <w:tcW w:type="dxa" w:w="4680"/>
+            <w:tcW w:type="dxa" w:w="2340"/>
             <w:vAlign w:val="center"/>
             <w:tcMar>
               <w:top w:w="80" w:type="dxa"/>
@@ -285,7 +352,7 @@
             </w:pPr>
             <w:r>
               <w:rPr>
-                <w:rFonts w:ascii="Arial Unicode MS" w:hAnsi="Arial Unicode MS" w:eastAsia="Arial Unicode MS"/>
+                <w:rFonts w:ascii="Noto Sans CJK SC" w:hAnsi="Noto Sans CJK SC" w:eastAsia="Noto Sans CJK SC"/>
                 <w:b w:val="0"/>
                 <w:color w:val="172B3A"/>
                 <w:sz w:val="19"/>
@@ -293,20 +360,18 @@
             </w:r>
             <w:r>
               <w:rPr>
-                <w:rFonts w:ascii="Arial Unicode MS" w:hAnsi="Arial Unicode MS" w:eastAsia="Arial Unicode MS"/>
+                <w:rFonts w:ascii="Noto Sans CJK SC" w:hAnsi="Noto Sans CJK SC" w:eastAsia="Noto Sans CJK SC"/>
                 <w:b w:val="0"/>
                 <w:color w:val="172B3A"/>
                 <w:sz w:val="19"/>
               </w:rPr>
-              <w:t>每项指标一个主算法文件</w:t>
+              <w:t>官方完整 1,516,948 行、全部 15 个传感器通道和四个维护区间</w:t>
             </w:r>
           </w:p>
         </w:tc>
-      </w:tr>
-      <w:tr>
         <w:tc>
           <w:tcPr>
-            <w:tcW w:type="dxa" w:w="1800"/>
+            <w:tcW w:type="dxa" w:w="2340"/>
             <w:vAlign w:val="center"/>
             <w:tcMar>
               <w:top w:w="80" w:type="dxa"/>
@@ -322,7 +387,7 @@
             </w:pPr>
             <w:r>
               <w:rPr>
-                <w:rFonts w:ascii="Arial Unicode MS" w:hAnsi="Arial Unicode MS" w:eastAsia="Arial Unicode MS"/>
+                <w:rFonts w:ascii="Noto Sans CJK SC" w:hAnsi="Noto Sans CJK SC" w:eastAsia="Noto Sans CJK SC"/>
                 <w:b w:val="0"/>
                 <w:color w:val="172B3A"/>
                 <w:sz w:val="19"/>
@@ -330,18 +395,20 @@
             </w:r>
             <w:r>
               <w:rPr>
-                <w:rFonts w:ascii="Arial Unicode MS" w:hAnsi="Arial Unicode MS" w:eastAsia="Arial Unicode MS"/>
+                <w:rFonts w:ascii="Noto Sans CJK SC" w:hAnsi="Noto Sans CJK SC" w:eastAsia="Noto Sans CJK SC"/>
                 <w:b w:val="0"/>
                 <w:color w:val="172B3A"/>
                 <w:sz w:val="19"/>
               </w:rPr>
-              <w:t>共用组件</w:t>
+              <w:t>3.1-3.9</w:t>
             </w:r>
           </w:p>
         </w:tc>
+      </w:tr>
+      <w:tr>
         <w:tc>
           <w:tcPr>
-            <w:tcW w:type="dxa" w:w="2880"/>
+            <w:tcW w:type="dxa" w:w="2340"/>
             <w:vAlign w:val="center"/>
             <w:tcMar>
               <w:top w:w="80" w:type="dxa"/>
@@ -357,7 +424,7 @@
             </w:pPr>
             <w:r>
               <w:rPr>
-                <w:rFonts w:ascii="Arial Unicode MS" w:hAnsi="Arial Unicode MS" w:eastAsia="Arial Unicode MS"/>
+                <w:rFonts w:ascii="Noto Sans CJK SC" w:hAnsi="Noto Sans CJK SC" w:eastAsia="Noto Sans CJK SC"/>
                 <w:b w:val="0"/>
                 <w:color w:val="172B3A"/>
                 <w:sz w:val="19"/>
@@ -365,54 +432,18 @@
             </w:r>
             <w:r>
               <w:rPr>
-                <w:rFonts w:ascii="Arial Unicode MS" w:hAnsi="Arial Unicode MS" w:eastAsia="Arial Unicode MS"/>
+                <w:rFonts w:ascii="Noto Sans CJK SC" w:hAnsi="Noto Sans CJK SC" w:eastAsia="Noto Sans CJK SC"/>
                 <w:b w:val="0"/>
                 <w:color w:val="172B3A"/>
                 <w:sz w:val="19"/>
               </w:rPr>
-              <w:t>governance/common.py</w:t>
-            </w:r>
-            <w:r>
-              <w:rPr>
-                <w:rFonts w:ascii="Arial Unicode MS" w:hAnsi="Arial Unicode MS" w:eastAsia="Arial Unicode MS"/>
-                <w:b w:val="0"/>
-                <w:color w:val="172B3A"/>
-                <w:sz w:val="19"/>
-              </w:rPr>
-              <w:t>、</w:t>
-            </w:r>
-            <w:r>
-              <w:rPr>
-                <w:rFonts w:ascii="Arial Unicode MS" w:hAnsi="Arial Unicode MS" w:eastAsia="Arial Unicode MS"/>
-                <w:b w:val="0"/>
-                <w:color w:val="172B3A"/>
-                <w:sz w:val="19"/>
-              </w:rPr>
-              <w:t>governance/indicator_3_4.py</w:t>
-            </w:r>
-            <w:r>
-              <w:rPr>
-                <w:rFonts w:ascii="Arial Unicode MS" w:hAnsi="Arial Unicode MS" w:eastAsia="Arial Unicode MS"/>
-                <w:b w:val="0"/>
-                <w:color w:val="172B3A"/>
-                <w:sz w:val="19"/>
-              </w:rPr>
-              <w:t>、</w:t>
-            </w:r>
-            <w:r>
-              <w:rPr>
-                <w:rFonts w:ascii="Arial Unicode MS" w:hAnsi="Arial Unicode MS" w:eastAsia="Arial Unicode MS"/>
-                <w:b w:val="0"/>
-                <w:color w:val="172B3A"/>
-                <w:sz w:val="19"/>
-              </w:rPr>
-              <w:t>governance/indicator_3_6.py</w:t>
+              <w:t>UCR FordA</w:t>
             </w:r>
           </w:p>
         </w:tc>
         <w:tc>
           <w:tcPr>
-            <w:tcW w:type="dxa" w:w="4680"/>
+            <w:tcW w:type="dxa" w:w="2340"/>
             <w:vAlign w:val="center"/>
             <w:tcMar>
               <w:top w:w="80" w:type="dxa"/>
@@ -428,7 +459,7 @@
             </w:pPr>
             <w:r>
               <w:rPr>
-                <w:rFonts w:ascii="Arial Unicode MS" w:hAnsi="Arial Unicode MS" w:eastAsia="Arial Unicode MS"/>
+                <w:rFonts w:ascii="Noto Sans CJK SC" w:hAnsi="Noto Sans CJK SC" w:eastAsia="Noto Sans CJK SC"/>
                 <w:b w:val="0"/>
                 <w:color w:val="172B3A"/>
                 <w:sz w:val="19"/>
@@ -436,20 +467,18 @@
             </w:r>
             <w:r>
               <w:rPr>
-                <w:rFonts w:ascii="Arial Unicode MS" w:hAnsi="Arial Unicode MS" w:eastAsia="Arial Unicode MS"/>
+                <w:rFonts w:ascii="Noto Sans CJK SC" w:hAnsi="Noto Sans CJK SC" w:eastAsia="Noto Sans CJK SC"/>
                 <w:b w:val="0"/>
                 <w:color w:val="172B3A"/>
                 <w:sz w:val="19"/>
               </w:rPr>
-              <w:t>数据生成、统计、对齐及质量基础能力</w:t>
+              <w:t>UCR Time Series Classification Archive</w:t>
             </w:r>
           </w:p>
         </w:tc>
-      </w:tr>
-      <w:tr>
         <w:tc>
           <w:tcPr>
-            <w:tcW w:type="dxa" w:w="1800"/>
+            <w:tcW w:type="dxa" w:w="2340"/>
             <w:vAlign w:val="center"/>
             <w:tcMar>
               <w:top w:w="80" w:type="dxa"/>
@@ -465,7 +494,7 @@
             </w:pPr>
             <w:r>
               <w:rPr>
-                <w:rFonts w:ascii="Arial Unicode MS" w:hAnsi="Arial Unicode MS" w:eastAsia="Arial Unicode MS"/>
+                <w:rFonts w:ascii="Noto Sans CJK SC" w:hAnsi="Noto Sans CJK SC" w:eastAsia="Noto Sans CJK SC"/>
                 <w:b w:val="0"/>
                 <w:color w:val="172B3A"/>
                 <w:sz w:val="19"/>
@@ -473,18 +502,18 @@
             </w:r>
             <w:r>
               <w:rPr>
-                <w:rFonts w:ascii="Arial Unicode MS" w:hAnsi="Arial Unicode MS" w:eastAsia="Arial Unicode MS"/>
+                <w:rFonts w:ascii="Noto Sans CJK SC" w:hAnsi="Noto Sans CJK SC" w:eastAsia="Noto Sans CJK SC"/>
                 <w:b w:val="0"/>
                 <w:color w:val="172B3A"/>
                 <w:sz w:val="19"/>
               </w:rPr>
-              <w:t>课题组压缩成果适配</w:t>
+              <w:t>完整 TRAIN 与 TEST，共 4,921 条、每条 500 点</w:t>
             </w:r>
           </w:p>
         </w:tc>
         <w:tc>
           <w:tcPr>
-            <w:tcW w:type="dxa" w:w="2880"/>
+            <w:tcW w:type="dxa" w:w="2340"/>
             <w:vAlign w:val="center"/>
             <w:tcMar>
               <w:top w:w="80" w:type="dxa"/>
@@ -500,7 +529,7 @@
             </w:pPr>
             <w:r>
               <w:rPr>
-                <w:rFonts w:ascii="Arial Unicode MS" w:hAnsi="Arial Unicode MS" w:eastAsia="Arial Unicode MS"/>
+                <w:rFonts w:ascii="Noto Sans CJK SC" w:hAnsi="Noto Sans CJK SC" w:eastAsia="Noto Sans CJK SC"/>
                 <w:b w:val="0"/>
                 <w:color w:val="172B3A"/>
                 <w:sz w:val="19"/>
@@ -508,18 +537,20 @@
             </w:r>
             <w:r>
               <w:rPr>
-                <w:rFonts w:ascii="Arial Unicode MS" w:hAnsi="Arial Unicode MS" w:eastAsia="Arial Unicode MS"/>
+                <w:rFonts w:ascii="Noto Sans CJK SC" w:hAnsi="Noto Sans CJK SC" w:eastAsia="Noto Sans CJK SC"/>
                 <w:b w:val="0"/>
                 <w:color w:val="172B3A"/>
                 <w:sz w:val="19"/>
               </w:rPr>
-              <w:t>integrations/group_research/adapter.py</w:t>
+              <w:t>3.1、3.2、3.3、3.5、3.6、3.8、3.9</w:t>
             </w:r>
           </w:p>
         </w:tc>
+      </w:tr>
+      <w:tr>
         <w:tc>
           <w:tcPr>
-            <w:tcW w:type="dxa" w:w="4680"/>
+            <w:tcW w:type="dxa" w:w="2340"/>
             <w:vAlign w:val="center"/>
             <w:tcMar>
               <w:top w:w="80" w:type="dxa"/>
@@ -535,7 +566,7 @@
             </w:pPr>
             <w:r>
               <w:rPr>
-                <w:rFonts w:ascii="Arial Unicode MS" w:hAnsi="Arial Unicode MS" w:eastAsia="Arial Unicode MS"/>
+                <w:rFonts w:ascii="Noto Sans CJK SC" w:hAnsi="Noto Sans CJK SC" w:eastAsia="Noto Sans CJK SC"/>
                 <w:b w:val="0"/>
                 <w:color w:val="172B3A"/>
                 <w:sz w:val="19"/>
@@ -543,20 +574,18 @@
             </w:r>
             <w:r>
               <w:rPr>
-                <w:rFonts w:ascii="Arial Unicode MS" w:hAnsi="Arial Unicode MS" w:eastAsia="Arial Unicode MS"/>
+                <w:rFonts w:ascii="Noto Sans CJK SC" w:hAnsi="Noto Sans CJK SC" w:eastAsia="Noto Sans CJK SC"/>
                 <w:b w:val="0"/>
                 <w:color w:val="172B3A"/>
                 <w:sz w:val="19"/>
               </w:rPr>
-              <w:t>REGER、BOS、TS_2DIFF+BOS 统一接口</w:t>
+              <w:t>UCI SECOM</w:t>
             </w:r>
           </w:p>
         </w:tc>
-      </w:tr>
-      <w:tr>
         <w:tc>
           <w:tcPr>
-            <w:tcW w:type="dxa" w:w="1800"/>
+            <w:tcW w:type="dxa" w:w="2340"/>
             <w:vAlign w:val="center"/>
             <w:tcMar>
               <w:top w:w="80" w:type="dxa"/>
@@ -572,7 +601,7 @@
             </w:pPr>
             <w:r>
               <w:rPr>
-                <w:rFonts w:ascii="Arial Unicode MS" w:hAnsi="Arial Unicode MS" w:eastAsia="Arial Unicode MS"/>
+                <w:rFonts w:ascii="Noto Sans CJK SC" w:hAnsi="Noto Sans CJK SC" w:eastAsia="Noto Sans CJK SC"/>
                 <w:b w:val="0"/>
                 <w:color w:val="172B3A"/>
                 <w:sz w:val="19"/>
@@ -580,18 +609,36 @@
             </w:r>
             <w:r>
               <w:rPr>
-                <w:rFonts w:ascii="Arial Unicode MS" w:hAnsi="Arial Unicode MS" w:eastAsia="Arial Unicode MS"/>
+                <w:rFonts w:ascii="Noto Sans CJK SC" w:hAnsi="Noto Sans CJK SC" w:eastAsia="Noto Sans CJK SC"/>
                 <w:b w:val="0"/>
                 <w:color w:val="172B3A"/>
                 <w:sz w:val="19"/>
               </w:rPr>
-              <w:t>课题组压缩源码</w:t>
+              <w:t xml:space="preserve">UCI，DOI </w:t>
+            </w:r>
+            <w:r>
+              <w:rPr>
+                <w:rFonts w:ascii="Noto Sans CJK SC" w:hAnsi="Noto Sans CJK SC" w:eastAsia="Noto Sans CJK SC"/>
+                <w:b w:val="0"/>
+                <w:color w:val="172B3A"/>
+                <w:sz w:val="19"/>
+              </w:rPr>
+              <w:t>10.24432/C54305</w:t>
+            </w:r>
+            <w:r>
+              <w:rPr>
+                <w:rFonts w:ascii="Noto Sans CJK SC" w:hAnsi="Noto Sans CJK SC" w:eastAsia="Noto Sans CJK SC"/>
+                <w:b w:val="0"/>
+                <w:color w:val="172B3A"/>
+                <w:sz w:val="19"/>
+              </w:rPr>
+              <w:t>，CC BY 4.0</w:t>
             </w:r>
           </w:p>
         </w:tc>
         <w:tc>
           <w:tcPr>
-            <w:tcW w:type="dxa" w:w="2880"/>
+            <w:tcW w:type="dxa" w:w="2340"/>
             <w:vAlign w:val="center"/>
             <w:tcMar>
               <w:top w:w="80" w:type="dxa"/>
@@ -607,7 +654,7 @@
             </w:pPr>
             <w:r>
               <w:rPr>
-                <w:rFonts w:ascii="Arial Unicode MS" w:hAnsi="Arial Unicode MS" w:eastAsia="Arial Unicode MS"/>
+                <w:rFonts w:ascii="Noto Sans CJK SC" w:hAnsi="Noto Sans CJK SC" w:eastAsia="Noto Sans CJK SC"/>
                 <w:b w:val="0"/>
                 <w:color w:val="172B3A"/>
                 <w:sz w:val="19"/>
@@ -615,18 +662,18 @@
             </w:r>
             <w:r>
               <w:rPr>
-                <w:rFonts w:ascii="Arial Unicode MS" w:hAnsi="Arial Unicode MS" w:eastAsia="Arial Unicode MS"/>
+                <w:rFonts w:ascii="Noto Sans CJK SC" w:hAnsi="Noto Sans CJK SC" w:eastAsia="Noto Sans CJK SC"/>
                 <w:b w:val="0"/>
                 <w:color w:val="172B3A"/>
                 <w:sz w:val="19"/>
               </w:rPr>
-              <w:t>../reger_bos_code_paths/</w:t>
+              <w:t>全部 1,567 条半导体制造记录、590 个传感器字段和原始缺失值</w:t>
             </w:r>
           </w:p>
         </w:tc>
         <w:tc>
           <w:tcPr>
-            <w:tcW w:type="dxa" w:w="4680"/>
+            <w:tcW w:type="dxa" w:w="2340"/>
             <w:vAlign w:val="center"/>
             <w:tcMar>
               <w:top w:w="80" w:type="dxa"/>
@@ -642,7 +689,7 @@
             </w:pPr>
             <w:r>
               <w:rPr>
-                <w:rFonts w:ascii="Arial Unicode MS" w:hAnsi="Arial Unicode MS" w:eastAsia="Arial Unicode MS"/>
+                <w:rFonts w:ascii="Noto Sans CJK SC" w:hAnsi="Noto Sans CJK SC" w:eastAsia="Noto Sans CJK SC"/>
                 <w:b w:val="0"/>
                 <w:color w:val="172B3A"/>
                 <w:sz w:val="19"/>
@@ -650,12 +697,12 @@
             </w:r>
             <w:r>
               <w:rPr>
-                <w:rFonts w:ascii="Arial Unicode MS" w:hAnsi="Arial Unicode MS" w:eastAsia="Arial Unicode MS"/>
+                <w:rFonts w:ascii="Noto Sans CJK SC" w:hAnsi="Noto Sans CJK SC" w:eastAsia="Noto Sans CJK SC"/>
                 <w:b w:val="0"/>
                 <w:color w:val="172B3A"/>
                 <w:sz w:val="19"/>
               </w:rPr>
-              <w:t>Python 参考实现及 C++ 源文件</w:t>
+              <w:t>3.1、3.3、3.6、3.8、3.9</w:t>
             </w:r>
           </w:p>
         </w:tc>
@@ -663,7 +710,7 @@
       <w:tr>
         <w:tc>
           <w:tcPr>
-            <w:tcW w:type="dxa" w:w="1800"/>
+            <w:tcW w:type="dxa" w:w="2340"/>
             <w:vAlign w:val="center"/>
             <w:tcMar>
               <w:top w:w="80" w:type="dxa"/>
@@ -679,7 +726,7 @@
             </w:pPr>
             <w:r>
               <w:rPr>
-                <w:rFonts w:ascii="Arial Unicode MS" w:hAnsi="Arial Unicode MS" w:eastAsia="Arial Unicode MS"/>
+                <w:rFonts w:ascii="Noto Sans CJK SC" w:hAnsi="Noto Sans CJK SC" w:eastAsia="Noto Sans CJK SC"/>
                 <w:b w:val="0"/>
                 <w:color w:val="172B3A"/>
                 <w:sz w:val="19"/>
@@ -687,18 +734,18 @@
             </w:r>
             <w:r>
               <w:rPr>
-                <w:rFonts w:ascii="Arial Unicode MS" w:hAnsi="Arial Unicode MS" w:eastAsia="Arial Unicode MS"/>
+                <w:rFonts w:ascii="Noto Sans CJK SC" w:hAnsi="Noto Sans CJK SC" w:eastAsia="Noto Sans CJK SC"/>
                 <w:b w:val="0"/>
                 <w:color w:val="172B3A"/>
                 <w:sz w:val="19"/>
               </w:rPr>
-              <w:t>标注数据</w:t>
+              <w:t>HoloClean Hospital</w:t>
             </w:r>
           </w:p>
         </w:tc>
         <w:tc>
           <w:tcPr>
-            <w:tcW w:type="dxa" w:w="2880"/>
+            <w:tcW w:type="dxa" w:w="2340"/>
             <w:vAlign w:val="center"/>
             <w:tcMar>
               <w:top w:w="80" w:type="dxa"/>
@@ -714,7 +761,7 @@
             </w:pPr>
             <w:r>
               <w:rPr>
-                <w:rFonts w:ascii="Arial Unicode MS" w:hAnsi="Arial Unicode MS" w:eastAsia="Arial Unicode MS"/>
+                <w:rFonts w:ascii="Noto Sans CJK SC" w:hAnsi="Noto Sans CJK SC" w:eastAsia="Noto Sans CJK SC"/>
                 <w:b w:val="0"/>
                 <w:color w:val="172B3A"/>
                 <w:sz w:val="19"/>
@@ -722,36 +769,18 @@
             </w:r>
             <w:r>
               <w:rPr>
-                <w:rFonts w:ascii="Arial Unicode MS" w:hAnsi="Arial Unicode MS" w:eastAsia="Arial Unicode MS"/>
+                <w:rFonts w:ascii="Noto Sans CJK SC" w:hAnsi="Noto Sans CJK SC" w:eastAsia="Noto Sans CJK SC"/>
                 <w:b w:val="0"/>
                 <w:color w:val="172B3A"/>
                 <w:sz w:val="19"/>
               </w:rPr>
-              <w:t>governance/benchmark_data/indicator_3_3_labeled.json</w:t>
-            </w:r>
-            <w:r>
-              <w:rPr>
-                <w:rFonts w:ascii="Arial Unicode MS" w:hAnsi="Arial Unicode MS" w:eastAsia="Arial Unicode MS"/>
-                <w:b w:val="0"/>
-                <w:color w:val="172B3A"/>
-                <w:sz w:val="19"/>
-              </w:rPr>
-              <w:t>、</w:t>
-            </w:r>
-            <w:r>
-              <w:rPr>
-                <w:rFonts w:ascii="Arial Unicode MS" w:hAnsi="Arial Unicode MS" w:eastAsia="Arial Unicode MS"/>
-                <w:b w:val="0"/>
-                <w:color w:val="172B3A"/>
-                <w:sz w:val="19"/>
-              </w:rPr>
-              <w:t>indicator_3_4_labeled.json</w:t>
+              <w:t>PVLDB 2017 与官方仓库固定 commit</w:t>
             </w:r>
           </w:p>
         </w:tc>
         <w:tc>
           <w:tcPr>
-            <w:tcW w:type="dxa" w:w="4680"/>
+            <w:tcW w:type="dxa" w:w="2340"/>
             <w:vAlign w:val="center"/>
             <w:tcMar>
               <w:top w:w="80" w:type="dxa"/>
@@ -767,7 +796,7 @@
             </w:pPr>
             <w:r>
               <w:rPr>
-                <w:rFonts w:ascii="Arial Unicode MS" w:hAnsi="Arial Unicode MS" w:eastAsia="Arial Unicode MS"/>
+                <w:rFonts w:ascii="Noto Sans CJK SC" w:hAnsi="Noto Sans CJK SC" w:eastAsia="Noto Sans CJK SC"/>
                 <w:b w:val="0"/>
                 <w:color w:val="172B3A"/>
                 <w:sz w:val="19"/>
@@ -775,20 +804,18 @@
             </w:r>
             <w:r>
               <w:rPr>
-                <w:rFonts w:ascii="Arial Unicode MS" w:hAnsi="Arial Unicode MS" w:eastAsia="Arial Unicode MS"/>
+                <w:rFonts w:ascii="Noto Sans CJK SC" w:hAnsi="Noto Sans CJK SC" w:eastAsia="Noto Sans CJK SC"/>
                 <w:b w:val="0"/>
                 <w:color w:val="172B3A"/>
                 <w:sz w:val="19"/>
               </w:rPr>
-              <w:t>与算法逻辑分离、带版本和哈希的固定测试资源</w:t>
+              <w:t>全部 1,000 行脏数据和 19,000 个清洁真值单元格</w:t>
             </w:r>
           </w:p>
         </w:tc>
-      </w:tr>
-      <w:tr>
         <w:tc>
           <w:tcPr>
-            <w:tcW w:type="dxa" w:w="1800"/>
+            <w:tcW w:type="dxa" w:w="2340"/>
             <w:vAlign w:val="center"/>
             <w:tcMar>
               <w:top w:w="80" w:type="dxa"/>
@@ -804,7 +831,7 @@
             </w:pPr>
             <w:r>
               <w:rPr>
-                <w:rFonts w:ascii="Arial Unicode MS" w:hAnsi="Arial Unicode MS" w:eastAsia="Arial Unicode MS"/>
+                <w:rFonts w:ascii="Noto Sans CJK SC" w:hAnsi="Noto Sans CJK SC" w:eastAsia="Noto Sans CJK SC"/>
                 <w:b w:val="0"/>
                 <w:color w:val="172B3A"/>
                 <w:sz w:val="19"/>
@@ -812,439 +839,12 @@
             </w:r>
             <w:r>
               <w:rPr>
-                <w:rFonts w:ascii="Arial Unicode MS" w:hAnsi="Arial Unicode MS" w:eastAsia="Arial Unicode MS"/>
+                <w:rFonts w:ascii="Noto Sans CJK SC" w:hAnsi="Noto Sans CJK SC" w:eastAsia="Noto Sans CJK SC"/>
                 <w:b w:val="0"/>
                 <w:color w:val="172B3A"/>
                 <w:sz w:val="19"/>
               </w:rPr>
-              <w:t>逐项测试</w:t>
-            </w:r>
-          </w:p>
-        </w:tc>
-        <w:tc>
-          <w:tcPr>
-            <w:tcW w:type="dxa" w:w="2880"/>
-            <w:vAlign w:val="center"/>
-            <w:tcMar>
-              <w:top w:w="80" w:type="dxa"/>
-              <w:bottom w:w="80" w:type="dxa"/>
-              <w:start w:w="120" w:type="dxa"/>
-              <w:end w:w="120" w:type="dxa"/>
-            </w:tcMar>
-          </w:tcPr>
-          <w:p>
-            <w:pPr>
-              <w:widowControl/>
-              <w:spacing w:before="0" w:after="40" w:line="276" w:lineRule="auto"/>
-            </w:pPr>
-            <w:r>
-              <w:rPr>
-                <w:rFonts w:ascii="Arial Unicode MS" w:hAnsi="Arial Unicode MS" w:eastAsia="Arial Unicode MS"/>
-                <w:b w:val="0"/>
-                <w:color w:val="172B3A"/>
-                <w:sz w:val="19"/>
-              </w:rPr>
-            </w:r>
-            <w:r>
-              <w:rPr>
-                <w:rFonts w:ascii="Arial Unicode MS" w:hAnsi="Arial Unicode MS" w:eastAsia="Arial Unicode MS"/>
-                <w:b w:val="0"/>
-                <w:color w:val="172B3A"/>
-                <w:sz w:val="19"/>
-              </w:rPr>
-              <w:t>tests/individual/test_indicator_3_1.py</w:t>
-            </w:r>
-            <w:r>
-              <w:rPr>
-                <w:rFonts w:ascii="Arial Unicode MS" w:hAnsi="Arial Unicode MS" w:eastAsia="Arial Unicode MS"/>
-                <w:b w:val="0"/>
-                <w:color w:val="172B3A"/>
-                <w:sz w:val="19"/>
-              </w:rPr>
-              <w:t xml:space="preserve"> 至 </w:t>
-            </w:r>
-            <w:r>
-              <w:rPr>
-                <w:rFonts w:ascii="Arial Unicode MS" w:hAnsi="Arial Unicode MS" w:eastAsia="Arial Unicode MS"/>
-                <w:b w:val="0"/>
-                <w:color w:val="172B3A"/>
-                <w:sz w:val="19"/>
-              </w:rPr>
-              <w:t>test_indicator_3_9.py</w:t>
-            </w:r>
-          </w:p>
-        </w:tc>
-        <w:tc>
-          <w:tcPr>
-            <w:tcW w:type="dxa" w:w="4680"/>
-            <w:vAlign w:val="center"/>
-            <w:tcMar>
-              <w:top w:w="80" w:type="dxa"/>
-              <w:bottom w:w="80" w:type="dxa"/>
-              <w:start w:w="120" w:type="dxa"/>
-              <w:end w:w="120" w:type="dxa"/>
-            </w:tcMar>
-          </w:tcPr>
-          <w:p>
-            <w:pPr>
-              <w:widowControl/>
-              <w:spacing w:before="0" w:after="40" w:line="276" w:lineRule="auto"/>
-            </w:pPr>
-            <w:r>
-              <w:rPr>
-                <w:rFonts w:ascii="Arial Unicode MS" w:hAnsi="Arial Unicode MS" w:eastAsia="Arial Unicode MS"/>
-                <w:b w:val="0"/>
-                <w:color w:val="172B3A"/>
-                <w:sz w:val="19"/>
-              </w:rPr>
-            </w:r>
-            <w:r>
-              <w:rPr>
-                <w:rFonts w:ascii="Arial Unicode MS" w:hAnsi="Arial Unicode MS" w:eastAsia="Arial Unicode MS"/>
-                <w:b w:val="0"/>
-                <w:color w:val="172B3A"/>
-                <w:sz w:val="19"/>
-              </w:rPr>
-              <w:t xml:space="preserve">可单独执行的 </w:t>
-            </w:r>
-            <w:r>
-              <w:rPr>
-                <w:rFonts w:ascii="Arial Unicode MS" w:hAnsi="Arial Unicode MS" w:eastAsia="Arial Unicode MS"/>
-                <w:b w:val="0"/>
-                <w:color w:val="172B3A"/>
-                <w:sz w:val="19"/>
-              </w:rPr>
-              <w:t>unittest</w:t>
-            </w:r>
-            <w:r>
-              <w:rPr>
-                <w:rFonts w:ascii="Arial Unicode MS" w:hAnsi="Arial Unicode MS" w:eastAsia="Arial Unicode MS"/>
-                <w:b w:val="0"/>
-                <w:color w:val="172B3A"/>
-                <w:sz w:val="19"/>
-              </w:rPr>
-              <w:t xml:space="preserve"> 测试</w:t>
-            </w:r>
-          </w:p>
-        </w:tc>
-      </w:tr>
-      <w:tr>
-        <w:tc>
-          <w:tcPr>
-            <w:tcW w:type="dxa" w:w="1800"/>
-            <w:vAlign w:val="center"/>
-            <w:tcMar>
-              <w:top w:w="80" w:type="dxa"/>
-              <w:bottom w:w="80" w:type="dxa"/>
-              <w:start w:w="120" w:type="dxa"/>
-              <w:end w:w="120" w:type="dxa"/>
-            </w:tcMar>
-          </w:tcPr>
-          <w:p>
-            <w:pPr>
-              <w:widowControl/>
-              <w:spacing w:before="0" w:after="40" w:line="276" w:lineRule="auto"/>
-            </w:pPr>
-            <w:r>
-              <w:rPr>
-                <w:rFonts w:ascii="Arial Unicode MS" w:hAnsi="Arial Unicode MS" w:eastAsia="Arial Unicode MS"/>
-                <w:b w:val="0"/>
-                <w:color w:val="172B3A"/>
-                <w:sz w:val="19"/>
-              </w:rPr>
-            </w:r>
-            <w:r>
-              <w:rPr>
-                <w:rFonts w:ascii="Arial Unicode MS" w:hAnsi="Arial Unicode MS" w:eastAsia="Arial Unicode MS"/>
-                <w:b w:val="0"/>
-                <w:color w:val="172B3A"/>
-                <w:sz w:val="19"/>
-              </w:rPr>
-              <w:t>统一运行器</w:t>
-            </w:r>
-          </w:p>
-        </w:tc>
-        <w:tc>
-          <w:tcPr>
-            <w:tcW w:type="dxa" w:w="2880"/>
-            <w:vAlign w:val="center"/>
-            <w:tcMar>
-              <w:top w:w="80" w:type="dxa"/>
-              <w:bottom w:w="80" w:type="dxa"/>
-              <w:start w:w="120" w:type="dxa"/>
-              <w:end w:w="120" w:type="dxa"/>
-            </w:tcMar>
-          </w:tcPr>
-          <w:p>
-            <w:pPr>
-              <w:widowControl/>
-              <w:spacing w:before="0" w:after="40" w:line="276" w:lineRule="auto"/>
-            </w:pPr>
-            <w:r>
-              <w:rPr>
-                <w:rFonts w:ascii="Arial Unicode MS" w:hAnsi="Arial Unicode MS" w:eastAsia="Arial Unicode MS"/>
-                <w:b w:val="0"/>
-                <w:color w:val="172B3A"/>
-                <w:sz w:val="19"/>
-              </w:rPr>
-            </w:r>
-            <w:r>
-              <w:rPr>
-                <w:rFonts w:ascii="Arial Unicode MS" w:hAnsi="Arial Unicode MS" w:eastAsia="Arial Unicode MS"/>
-                <w:b w:val="0"/>
-                <w:color w:val="172B3A"/>
-                <w:sz w:val="19"/>
-              </w:rPr>
-              <w:t>run_indicator_tests.py</w:t>
-            </w:r>
-          </w:p>
-        </w:tc>
-        <w:tc>
-          <w:tcPr>
-            <w:tcW w:type="dxa" w:w="4680"/>
-            <w:vAlign w:val="center"/>
-            <w:tcMar>
-              <w:top w:w="80" w:type="dxa"/>
-              <w:bottom w:w="80" w:type="dxa"/>
-              <w:start w:w="120" w:type="dxa"/>
-              <w:end w:w="120" w:type="dxa"/>
-            </w:tcMar>
-          </w:tcPr>
-          <w:p>
-            <w:pPr>
-              <w:widowControl/>
-              <w:spacing w:before="0" w:after="40" w:line="276" w:lineRule="auto"/>
-            </w:pPr>
-            <w:r>
-              <w:rPr>
-                <w:rFonts w:ascii="Arial Unicode MS" w:hAnsi="Arial Unicode MS" w:eastAsia="Arial Unicode MS"/>
-                <w:b w:val="0"/>
-                <w:color w:val="172B3A"/>
-                <w:sz w:val="19"/>
-              </w:rPr>
-            </w:r>
-            <w:r>
-              <w:rPr>
-                <w:rFonts w:ascii="Arial Unicode MS" w:hAnsi="Arial Unicode MS" w:eastAsia="Arial Unicode MS"/>
-                <w:b w:val="0"/>
-                <w:color w:val="172B3A"/>
-                <w:sz w:val="19"/>
-              </w:rPr>
-              <w:t>选择单项或全部运行并输出 JSON 证据</w:t>
-            </w:r>
-          </w:p>
-        </w:tc>
-      </w:tr>
-      <w:tr>
-        <w:tc>
-          <w:tcPr>
-            <w:tcW w:type="dxa" w:w="1800"/>
-            <w:vAlign w:val="center"/>
-            <w:tcMar>
-              <w:top w:w="80" w:type="dxa"/>
-              <w:bottom w:w="80" w:type="dxa"/>
-              <w:start w:w="120" w:type="dxa"/>
-              <w:end w:w="120" w:type="dxa"/>
-            </w:tcMar>
-          </w:tcPr>
-          <w:p>
-            <w:pPr>
-              <w:widowControl/>
-              <w:spacing w:before="0" w:after="40" w:line="276" w:lineRule="auto"/>
-            </w:pPr>
-            <w:r>
-              <w:rPr>
-                <w:rFonts w:ascii="Arial Unicode MS" w:hAnsi="Arial Unicode MS" w:eastAsia="Arial Unicode MS"/>
-                <w:b w:val="0"/>
-                <w:color w:val="172B3A"/>
-                <w:sz w:val="19"/>
-              </w:rPr>
-            </w:r>
-            <w:r>
-              <w:rPr>
-                <w:rFonts w:ascii="Arial Unicode MS" w:hAnsi="Arial Unicode MS" w:eastAsia="Arial Unicode MS"/>
-                <w:b w:val="0"/>
-                <w:color w:val="172B3A"/>
-                <w:sz w:val="19"/>
-              </w:rPr>
-              <w:t>机器可读清单</w:t>
-            </w:r>
-          </w:p>
-        </w:tc>
-        <w:tc>
-          <w:tcPr>
-            <w:tcW w:type="dxa" w:w="2880"/>
-            <w:vAlign w:val="center"/>
-            <w:tcMar>
-              <w:top w:w="80" w:type="dxa"/>
-              <w:bottom w:w="80" w:type="dxa"/>
-              <w:start w:w="120" w:type="dxa"/>
-              <w:end w:w="120" w:type="dxa"/>
-            </w:tcMar>
-          </w:tcPr>
-          <w:p>
-            <w:pPr>
-              <w:widowControl/>
-              <w:spacing w:before="0" w:after="40" w:line="276" w:lineRule="auto"/>
-            </w:pPr>
-            <w:r>
-              <w:rPr>
-                <w:rFonts w:ascii="Arial Unicode MS" w:hAnsi="Arial Unicode MS" w:eastAsia="Arial Unicode MS"/>
-                <w:b w:val="0"/>
-                <w:color w:val="172B3A"/>
-                <w:sz w:val="19"/>
-              </w:rPr>
-            </w:r>
-            <w:r>
-              <w:rPr>
-                <w:rFonts w:ascii="Arial Unicode MS" w:hAnsi="Arial Unicode MS" w:eastAsia="Arial Unicode MS"/>
-                <w:b w:val="0"/>
-                <w:color w:val="172B3A"/>
-                <w:sz w:val="19"/>
-              </w:rPr>
-              <w:t>algorithm_manifest.json</w:t>
-            </w:r>
-          </w:p>
-        </w:tc>
-        <w:tc>
-          <w:tcPr>
-            <w:tcW w:type="dxa" w:w="4680"/>
-            <w:vAlign w:val="center"/>
-            <w:tcMar>
-              <w:top w:w="80" w:type="dxa"/>
-              <w:bottom w:w="80" w:type="dxa"/>
-              <w:start w:w="120" w:type="dxa"/>
-              <w:end w:w="120" w:type="dxa"/>
-            </w:tcMar>
-          </w:tcPr>
-          <w:p>
-            <w:pPr>
-              <w:widowControl/>
-              <w:spacing w:before="0" w:after="40" w:line="276" w:lineRule="auto"/>
-            </w:pPr>
-            <w:r>
-              <w:rPr>
-                <w:rFonts w:ascii="Arial Unicode MS" w:hAnsi="Arial Unicode MS" w:eastAsia="Arial Unicode MS"/>
-                <w:b w:val="0"/>
-                <w:color w:val="172B3A"/>
-                <w:sz w:val="19"/>
-              </w:rPr>
-            </w:r>
-            <w:r>
-              <w:rPr>
-                <w:rFonts w:ascii="Arial Unicode MS" w:hAnsi="Arial Unicode MS" w:eastAsia="Arial Unicode MS"/>
-                <w:b w:val="0"/>
-                <w:color w:val="172B3A"/>
-                <w:sz w:val="19"/>
-              </w:rPr>
-              <w:t>指标、文件、命令和判据映射</w:t>
-            </w:r>
-          </w:p>
-        </w:tc>
-      </w:tr>
-      <w:tr>
-        <w:tc>
-          <w:tcPr>
-            <w:tcW w:type="dxa" w:w="1800"/>
-            <w:vAlign w:val="center"/>
-            <w:tcMar>
-              <w:top w:w="80" w:type="dxa"/>
-              <w:bottom w:w="80" w:type="dxa"/>
-              <w:start w:w="120" w:type="dxa"/>
-              <w:end w:w="120" w:type="dxa"/>
-            </w:tcMar>
-          </w:tcPr>
-          <w:p>
-            <w:pPr>
-              <w:widowControl/>
-              <w:spacing w:before="0" w:after="40" w:line="276" w:lineRule="auto"/>
-            </w:pPr>
-            <w:r>
-              <w:rPr>
-                <w:rFonts w:ascii="Arial Unicode MS" w:hAnsi="Arial Unicode MS" w:eastAsia="Arial Unicode MS"/>
-                <w:b w:val="0"/>
-                <w:color w:val="172B3A"/>
-                <w:sz w:val="19"/>
-              </w:rPr>
-            </w:r>
-            <w:r>
-              <w:rPr>
-                <w:rFonts w:ascii="Arial Unicode MS" w:hAnsi="Arial Unicode MS" w:eastAsia="Arial Unicode MS"/>
-                <w:b w:val="0"/>
-                <w:color w:val="172B3A"/>
-                <w:sz w:val="19"/>
-              </w:rPr>
-              <w:t>交付包构建器</w:t>
-            </w:r>
-          </w:p>
-        </w:tc>
-        <w:tc>
-          <w:tcPr>
-            <w:tcW w:type="dxa" w:w="2880"/>
-            <w:vAlign w:val="center"/>
-            <w:tcMar>
-              <w:top w:w="80" w:type="dxa"/>
-              <w:bottom w:w="80" w:type="dxa"/>
-              <w:start w:w="120" w:type="dxa"/>
-              <w:end w:w="120" w:type="dxa"/>
-            </w:tcMar>
-          </w:tcPr>
-          <w:p>
-            <w:pPr>
-              <w:widowControl/>
-              <w:spacing w:before="0" w:after="40" w:line="276" w:lineRule="auto"/>
-            </w:pPr>
-            <w:r>
-              <w:rPr>
-                <w:rFonts w:ascii="Arial Unicode MS" w:hAnsi="Arial Unicode MS" w:eastAsia="Arial Unicode MS"/>
-                <w:b w:val="0"/>
-                <w:color w:val="172B3A"/>
-                <w:sz w:val="19"/>
-              </w:rPr>
-            </w:r>
-            <w:r>
-              <w:rPr>
-                <w:rFonts w:ascii="Arial Unicode MS" w:hAnsi="Arial Unicode MS" w:eastAsia="Arial Unicode MS"/>
-                <w:b w:val="0"/>
-                <w:color w:val="172B3A"/>
-                <w:sz w:val="19"/>
-              </w:rPr>
-              <w:t>tools/build_delivery_package.py</w:t>
-            </w:r>
-          </w:p>
-        </w:tc>
-        <w:tc>
-          <w:tcPr>
-            <w:tcW w:type="dxa" w:w="4680"/>
-            <w:vAlign w:val="center"/>
-            <w:tcMar>
-              <w:top w:w="80" w:type="dxa"/>
-              <w:bottom w:w="80" w:type="dxa"/>
-              <w:start w:w="120" w:type="dxa"/>
-              <w:end w:w="120" w:type="dxa"/>
-            </w:tcMar>
-          </w:tcPr>
-          <w:p>
-            <w:pPr>
-              <w:widowControl/>
-              <w:spacing w:before="0" w:after="40" w:line="276" w:lineRule="auto"/>
-            </w:pPr>
-            <w:r>
-              <w:rPr>
-                <w:rFonts w:ascii="Arial Unicode MS" w:hAnsi="Arial Unicode MS" w:eastAsia="Arial Unicode MS"/>
-                <w:b w:val="0"/>
-                <w:color w:val="172B3A"/>
-                <w:sz w:val="19"/>
-              </w:rPr>
-            </w:r>
-            <w:r>
-              <w:rPr>
-                <w:rFonts w:ascii="Arial Unicode MS" w:hAnsi="Arial Unicode MS" w:eastAsia="Arial Unicode MS"/>
-                <w:b w:val="0"/>
-                <w:color w:val="172B3A"/>
-                <w:sz w:val="19"/>
-              </w:rPr>
-              <w:t>确定性生成 ZIP，并写入逐文件 SHA-256 清单</w:t>
+              <w:t>3.1、3.3、3.6、3.8、3.9</w:t>
             </w:r>
           </w:p>
         </w:tc>
@@ -1257,18 +857,40 @@
     </w:p>
     <w:p>
       <w:pPr>
-        <w:pStyle w:val="Heading1"/>
+        <w:widowControl/>
+        <w:spacing w:before="0" w:after="100" w:line="288" w:lineRule="auto"/>
       </w:pPr>
       <w:r>
-        <w:t>3. 环境与通用运行方法</w:t>
+        <w:rPr>
+          <w:rFonts w:ascii="Noto Sans CJK SC" w:hAnsi="Noto Sans CJK SC" w:eastAsia="Noto Sans CJK SC"/>
+          <w:color w:val="172B3A"/>
+          <w:sz w:val="22"/>
+        </w:rPr>
+        <w:t xml:space="preserve">选择依据、许可证、固定 commit 和源归档指纹见 </w:t>
+      </w:r>
+      <w:r>
+        <w:rPr>
+          <w:rFonts w:ascii="Menlo" w:hAnsi="Menlo" w:eastAsia="Noto Sans CJK SC"/>
+          <w:color w:val="172B3A"/>
+          <w:sz w:val="21"/>
+        </w:rPr>
+        <w:t>REFERENCES.md</w:t>
+      </w:r>
+      <w:r>
+        <w:rPr>
+          <w:rFonts w:ascii="Noto Sans CJK SC" w:hAnsi="Noto Sans CJK SC" w:eastAsia="Noto Sans CJK SC"/>
+          <w:color w:val="172B3A"/>
+          <w:sz w:val="22"/>
+        </w:rPr>
+        <w:t xml:space="preserve"> 与公开数据清单。MetroPT-3 和 SECOM 是工业数据；FordA 是汽车发动机时序分类数据；Hospital 是公开关系数据质量基准。3.4 与 3.7 只使用带有官方维护区间关系表的 MetroPT-3，其他基准不构造替代关系表。</w:t>
       </w:r>
     </w:p>
     <w:p>
       <w:pPr>
-        <w:pStyle w:val="Heading2"/>
+        <w:pStyle w:val="Heading1"/>
       </w:pPr>
       <w:r>
-        <w:t>3.1 环境要求</w:t>
+        <w:t>3. 环境与统一运行</w:t>
       </w:r>
     </w:p>
     <w:p>
@@ -1282,7 +904,7 @@
       </w:pPr>
       <w:r>
         <w:rPr>
-          <w:rFonts w:ascii="Arial Unicode MS" w:hAnsi="Arial Unicode MS" w:eastAsia="Arial Unicode MS"/>
+          <w:rFonts w:ascii="Noto Sans CJK SC" w:hAnsi="Noto Sans CJK SC" w:eastAsia="Noto Sans CJK SC"/>
           <w:color w:val="172B3A"/>
           <w:sz w:val="22"/>
         </w:rPr>
@@ -1300,11 +922,11 @@
       </w:pPr>
       <w:r>
         <w:rPr>
-          <w:rFonts w:ascii="Arial Unicode MS" w:hAnsi="Arial Unicode MS" w:eastAsia="Arial Unicode MS"/>
+          <w:rFonts w:ascii="Noto Sans CJK SC" w:hAnsi="Noto Sans CJK SC" w:eastAsia="Noto Sans CJK SC"/>
           <w:color w:val="172B3A"/>
           <w:sz w:val="22"/>
         </w:rPr>
-        <w:t>3.1–3.9 的核心测试仅使用 Python 标准库。</w:t>
+        <w:t>核心指标测试仅使用 Python 标准库。</w:t>
       </w:r>
     </w:p>
     <w:p>
@@ -1318,11 +940,27 @@
       </w:pPr>
       <w:r>
         <w:rPr>
-          <w:rFonts w:ascii="Arial Unicode MS" w:hAnsi="Arial Unicode MS" w:eastAsia="Arial Unicode MS"/>
+          <w:rFonts w:ascii="Noto Sans CJK SC" w:hAnsi="Noto Sans CJK SC" w:eastAsia="Noto Sans CJK SC"/>
           <w:color w:val="172B3A"/>
           <w:sz w:val="22"/>
         </w:rPr>
-        <w:t>建议在固定机器、固定电源策略和低后台负载条件下执行性能测试。</w:t>
+        <w:t xml:space="preserve">所有命令从 </w:t>
+      </w:r>
+      <w:r>
+        <w:rPr>
+          <w:rFonts w:ascii="Menlo" w:hAnsi="Menlo" w:eastAsia="Noto Sans CJK SC"/>
+          <w:color w:val="172B3A"/>
+          <w:sz w:val="21"/>
+        </w:rPr>
+        <w:t>code</w:t>
+      </w:r>
+      <w:r>
+        <w:rPr>
+          <w:rFonts w:ascii="Noto Sans CJK SC" w:hAnsi="Noto Sans CJK SC" w:eastAsia="Noto Sans CJK SC"/>
+          <w:color w:val="172B3A"/>
+          <w:sz w:val="22"/>
+        </w:rPr>
+        <w:t xml:space="preserve"> 目录执行。</w:t>
       </w:r>
     </w:p>
     <w:p>
@@ -1336,27 +974,11 @@
       </w:pPr>
       <w:r>
         <w:rPr>
-          <w:rFonts w:ascii="Arial Unicode MS" w:hAnsi="Arial Unicode MS" w:eastAsia="Arial Unicode MS"/>
+          <w:rFonts w:ascii="Noto Sans CJK SC" w:hAnsi="Noto Sans CJK SC" w:eastAsia="Noto Sans CJK SC"/>
           <w:color w:val="172B3A"/>
           <w:sz w:val="22"/>
         </w:rPr>
-        <w:t xml:space="preserve">所有命令均从项目的 </w:t>
-      </w:r>
-      <w:r>
-        <w:rPr>
-          <w:rFonts w:ascii="Menlo" w:hAnsi="Menlo" w:eastAsia="Arial Unicode MS"/>
-          <w:color w:val="172B3A"/>
-          <w:sz w:val="21"/>
-        </w:rPr>
-        <w:t>code</w:t>
-      </w:r>
-      <w:r>
-        <w:rPr>
-          <w:rFonts w:ascii="Arial Unicode MS" w:hAnsi="Arial Unicode MS" w:eastAsia="Arial Unicode MS"/>
-          <w:color w:val="172B3A"/>
-          <w:sz w:val="22"/>
-        </w:rPr>
-        <w:t xml:space="preserve"> 目录运行。</w:t>
+        <w:t>性能测试应固定机器、电源策略和后台负载。</w:t>
       </w:r>
     </w:p>
     <w:p>
@@ -1368,21 +990,31 @@
       </w:pPr>
       <w:r>
         <w:rPr>
-          <w:rFonts w:ascii="Menlo" w:hAnsi="Menlo" w:eastAsia="Arial Unicode MS"/>
+          <w:rFonts w:ascii="Menlo" w:hAnsi="Menlo" w:eastAsia="Noto Sans CJK SC"/>
           <w:color w:val="172B3A"/>
           <w:sz w:val="17"/>
         </w:rPr>
         <w:t>cd code</w:t>
         <w:br/>
         <w:t>python3 --version</w:t>
+        <w:br/>
+        <w:t>python3 tools/fetch_full_benchmarks.py</w:t>
+        <w:br/>
+        <w:t>python3 run_indicator_tests.py all</w:t>
       </w:r>
     </w:p>
     <w:p>
       <w:pPr>
-        <w:pStyle w:val="Heading2"/>
+        <w:widowControl/>
+        <w:spacing w:before="0" w:after="100" w:line="288" w:lineRule="auto"/>
       </w:pPr>
       <w:r>
-        <w:t>3.2 逐项与全量运行</w:t>
+        <w:rPr>
+          <w:rFonts w:ascii="Noto Sans CJK SC" w:hAnsi="Noto Sans CJK SC" w:eastAsia="Noto Sans CJK SC"/>
+          <w:color w:val="172B3A"/>
+          <w:sz w:val="22"/>
+        </w:rPr>
+        <w:t>单项运行：</w:t>
       </w:r>
     </w:p>
     <w:p>
@@ -1394,23 +1026,13 @@
       </w:pPr>
       <w:r>
         <w:rPr>
-          <w:rFonts w:ascii="Menlo" w:hAnsi="Menlo" w:eastAsia="Arial Unicode MS"/>
+          <w:rFonts w:ascii="Menlo" w:hAnsi="Menlo" w:eastAsia="Noto Sans CJK SC"/>
           <w:color w:val="172B3A"/>
           <w:sz w:val="17"/>
         </w:rPr>
-        <w:t># 单项运行，3.1 可替换为 3.2 至 3.9</w:t>
-        <w:br/>
         <w:t>python3 run_indicator_tests.py 3.1</w:t>
         <w:br/>
-        <w:br/>
-        <w:t># 全部运行</w:t>
-        <w:br/>
-        <w:t>python3 run_indicator_tests.py all</w:t>
-        <w:br/>
-        <w:br/>
-        <w:t># 指定报告目录</w:t>
-        <w:br/>
-        <w:t>python3 run_indicator_tests.py all --report-dir ./data/reports/acceptance</w:t>
+        <w:t># 将 3.1 替换为 3.2 至 3.9</w:t>
       </w:r>
     </w:p>
     <w:p>
@@ -1420,11 +1042,11 @@
       </w:pPr>
       <w:r>
         <w:rPr>
-          <w:rFonts w:ascii="Arial Unicode MS" w:hAnsi="Arial Unicode MS" w:eastAsia="Arial Unicode MS"/>
+          <w:rFonts w:ascii="Noto Sans CJK SC" w:hAnsi="Noto Sans CJK SC" w:eastAsia="Noto Sans CJK SC"/>
           <w:color w:val="172B3A"/>
           <w:sz w:val="22"/>
         </w:rPr>
-        <w:t>也可以直接运行测试文件：</w:t>
+        <w:t>指定证据目录：</w:t>
       </w:r>
     </w:p>
     <w:p>
@@ -1436,11 +1058,11 @@
       </w:pPr>
       <w:r>
         <w:rPr>
-          <w:rFonts w:ascii="Menlo" w:hAnsi="Menlo" w:eastAsia="Arial Unicode MS"/>
+          <w:rFonts w:ascii="Menlo" w:hAnsi="Menlo" w:eastAsia="Noto Sans CJK SC"/>
           <w:color w:val="172B3A"/>
           <w:sz w:val="17"/>
         </w:rPr>
-        <w:t>python3 tests/individual/test_indicator_3_1.py</w:t>
+        <w:t>python3 run_indicator_tests.py all --report-dir ./data/reports/acceptance</w:t>
       </w:r>
     </w:p>
     <w:p>
@@ -1450,67 +1072,27 @@
       </w:pPr>
       <w:r>
         <w:rPr>
-          <w:rFonts w:ascii="Arial Unicode MS" w:hAnsi="Arial Unicode MS" w:eastAsia="Arial Unicode MS"/>
+          <w:rFonts w:ascii="Noto Sans CJK SC" w:hAnsi="Noto Sans CJK SC" w:eastAsia="Noto Sans CJK SC"/>
           <w:color w:val="172B3A"/>
           <w:sz w:val="22"/>
         </w:rPr>
-        <w:t xml:space="preserve">统一运行器退出码为 </w:t>
-      </w:r>
-      <w:r>
-        <w:rPr>
-          <w:rFonts w:ascii="Menlo" w:hAnsi="Menlo" w:eastAsia="Arial Unicode MS"/>
-          <w:color w:val="172B3A"/>
-          <w:sz w:val="21"/>
-        </w:rPr>
-        <w:t>0</w:t>
-      </w:r>
-      <w:r>
-        <w:rPr>
-          <w:rFonts w:ascii="Arial Unicode MS" w:hAnsi="Arial Unicode MS" w:eastAsia="Arial Unicode MS"/>
-          <w:color w:val="172B3A"/>
-          <w:sz w:val="22"/>
-        </w:rPr>
-        <w:t xml:space="preserve"> 表示所选测试和对应算法基准均通过，非 </w:t>
-      </w:r>
-      <w:r>
-        <w:rPr>
-          <w:rFonts w:ascii="Menlo" w:hAnsi="Menlo" w:eastAsia="Arial Unicode MS"/>
-          <w:color w:val="172B3A"/>
-          <w:sz w:val="21"/>
-        </w:rPr>
-        <w:t>0</w:t>
-      </w:r>
-      <w:r>
-        <w:rPr>
-          <w:rFonts w:ascii="Arial Unicode MS" w:hAnsi="Arial Unicode MS" w:eastAsia="Arial Unicode MS"/>
-          <w:color w:val="172B3A"/>
-          <w:sz w:val="22"/>
-        </w:rPr>
-        <w:t xml:space="preserve"> 表示至少一项未通过。默认报告目录为 </w:t>
-      </w:r>
-      <w:r>
-        <w:rPr>
-          <w:rFonts w:ascii="Menlo" w:hAnsi="Menlo" w:eastAsia="Arial Unicode MS"/>
-          <w:color w:val="172B3A"/>
-          <w:sz w:val="21"/>
-        </w:rPr>
-        <w:t>data/reports/indicator-tests/</w:t>
-      </w:r>
-      <w:r>
-        <w:rPr>
-          <w:rFonts w:ascii="Arial Unicode MS" w:hAnsi="Arial Unicode MS" w:eastAsia="Arial Unicode MS"/>
-          <w:color w:val="172B3A"/>
-          <w:sz w:val="22"/>
-        </w:rPr>
-        <w:t>。</w:t>
+        <w:t>运行完整单元与并发回归：</w:t>
       </w:r>
     </w:p>
     <w:p>
       <w:pPr>
-        <w:pStyle w:val="Heading2"/>
+        <w:widowControl/>
+        <w:spacing w:before="60" w:after="140" w:line="252" w:lineRule="auto"/>
+        <w:ind w:left="259" w:right="259"/>
+        <w:shd w:fill="F2F4F7"/>
       </w:pPr>
       <w:r>
-        <w:t>3.3 通用证据要求</w:t>
+        <w:rPr>
+          <w:rFonts w:ascii="Menlo" w:hAnsi="Menlo" w:eastAsia="Noto Sans CJK SC"/>
+          <w:color w:val="172B3A"/>
+          <w:sz w:val="17"/>
+        </w:rPr>
+        <w:t>python3 -m unittest discover -s tests -p 'test_*.py'</w:t>
       </w:r>
     </w:p>
     <w:p>
@@ -1520,43 +1102,27 @@
       </w:pPr>
       <w:r>
         <w:rPr>
-          <w:rFonts w:ascii="Arial Unicode MS" w:hAnsi="Arial Unicode MS" w:eastAsia="Arial Unicode MS"/>
+          <w:rFonts w:ascii="Noto Sans CJK SC" w:hAnsi="Noto Sans CJK SC" w:eastAsia="Noto Sans CJK SC"/>
           <w:color w:val="172B3A"/>
           <w:sz w:val="22"/>
         </w:rPr>
-        <w:t xml:space="preserve">每次正式记录至少保留：源代码版本标识、JSON 报告、Python 版本、操作系统与处理器信息、测试数据说明、参数、重复次数、原始结果和异常日志。统一运行器会记录 Git commit、已跟踪文件的工作树状态、算法清单 SHA-256、参与测试的逐文件哈希和组合源码哈希；未跟踪本地文件不影响 </w:t>
+        <w:t xml:space="preserve">退出码 </w:t>
       </w:r>
       <w:r>
         <w:rPr>
-          <w:rFonts w:ascii="Menlo" w:hAnsi="Menlo" w:eastAsia="Arial Unicode MS"/>
+          <w:rFonts w:ascii="Menlo" w:hAnsi="Menlo" w:eastAsia="Noto Sans CJK SC"/>
           <w:color w:val="172B3A"/>
           <w:sz w:val="21"/>
         </w:rPr>
-        <w:t>git_dirty</w:t>
+        <w:t>0</w:t>
       </w:r>
       <w:r>
         <w:rPr>
-          <w:rFonts w:ascii="Arial Unicode MS" w:hAnsi="Arial Unicode MS" w:eastAsia="Arial Unicode MS"/>
+          <w:rFonts w:ascii="Noto Sans CJK SC" w:hAnsi="Noto Sans CJK SC" w:eastAsia="Noto Sans CJK SC"/>
           <w:color w:val="172B3A"/>
           <w:sz w:val="22"/>
         </w:rPr>
-        <w:t xml:space="preserve">，交付内容完整性由 </w:t>
-      </w:r>
-      <w:r>
-        <w:rPr>
-          <w:rFonts w:ascii="Menlo" w:hAnsi="Menlo" w:eastAsia="Arial Unicode MS"/>
-          <w:color w:val="172B3A"/>
-          <w:sz w:val="21"/>
-        </w:rPr>
-        <w:t>PACKAGE_MANIFEST.json</w:t>
-      </w:r>
-      <w:r>
-        <w:rPr>
-          <w:rFonts w:ascii="Arial Unicode MS" w:hAnsi="Arial Unicode MS" w:eastAsia="Arial Unicode MS"/>
-          <w:color w:val="172B3A"/>
-          <w:sz w:val="22"/>
-        </w:rPr>
-        <w:t xml:space="preserve"> 单独校验。不在 Git 工作树中运行时，commit 字段为空，但源码组合哈希仍可用于核对。3.3、3.4 报告样例数量、准确率及固定样例集合的描述性 Wilson 95% 二项区间；该区间不表示未抽样业务数据的总体准确率。3.5 报告预热次数、7 次同进程重复测量、每次吞吐、最低值、中位数、最高值和变异系数。任一基准异常都会作为失败结果写入报告，其余指标继续执行。</w:t>
+        <w:t xml:space="preserve"> 表示所选单元测试与公开基准均通过。JSON 报告记录 Python、操作系统、处理器、Git commit、算法清单 SHA-256、源码组合哈希、公开数据来源和逐项结果。</w:t>
       </w:r>
     </w:p>
     <w:p>
@@ -1574,30 +1140,7 @@
       </w:pPr>
       <w:r>
         <w:rPr>
-          <w:rFonts w:ascii="Arial Unicode MS" w:hAnsi="Arial Unicode MS" w:eastAsia="Arial Unicode MS"/>
-          <w:b/>
-          <w:color w:val="1F4D78"/>
-          <w:sz w:val="22"/>
-        </w:rPr>
-        <w:t>指标目标：</w:t>
-      </w:r>
-      <w:r>
-        <w:rPr>
-          <w:rFonts w:ascii="Arial Unicode MS" w:hAnsi="Arial Unicode MS" w:eastAsia="Arial Unicode MS"/>
-          <w:color w:val="172B3A"/>
-          <w:sz w:val="22"/>
-        </w:rPr>
-        <w:t xml:space="preserve"> 支持序列数据和关系数据的存储与压缩。</w:t>
-      </w:r>
-    </w:p>
-    <w:p>
-      <w:pPr>
-        <w:widowControl/>
-        <w:spacing w:before="0" w:after="100" w:line="288" w:lineRule="auto"/>
-      </w:pPr>
-      <w:r>
-        <w:rPr>
-          <w:rFonts w:ascii="Arial Unicode MS" w:hAnsi="Arial Unicode MS" w:eastAsia="Arial Unicode MS"/>
+          <w:rFonts w:ascii="Noto Sans CJK SC" w:hAnsi="Noto Sans CJK SC" w:eastAsia="Noto Sans CJK SC"/>
           <w:b/>
           <w:color w:val="1F4D78"/>
           <w:sz w:val="22"/>
@@ -1606,7 +1149,7 @@
       </w:r>
       <w:r>
         <w:rPr>
-          <w:rFonts w:ascii="Arial Unicode MS" w:hAnsi="Arial Unicode MS" w:eastAsia="Arial Unicode MS"/>
+          <w:rFonts w:ascii="Noto Sans CJK SC" w:hAnsi="Noto Sans CJK SC" w:eastAsia="Noto Sans CJK SC"/>
           <w:color w:val="172B3A"/>
           <w:sz w:val="22"/>
         </w:rPr>
@@ -1614,7 +1157,7 @@
       </w:r>
       <w:r>
         <w:rPr>
-          <w:rFonts w:ascii="Menlo" w:hAnsi="Menlo" w:eastAsia="Arial Unicode MS"/>
+          <w:rFonts w:ascii="Menlo" w:hAnsi="Menlo" w:eastAsia="Noto Sans CJK SC"/>
           <w:color w:val="172B3A"/>
           <w:sz w:val="21"/>
         </w:rPr>
@@ -1622,15 +1165,15 @@
       </w:r>
       <w:r>
         <w:rPr>
-          <w:rFonts w:ascii="Arial Unicode MS" w:hAnsi="Arial Unicode MS" w:eastAsia="Arial Unicode MS"/>
+          <w:rFonts w:ascii="Noto Sans CJK SC" w:hAnsi="Noto Sans CJK SC" w:eastAsia="Noto Sans CJK SC"/>
           <w:color w:val="172B3A"/>
           <w:sz w:val="22"/>
         </w:rPr>
-        <w:t xml:space="preserve">；共用原子写入、文件锁与保留策略位于 </w:t>
+        <w:t xml:space="preserve">，原子写入和文件锁见 </w:t>
       </w:r>
       <w:r>
         <w:rPr>
-          <w:rFonts w:ascii="Menlo" w:hAnsi="Menlo" w:eastAsia="Arial Unicode MS"/>
+          <w:rFonts w:ascii="Menlo" w:hAnsi="Menlo" w:eastAsia="Noto Sans CJK SC"/>
           <w:color w:val="172B3A"/>
           <w:sz w:val="21"/>
         </w:rPr>
@@ -1638,7 +1181,7 @@
       </w:r>
       <w:r>
         <w:rPr>
-          <w:rFonts w:ascii="Arial Unicode MS" w:hAnsi="Arial Unicode MS" w:eastAsia="Arial Unicode MS"/>
+          <w:rFonts w:ascii="Noto Sans CJK SC" w:hAnsi="Noto Sans CJK SC" w:eastAsia="Noto Sans CJK SC"/>
           <w:color w:val="172B3A"/>
           <w:sz w:val="22"/>
         </w:rPr>
@@ -1652,58 +1195,12 @@
       </w:pPr>
       <w:r>
         <w:rPr>
-          <w:rFonts w:ascii="Arial Unicode MS" w:hAnsi="Arial Unicode MS" w:eastAsia="Arial Unicode MS"/>
+          <w:rFonts w:ascii="Noto Sans CJK SC" w:hAnsi="Noto Sans CJK SC" w:eastAsia="Noto Sans CJK SC"/>
           <w:b/>
           <w:color w:val="1F4D78"/>
           <w:sz w:val="22"/>
         </w:rPr>
-        <w:t>支持输入：</w:t>
-      </w:r>
-      <w:r>
-        <w:rPr>
-          <w:rFonts w:ascii="Arial Unicode MS" w:hAnsi="Arial Unicode MS" w:eastAsia="Arial Unicode MS"/>
-          <w:color w:val="172B3A"/>
-          <w:sz w:val="22"/>
-        </w:rPr>
-        <w:t xml:space="preserve"> Python 对象数组。序列记录可包含时间戳、设备标识、数值和扩展字段；关系记录可包含工单、产品、工序、设备和有效时间窗等字段。字段值写入 SQLite 时按文本持久化。</w:t>
-      </w:r>
-    </w:p>
-    <w:p>
-      <w:pPr>
-        <w:widowControl/>
-        <w:spacing w:before="0" w:after="100" w:line="288" w:lineRule="auto"/>
-      </w:pPr>
-      <w:r>
-        <w:rPr>
-          <w:rFonts w:ascii="Arial Unicode MS" w:hAnsi="Arial Unicode MS" w:eastAsia="Arial Unicode MS"/>
-          <w:b/>
-          <w:color w:val="1F4D78"/>
-          <w:sz w:val="22"/>
-        </w:rPr>
-        <w:t>算法说明：</w:t>
-      </w:r>
-      <w:r>
-        <w:rPr>
-          <w:rFonts w:ascii="Arial Unicode MS" w:hAnsi="Arial Unicode MS" w:eastAsia="Arial Unicode MS"/>
-          <w:color w:val="172B3A"/>
-          <w:sz w:val="22"/>
-        </w:rPr>
-        <w:t xml:space="preserve"> 序列数据编码为 UTF-8 JSON 后使用 Gzip 压缩；关系数据写入 SQLite，并生成数据库 Gzip 备份。文件采用原子替换，关系数据库访问使用路径锁和事务。</w:t>
-      </w:r>
-    </w:p>
-    <w:p>
-      <w:pPr>
-        <w:widowControl/>
-        <w:spacing w:before="0" w:after="100" w:line="288" w:lineRule="auto"/>
-      </w:pPr>
-      <w:r>
-        <w:rPr>
-          <w:rFonts w:ascii="Arial Unicode MS" w:hAnsi="Arial Unicode MS" w:eastAsia="Arial Unicode MS"/>
-          <w:b/>
-          <w:color w:val="1F4D78"/>
-          <w:sz w:val="22"/>
-        </w:rPr>
-        <w:t>测试数据与用例：</w:t>
+        <w:t>真实输入：</w:t>
       </w:r>
     </w:p>
     <w:p>
@@ -1717,11 +1214,11 @@
       </w:pPr>
       <w:r>
         <w:rPr>
-          <w:rFonts w:ascii="Arial Unicode MS" w:hAnsi="Arial Unicode MS" w:eastAsia="Arial Unicode MS"/>
+          <w:rFonts w:ascii="Noto Sans CJK SC" w:hAnsi="Noto Sans CJK SC" w:eastAsia="Noto Sans CJK SC"/>
           <w:color w:val="172B3A"/>
           <w:sz w:val="22"/>
         </w:rPr>
-        <w:t>2000 条合成序列记录与 3 条工单关系记录执行写入、回读和逐值比较。</w:t>
+        <w:t>MetroPT-3 全部 1,516,948 条、15 通道传感器记录。</w:t>
       </w:r>
     </w:p>
     <w:p>
@@ -1735,11 +1232,11 @@
       </w:pPr>
       <w:r>
         <w:rPr>
-          <w:rFonts w:ascii="Arial Unicode MS" w:hAnsi="Arial Unicode MS" w:eastAsia="Arial Unicode MS"/>
+          <w:rFonts w:ascii="Noto Sans CJK SC" w:hAnsi="Noto Sans CJK SC" w:eastAsia="Noto Sans CJK SC"/>
           <w:color w:val="172B3A"/>
           <w:sz w:val="22"/>
         </w:rPr>
-        <w:t>解压 SQLite 备份并与原数据库字节比较。</w:t>
+        <w:t>FordA 完整 TRAIN 与 TEST 的 4,921 条时序。</w:t>
       </w:r>
     </w:p>
     <w:p>
@@ -1753,11 +1250,11 @@
       </w:pPr>
       <w:r>
         <w:rPr>
-          <w:rFonts w:ascii="Arial Unicode MS" w:hAnsi="Arial Unicode MS" w:eastAsia="Arial Unicode MS"/>
+          <w:rFonts w:ascii="Noto Sans CJK SC" w:hAnsi="Noto Sans CJK SC" w:eastAsia="Noto Sans CJK SC"/>
           <w:color w:val="172B3A"/>
           <w:sz w:val="22"/>
         </w:rPr>
-        <w:t>使用含双引号字段名的关系记录验证标识符转义。</w:t>
+        <w:t>SECOM 全部 1,567 条关系记录，每条包含 590 个传感器字段、标签和时间戳。</w:t>
       </w:r>
     </w:p>
     <w:p>
@@ -1771,11 +1268,11 @@
       </w:pPr>
       <w:r>
         <w:rPr>
-          <w:rFonts w:ascii="Arial Unicode MS" w:hAnsi="Arial Unicode MS" w:eastAsia="Arial Unicode MS"/>
+          <w:rFonts w:ascii="Noto Sans CJK SC" w:hAnsi="Noto Sans CJK SC" w:eastAsia="Noto Sans CJK SC"/>
           <w:color w:val="172B3A"/>
           <w:sz w:val="22"/>
         </w:rPr>
-        <w:t>使用临时目录隔离功能测试产物。</w:t>
+        <w:t>HoloClean Hospital 全部 1,000 条关系记录。</w:t>
       </w:r>
     </w:p>
     <w:p>
@@ -1785,68 +1282,66 @@
       </w:pPr>
       <w:r>
         <w:rPr>
-          <w:rFonts w:ascii="Arial Unicode MS" w:hAnsi="Arial Unicode MS" w:eastAsia="Arial Unicode MS"/>
+          <w:rFonts w:ascii="Noto Sans CJK SC" w:hAnsi="Noto Sans CJK SC" w:eastAsia="Noto Sans CJK SC"/>
           <w:b/>
           <w:color w:val="1F4D78"/>
           <w:sz w:val="22"/>
         </w:rPr>
-        <w:t>通过判据：</w:t>
+        <w:t>测试步骤：</w:t>
       </w:r>
+    </w:p>
+    <w:p>
+      <w:pPr>
+        <w:widowControl/>
+        <w:spacing w:before="0" w:after="80" w:line="288" w:lineRule="auto"/>
+        <w:numPr>
+          <w:ilvl w:val="0"/>
+          <w:numId w:val="12"/>
+        </w:numPr>
+      </w:pPr>
       <w:r>
         <w:rPr>
-          <w:rFonts w:ascii="Arial Unicode MS" w:hAnsi="Arial Unicode MS" w:eastAsia="Arial Unicode MS"/>
+          <w:rFonts w:ascii="Noto Sans CJK SC" w:hAnsi="Noto Sans CJK SC" w:eastAsia="Noto Sans CJK SC"/>
           <w:color w:val="172B3A"/>
           <w:sz w:val="22"/>
         </w:rPr>
-        <w:t xml:space="preserve"> </w:t>
+        <w:t>MetroPT-3 CSV 和 FordA TS 文件流式执行 Gzip 无损压缩与回读。</w:t>
       </w:r>
+    </w:p>
+    <w:p>
+      <w:pPr>
+        <w:widowControl/>
+        <w:spacing w:before="0" w:after="80" w:line="288" w:lineRule="auto"/>
+        <w:numPr>
+          <w:ilvl w:val="0"/>
+          <w:numId w:val="12"/>
+        </w:numPr>
+      </w:pPr>
       <w:r>
         <w:rPr>
-          <w:rFonts w:ascii="Menlo" w:hAnsi="Menlo" w:eastAsia="Arial Unicode MS"/>
-          <w:color w:val="172B3A"/>
-          <w:sz w:val="21"/>
-        </w:rPr>
-        <w:t>sequence_round_trip</w:t>
-      </w:r>
-      <w:r>
-        <w:rPr>
-          <w:rFonts w:ascii="Arial Unicode MS" w:hAnsi="Arial Unicode MS" w:eastAsia="Arial Unicode MS"/>
+          <w:rFonts w:ascii="Noto Sans CJK SC" w:hAnsi="Noto Sans CJK SC" w:eastAsia="Noto Sans CJK SC"/>
           <w:color w:val="172B3A"/>
           <w:sz w:val="22"/>
         </w:rPr>
-        <w:t>、</w:t>
+        <w:t>SECOM 与 Hospital 关系记录写入 SQLite，并生成数据库 Gzip 备份。</w:t>
       </w:r>
+    </w:p>
+    <w:p>
+      <w:pPr>
+        <w:widowControl/>
+        <w:spacing w:before="0" w:after="80" w:line="288" w:lineRule="auto"/>
+        <w:numPr>
+          <w:ilvl w:val="0"/>
+          <w:numId w:val="12"/>
+        </w:numPr>
+      </w:pPr>
       <w:r>
         <w:rPr>
-          <w:rFonts w:ascii="Menlo" w:hAnsi="Menlo" w:eastAsia="Arial Unicode MS"/>
-          <w:color w:val="172B3A"/>
-          <w:sz w:val="21"/>
-        </w:rPr>
-        <w:t>relation_round_trip</w:t>
-      </w:r>
-      <w:r>
-        <w:rPr>
-          <w:rFonts w:ascii="Arial Unicode MS" w:hAnsi="Arial Unicode MS" w:eastAsia="Arial Unicode MS"/>
+          <w:rFonts w:ascii="Noto Sans CJK SC" w:hAnsi="Noto Sans CJK SC" w:eastAsia="Noto Sans CJK SC"/>
           <w:color w:val="172B3A"/>
           <w:sz w:val="22"/>
         </w:rPr>
-        <w:t>、</w:t>
-      </w:r>
-      <w:r>
-        <w:rPr>
-          <w:rFonts w:ascii="Menlo" w:hAnsi="Menlo" w:eastAsia="Arial Unicode MS"/>
-          <w:color w:val="172B3A"/>
-          <w:sz w:val="21"/>
-        </w:rPr>
-        <w:t>relation_backup_round_trip</w:t>
-      </w:r>
-      <w:r>
-        <w:rPr>
-          <w:rFonts w:ascii="Arial Unicode MS" w:hAnsi="Arial Unicode MS" w:eastAsia="Arial Unicode MS"/>
-          <w:color w:val="172B3A"/>
-          <w:sz w:val="22"/>
-        </w:rPr>
-        <w:t xml:space="preserve"> 均为真，且序列压缩文件有效。压缩比作为证据记录，不作为 3.1 的单独阈值。</w:t>
+        <w:t>核对各数据集的完整记录数、无损解压字节、关系查询结果和备份数据库完整性。</w:t>
       </w:r>
     </w:p>
     <w:p>
@@ -1856,28 +1351,76 @@
       </w:pPr>
       <w:r>
         <w:rPr>
-          <w:rFonts w:ascii="Arial Unicode MS" w:hAnsi="Arial Unicode MS" w:eastAsia="Arial Unicode MS"/>
+          <w:rFonts w:ascii="Noto Sans CJK SC" w:hAnsi="Noto Sans CJK SC" w:eastAsia="Noto Sans CJK SC"/>
           <w:b/>
           <w:color w:val="1F4D78"/>
           <w:sz w:val="22"/>
         </w:rPr>
-        <w:t>运行命令：</w:t>
+        <w:t>通过判据：</w:t>
+      </w:r>
+      <w:r>
+        <w:rPr>
+          <w:rFonts w:ascii="Noto Sans CJK SC" w:hAnsi="Noto Sans CJK SC" w:eastAsia="Noto Sans CJK SC"/>
+          <w:color w:val="172B3A"/>
+          <w:sz w:val="22"/>
+        </w:rPr>
+        <w:t xml:space="preserve"> </w:t>
+      </w:r>
+      <w:r>
+        <w:rPr>
+          <w:rFonts w:ascii="Menlo" w:hAnsi="Menlo" w:eastAsia="Noto Sans CJK SC"/>
+          <w:color w:val="172B3A"/>
+          <w:sz w:val="21"/>
+        </w:rPr>
+        <w:t>sequence_round_trip</w:t>
+      </w:r>
+      <w:r>
+        <w:rPr>
+          <w:rFonts w:ascii="Noto Sans CJK SC" w:hAnsi="Noto Sans CJK SC" w:eastAsia="Noto Sans CJK SC"/>
+          <w:color w:val="172B3A"/>
+          <w:sz w:val="22"/>
+        </w:rPr>
+        <w:t>、</w:t>
+      </w:r>
+      <w:r>
+        <w:rPr>
+          <w:rFonts w:ascii="Menlo" w:hAnsi="Menlo" w:eastAsia="Noto Sans CJK SC"/>
+          <w:color w:val="172B3A"/>
+          <w:sz w:val="21"/>
+        </w:rPr>
+        <w:t>relation_round_trip</w:t>
+      </w:r>
+      <w:r>
+        <w:rPr>
+          <w:rFonts w:ascii="Noto Sans CJK SC" w:hAnsi="Noto Sans CJK SC" w:eastAsia="Noto Sans CJK SC"/>
+          <w:color w:val="172B3A"/>
+          <w:sz w:val="22"/>
+        </w:rPr>
+        <w:t xml:space="preserve"> 和 </w:t>
+      </w:r>
+      <w:r>
+        <w:rPr>
+          <w:rFonts w:ascii="Menlo" w:hAnsi="Menlo" w:eastAsia="Noto Sans CJK SC"/>
+          <w:color w:val="172B3A"/>
+          <w:sz w:val="21"/>
+        </w:rPr>
+        <w:t>relation_backup_round_trip</w:t>
+      </w:r>
+      <w:r>
+        <w:rPr>
+          <w:rFonts w:ascii="Noto Sans CJK SC" w:hAnsi="Noto Sans CJK SC" w:eastAsia="Noto Sans CJK SC"/>
+          <w:color w:val="172B3A"/>
+          <w:sz w:val="22"/>
+        </w:rPr>
+        <w:t xml:space="preserve"> 全部为真。3.1 只要求具备存储、压缩和无损回读能力，压缩比作为证据披露。</w:t>
       </w:r>
     </w:p>
     <w:p>
       <w:pPr>
-        <w:widowControl/>
-        <w:spacing w:before="60" w:after="140" w:line="252" w:lineRule="auto"/>
-        <w:ind w:left="259" w:right="259"/>
-        <w:shd w:fill="F2F4F7"/>
+        <w:pStyle w:val="Heading1"/>
       </w:pPr>
       <w:r>
-        <w:rPr>
-          <w:rFonts w:ascii="Menlo" w:hAnsi="Menlo" w:eastAsia="Arial Unicode MS"/>
-          <w:color w:val="172B3A"/>
-          <w:sz w:val="17"/>
-        </w:rPr>
-        <w:t>python3 run_indicator_tests.py 3.1</w:t>
+        <w:t>5. 指标 3.2：工业时序数据压缩比达到 9:1</w:t>
       </w:r>
     </w:p>
     <w:p>
@@ -1887,16 +1430,16 @@
       </w:pPr>
       <w:r>
         <w:rPr>
-          <w:rFonts w:ascii="Arial Unicode MS" w:hAnsi="Arial Unicode MS" w:eastAsia="Arial Unicode MS"/>
+          <w:rFonts w:ascii="Noto Sans CJK SC" w:hAnsi="Noto Sans CJK SC" w:eastAsia="Noto Sans CJK SC"/>
           <w:b/>
           <w:color w:val="1F4D78"/>
           <w:sz w:val="22"/>
         </w:rPr>
-        <w:t>关键报告字段：</w:t>
+        <w:t>算法文件：</w:t>
       </w:r>
       <w:r>
         <w:rPr>
-          <w:rFonts w:ascii="Arial Unicode MS" w:hAnsi="Arial Unicode MS" w:eastAsia="Arial Unicode MS"/>
+          <w:rFonts w:ascii="Noto Sans CJK SC" w:hAnsi="Noto Sans CJK SC" w:eastAsia="Noto Sans CJK SC"/>
           <w:color w:val="172B3A"/>
           <w:sz w:val="22"/>
         </w:rPr>
@@ -1904,75 +1447,35 @@
       </w:r>
       <w:r>
         <w:rPr>
-          <w:rFonts w:ascii="Menlo" w:hAnsi="Menlo" w:eastAsia="Arial Unicode MS"/>
+          <w:rFonts w:ascii="Menlo" w:hAnsi="Menlo" w:eastAsia="Noto Sans CJK SC"/>
           <w:color w:val="172B3A"/>
           <w:sz w:val="21"/>
         </w:rPr>
-        <w:t>sequence_records</w:t>
+        <w:t>governance/indicator_3_2.py</w:t>
       </w:r>
       <w:r>
         <w:rPr>
-          <w:rFonts w:ascii="Arial Unicode MS" w:hAnsi="Arial Unicode MS" w:eastAsia="Arial Unicode MS"/>
+          <w:rFonts w:ascii="Noto Sans CJK SC" w:hAnsi="Noto Sans CJK SC" w:eastAsia="Noto Sans CJK SC"/>
           <w:color w:val="172B3A"/>
           <w:sz w:val="22"/>
         </w:rPr>
-        <w:t>、</w:t>
+        <w:t xml:space="preserve">。已有成果 REGER、BOS、TS_2DIFF+BOS 通过 </w:t>
       </w:r>
       <w:r>
         <w:rPr>
-          <w:rFonts w:ascii="Menlo" w:hAnsi="Menlo" w:eastAsia="Arial Unicode MS"/>
+          <w:rFonts w:ascii="Menlo" w:hAnsi="Menlo" w:eastAsia="Noto Sans CJK SC"/>
           <w:color w:val="172B3A"/>
           <w:sz w:val="21"/>
         </w:rPr>
-        <w:t>relation_records</w:t>
+        <w:t>integrations/group_research/adapter.py</w:t>
       </w:r>
       <w:r>
         <w:rPr>
-          <w:rFonts w:ascii="Arial Unicode MS" w:hAnsi="Arial Unicode MS" w:eastAsia="Arial Unicode MS"/>
+          <w:rFonts w:ascii="Noto Sans CJK SC" w:hAnsi="Noto Sans CJK SC" w:eastAsia="Noto Sans CJK SC"/>
           <w:color w:val="172B3A"/>
           <w:sz w:val="22"/>
         </w:rPr>
-        <w:t>、</w:t>
-      </w:r>
-      <w:r>
-        <w:rPr>
-          <w:rFonts w:ascii="Menlo" w:hAnsi="Menlo" w:eastAsia="Arial Unicode MS"/>
-          <w:color w:val="172B3A"/>
-          <w:sz w:val="21"/>
-        </w:rPr>
-        <w:t>sequence_gzip_ratio</w:t>
-      </w:r>
-      <w:r>
-        <w:rPr>
-          <w:rFonts w:ascii="Arial Unicode MS" w:hAnsi="Arial Unicode MS" w:eastAsia="Arial Unicode MS"/>
-          <w:color w:val="172B3A"/>
-          <w:sz w:val="22"/>
-        </w:rPr>
-        <w:t xml:space="preserve">、三个往返校验字段及 </w:t>
-      </w:r>
-      <w:r>
-        <w:rPr>
-          <w:rFonts w:ascii="Menlo" w:hAnsi="Menlo" w:eastAsia="Arial Unicode MS"/>
-          <w:color w:val="172B3A"/>
-          <w:sz w:val="21"/>
-        </w:rPr>
-        <w:t>artifacts</w:t>
-      </w:r>
-      <w:r>
-        <w:rPr>
-          <w:rFonts w:ascii="Arial Unicode MS" w:hAnsi="Arial Unicode MS" w:eastAsia="Arial Unicode MS"/>
-          <w:color w:val="172B3A"/>
-          <w:sz w:val="22"/>
-        </w:rPr>
-        <w:t>。</w:t>
-      </w:r>
-    </w:p>
-    <w:p>
-      <w:pPr>
-        <w:pStyle w:val="Heading1"/>
-      </w:pPr>
-      <w:r>
-        <w:t>5. 指标 3.2：工业时序数据压缩</w:t>
+        <w:t xml:space="preserve"> 提供独立编解码能力，不参与本项验收结果的计算。</w:t>
       </w:r>
     </w:p>
     <w:p>
@@ -1982,20 +1485,20 @@
       </w:pPr>
       <w:r>
         <w:rPr>
-          <w:rFonts w:ascii="Arial Unicode MS" w:hAnsi="Arial Unicode MS" w:eastAsia="Arial Unicode MS"/>
+          <w:rFonts w:ascii="Noto Sans CJK SC" w:hAnsi="Noto Sans CJK SC" w:eastAsia="Noto Sans CJK SC"/>
           <w:b/>
           <w:color w:val="1F4D78"/>
           <w:sz w:val="22"/>
         </w:rPr>
-        <w:t>指标目标：</w:t>
+        <w:t>真实输入：</w:t>
       </w:r>
       <w:r>
         <w:rPr>
-          <w:rFonts w:ascii="Arial Unicode MS" w:hAnsi="Arial Unicode MS" w:eastAsia="Arial Unicode MS"/>
+          <w:rFonts w:ascii="Noto Sans CJK SC" w:hAnsi="Noto Sans CJK SC" w:eastAsia="Noto Sans CJK SC"/>
           <w:color w:val="172B3A"/>
           <w:sz w:val="22"/>
         </w:rPr>
-        <w:t xml:space="preserve"> 工业时序数据压缩比达到 9:1。</w:t>
+        <w:t xml:space="preserve"> UCI MetroPT-3 官方完整归档的全部 1,516,948 行、15 个传感器通道，以及 UCR FordA 完整 TRAIN 与 TEST 的 4,921 条、2,460,500 个时序点。不跳行、不选择表现较好的子集。</w:t>
       </w:r>
     </w:p>
     <w:p>
@@ -2005,7 +1508,232 @@
       </w:pPr>
       <w:r>
         <w:rPr>
-          <w:rFonts w:ascii="Arial Unicode MS" w:hAnsi="Arial Unicode MS" w:eastAsia="Arial Unicode MS"/>
+          <w:rFonts w:ascii="Noto Sans CJK SC" w:hAnsi="Noto Sans CJK SC" w:eastAsia="Noto Sans CJK SC"/>
+          <w:b/>
+          <w:color w:val="1F4D78"/>
+          <w:sz w:val="22"/>
+        </w:rPr>
+        <w:t>口径：</w:t>
+      </w:r>
+    </w:p>
+    <w:p>
+      <w:pPr>
+        <w:widowControl/>
+        <w:spacing w:before="0" w:after="80" w:line="288" w:lineRule="auto"/>
+        <w:numPr>
+          <w:ilvl w:val="0"/>
+          <w:numId w:val="10"/>
+        </w:numPr>
+      </w:pPr>
+      <w:r>
+        <w:rPr>
+          <w:rFonts w:ascii="Noto Sans CJK SC" w:hAnsi="Noto Sans CJK SC" w:eastAsia="Noto Sans CJK SC"/>
+          <w:color w:val="172B3A"/>
+          <w:sz w:val="22"/>
+        </w:rPr>
+        <w:t>原始传感器载荷按七个模拟量 Float64（每值 8 字节）和八个数字量 UInt8（每值 1 字节）计算；时间戳不计入传感器压缩口径。</w:t>
+      </w:r>
+    </w:p>
+    <w:p>
+      <w:pPr>
+        <w:widowControl/>
+        <w:spacing w:before="0" w:after="80" w:line="288" w:lineRule="auto"/>
+        <w:numPr>
+          <w:ilvl w:val="0"/>
+          <w:numId w:val="10"/>
+        </w:numPr>
+      </w:pPr>
+      <w:r>
+        <w:rPr>
+          <w:rFonts w:ascii="Noto Sans CJK SC" w:hAnsi="Noto Sans CJK SC" w:eastAsia="Noto Sans CJK SC"/>
+          <w:color w:val="172B3A"/>
+          <w:sz w:val="22"/>
+        </w:rPr>
+        <w:t>模拟量使用固定误差界量化、时间方向差分和 zlib 熵编码；数字量使用无损二值编码和 zlib 熵编码。整份数据使用这一套确定性方法，不按测试结果切换算法。</w:t>
+      </w:r>
+    </w:p>
+    <w:p>
+      <w:pPr>
+        <w:widowControl/>
+        <w:spacing w:before="0" w:after="80" w:line="288" w:lineRule="auto"/>
+        <w:numPr>
+          <w:ilvl w:val="0"/>
+          <w:numId w:val="10"/>
+        </w:numPr>
+      </w:pPr>
+      <w:r>
+        <w:rPr>
+          <w:rFonts w:ascii="Noto Sans CJK SC" w:hAnsi="Noto Sans CJK SC" w:eastAsia="Noto Sans CJK SC"/>
+          <w:color w:val="172B3A"/>
+          <w:sz w:val="22"/>
+        </w:rPr>
+        <w:t xml:space="preserve">TP2、TP3、H1、DV_pressure、Reservoirs 的绝对误差界为 </w:t>
+      </w:r>
+      <w:r>
+        <w:rPr>
+          <w:rFonts w:ascii="Menlo" w:hAnsi="Menlo" w:eastAsia="Noto Sans CJK SC"/>
+          <w:color w:val="172B3A"/>
+          <w:sz w:val="21"/>
+        </w:rPr>
+        <w:t>0.001</w:t>
+      </w:r>
+      <w:r>
+        <w:rPr>
+          <w:rFonts w:ascii="Noto Sans CJK SC" w:hAnsi="Noto Sans CJK SC" w:eastAsia="Noto Sans CJK SC"/>
+          <w:color w:val="172B3A"/>
+          <w:sz w:val="22"/>
+        </w:rPr>
+        <w:t xml:space="preserve">，Oil_temperature 为 </w:t>
+      </w:r>
+      <w:r>
+        <w:rPr>
+          <w:rFonts w:ascii="Menlo" w:hAnsi="Menlo" w:eastAsia="Noto Sans CJK SC"/>
+          <w:color w:val="172B3A"/>
+          <w:sz w:val="21"/>
+        </w:rPr>
+        <w:t>0.0125</w:t>
+      </w:r>
+      <w:r>
+        <w:rPr>
+          <w:rFonts w:ascii="Noto Sans CJK SC" w:hAnsi="Noto Sans CJK SC" w:eastAsia="Noto Sans CJK SC"/>
+          <w:color w:val="172B3A"/>
+          <w:sz w:val="22"/>
+        </w:rPr>
+        <w:t xml:space="preserve">，Motor_current 为 </w:t>
+      </w:r>
+      <w:r>
+        <w:rPr>
+          <w:rFonts w:ascii="Menlo" w:hAnsi="Menlo" w:eastAsia="Noto Sans CJK SC"/>
+          <w:color w:val="172B3A"/>
+          <w:sz w:val="21"/>
+        </w:rPr>
+        <w:t>0.01</w:t>
+      </w:r>
+      <w:r>
+        <w:rPr>
+          <w:rFonts w:ascii="Noto Sans CJK SC" w:hAnsi="Noto Sans CJK SC" w:eastAsia="Noto Sans CJK SC"/>
+          <w:color w:val="172B3A"/>
+          <w:sz w:val="22"/>
+        </w:rPr>
+        <w:t>；八个数字量必须逐值无损。</w:t>
+      </w:r>
+    </w:p>
+    <w:p>
+      <w:pPr>
+        <w:widowControl/>
+        <w:spacing w:before="0" w:after="80" w:line="288" w:lineRule="auto"/>
+        <w:numPr>
+          <w:ilvl w:val="0"/>
+          <w:numId w:val="10"/>
+        </w:numPr>
+      </w:pPr>
+      <w:r>
+        <w:rPr>
+          <w:rFonts w:ascii="Noto Sans CJK SC" w:hAnsi="Noto Sans CJK SC" w:eastAsia="Noto Sans CJK SC"/>
+          <w:color w:val="172B3A"/>
+          <w:sz w:val="22"/>
+        </w:rPr>
+        <w:t>数据按 65,536 行流式分块。每个块、每个通道均执行编码、解码和逐值核验，同时累计原始字节与实际压缩载荷字节。</w:t>
+      </w:r>
+    </w:p>
+    <w:p>
+      <w:pPr>
+        <w:widowControl/>
+        <w:spacing w:before="0" w:after="80" w:line="288" w:lineRule="auto"/>
+        <w:numPr>
+          <w:ilvl w:val="0"/>
+          <w:numId w:val="10"/>
+        </w:numPr>
+      </w:pPr>
+      <w:r>
+        <w:rPr>
+          <w:rFonts w:ascii="Noto Sans CJK SC" w:hAnsi="Noto Sans CJK SC" w:eastAsia="Noto Sans CJK SC"/>
+          <w:color w:val="172B3A"/>
+          <w:sz w:val="22"/>
+        </w:rPr>
+        <w:t>报告保存总体压缩比、全部数据块压缩比、全部通道压缩比、每个模拟量最大绝对误差、数据总行数与总值数，不能只报告总体中的有利结果。</w:t>
+      </w:r>
+    </w:p>
+    <w:p>
+      <w:pPr>
+        <w:widowControl/>
+        <w:spacing w:before="0" w:after="80" w:line="288" w:lineRule="auto"/>
+        <w:numPr>
+          <w:ilvl w:val="0"/>
+          <w:numId w:val="10"/>
+        </w:numPr>
+      </w:pPr>
+      <w:r>
+        <w:rPr>
+          <w:rFonts w:ascii="Noto Sans CJK SC" w:hAnsi="Noto Sans CJK SC" w:eastAsia="Noto Sans CJK SC"/>
+          <w:color w:val="172B3A"/>
+          <w:sz w:val="22"/>
+        </w:rPr>
+        <w:t>FordA 对每条完整序列在两种既有误差有界编码中选择载荷较小者，逐条执行解码与误差核验，并披露最差序列、分位数和全部 4,921 条结果。</w:t>
+      </w:r>
+    </w:p>
+    <w:p>
+      <w:pPr>
+        <w:widowControl/>
+        <w:spacing w:before="0" w:after="100" w:line="288" w:lineRule="auto"/>
+      </w:pPr>
+      <w:r>
+        <w:rPr>
+          <w:rFonts w:ascii="Noto Sans CJK SC" w:hAnsi="Noto Sans CJK SC" w:eastAsia="Noto Sans CJK SC"/>
+          <w:b/>
+          <w:color w:val="1F4D78"/>
+          <w:sz w:val="22"/>
+        </w:rPr>
+        <w:t>通过判据：</w:t>
+      </w:r>
+      <w:r>
+        <w:rPr>
+          <w:rFonts w:ascii="Noto Sans CJK SC" w:hAnsi="Noto Sans CJK SC" w:eastAsia="Noto Sans CJK SC"/>
+          <w:color w:val="172B3A"/>
+          <w:sz w:val="22"/>
+        </w:rPr>
+        <w:t xml:space="preserve"> MetroPT-3 的总体、最差数据块和最差通道压缩比均不低于 9.0；FordA 的总体和最差序列压缩比均不低于 9.0；所有有损通道满足声明误差界，所有无损通道逐值一致；记录数和通道数与官方清单一致。</w:t>
+      </w:r>
+    </w:p>
+    <w:p>
+      <w:pPr>
+        <w:widowControl/>
+        <w:spacing w:before="0" w:after="100" w:line="288" w:lineRule="auto"/>
+      </w:pPr>
+      <w:r>
+        <w:rPr>
+          <w:rFonts w:ascii="Noto Sans CJK SC" w:hAnsi="Noto Sans CJK SC" w:eastAsia="Noto Sans CJK SC"/>
+          <w:b/>
+          <w:color w:val="1F4D78"/>
+          <w:sz w:val="22"/>
+        </w:rPr>
+        <w:t>重要边界：</w:t>
+      </w:r>
+      <w:r>
+        <w:rPr>
+          <w:rFonts w:ascii="Noto Sans CJK SC" w:hAnsi="Noto Sans CJK SC" w:eastAsia="Noto Sans CJK SC"/>
+          <w:color w:val="172B3A"/>
+          <w:sz w:val="22"/>
+        </w:rPr>
+        <w:t xml:space="preserve"> 该结论适用于上述明确的原始字节类型和误差界。压缩比不包含 CSV 文本格式、时间戳、容器索引或网络协议开销，不能外推为其他数据类型或其他误差容忍度下的结果。</w:t>
+      </w:r>
+    </w:p>
+    <w:p>
+      <w:pPr>
+        <w:pStyle w:val="Heading1"/>
+      </w:pPr>
+      <w:r>
+        <w:t>6. 指标 3.3：序列、关系数据解析准确率不低于 95%</w:t>
+      </w:r>
+    </w:p>
+    <w:p>
+      <w:pPr>
+        <w:widowControl/>
+        <w:spacing w:before="0" w:after="100" w:line="288" w:lineRule="auto"/>
+      </w:pPr>
+      <w:r>
+        <w:rPr>
+          <w:rFonts w:ascii="Noto Sans CJK SC" w:hAnsi="Noto Sans CJK SC" w:eastAsia="Noto Sans CJK SC"/>
           <w:b/>
           <w:color w:val="1F4D78"/>
           <w:sz w:val="22"/>
@@ -2014,7 +1742,7 @@
       </w:r>
       <w:r>
         <w:rPr>
-          <w:rFonts w:ascii="Arial Unicode MS" w:hAnsi="Arial Unicode MS" w:eastAsia="Arial Unicode MS"/>
+          <w:rFonts w:ascii="Noto Sans CJK SC" w:hAnsi="Noto Sans CJK SC" w:eastAsia="Noto Sans CJK SC"/>
           <w:color w:val="172B3A"/>
           <w:sz w:val="22"/>
         </w:rPr>
@@ -2022,79 +1750,15 @@
       </w:r>
       <w:r>
         <w:rPr>
-          <w:rFonts w:ascii="Menlo" w:hAnsi="Menlo" w:eastAsia="Arial Unicode MS"/>
+          <w:rFonts w:ascii="Menlo" w:hAnsi="Menlo" w:eastAsia="Noto Sans CJK SC"/>
           <w:color w:val="172B3A"/>
           <w:sz w:val="21"/>
         </w:rPr>
-        <w:t>governance/indicator_3_2.py</w:t>
+        <w:t>governance/indicator_3_3.py</w:t>
       </w:r>
       <w:r>
         <w:rPr>
-          <w:rFonts w:ascii="Arial Unicode MS" w:hAnsi="Arial Unicode MS" w:eastAsia="Arial Unicode MS"/>
-          <w:color w:val="172B3A"/>
-          <w:sz w:val="22"/>
-        </w:rPr>
-        <w:t xml:space="preserve">。课题组最新成果通过 </w:t>
-      </w:r>
-      <w:r>
-        <w:rPr>
-          <w:rFonts w:ascii="Menlo" w:hAnsi="Menlo" w:eastAsia="Arial Unicode MS"/>
-          <w:color w:val="172B3A"/>
-          <w:sz w:val="21"/>
-        </w:rPr>
-        <w:t>integrations/group_research/adapter.py</w:t>
-      </w:r>
-      <w:r>
-        <w:rPr>
-          <w:rFonts w:ascii="Arial Unicode MS" w:hAnsi="Arial Unicode MS" w:eastAsia="Arial Unicode MS"/>
-          <w:color w:val="172B3A"/>
-          <w:sz w:val="22"/>
-        </w:rPr>
-        <w:t xml:space="preserve"> 接入，底层 Python 参考实现位于 </w:t>
-      </w:r>
-      <w:r>
-        <w:rPr>
-          <w:rFonts w:ascii="Menlo" w:hAnsi="Menlo" w:eastAsia="Arial Unicode MS"/>
-          <w:color w:val="172B3A"/>
-          <w:sz w:val="21"/>
-        </w:rPr>
-        <w:t>../reger_bos_code_paths/backend/myapp/reger_codec.py</w:t>
-      </w:r>
-      <w:r>
-        <w:rPr>
-          <w:rFonts w:ascii="Arial Unicode MS" w:hAnsi="Arial Unicode MS" w:eastAsia="Arial Unicode MS"/>
-          <w:color w:val="172B3A"/>
-          <w:sz w:val="22"/>
-        </w:rPr>
-        <w:t xml:space="preserve">，编码代价计算依赖 </w:t>
-      </w:r>
-      <w:r>
-        <w:rPr>
-          <w:rFonts w:ascii="Menlo" w:hAnsi="Menlo" w:eastAsia="Arial Unicode MS"/>
-          <w:color w:val="172B3A"/>
-          <w:sz w:val="21"/>
-        </w:rPr>
-        <w:t>../reger_bos_code_paths/backend/myapp/benchmark_loss.py</w:t>
-      </w:r>
-      <w:r>
-        <w:rPr>
-          <w:rFonts w:ascii="Arial Unicode MS" w:hAnsi="Arial Unicode MS" w:eastAsia="Arial Unicode MS"/>
-          <w:color w:val="172B3A"/>
-          <w:sz w:val="22"/>
-        </w:rPr>
-        <w:t xml:space="preserve">，相关 C++ 源文件位于 </w:t>
-      </w:r>
-      <w:r>
-        <w:rPr>
-          <w:rFonts w:ascii="Menlo" w:hAnsi="Menlo" w:eastAsia="Arial Unicode MS"/>
-          <w:color w:val="172B3A"/>
-          <w:sz w:val="21"/>
-        </w:rPr>
-        <w:t>../reger_bos_code_paths/cpp/src/</w:t>
-      </w:r>
-      <w:r>
-        <w:rPr>
-          <w:rFonts w:ascii="Arial Unicode MS" w:hAnsi="Arial Unicode MS" w:eastAsia="Arial Unicode MS"/>
+          <w:rFonts w:ascii="Noto Sans CJK SC" w:hAnsi="Noto Sans CJK SC" w:eastAsia="Noto Sans CJK SC"/>
           <w:color w:val="172B3A"/>
           <w:sz w:val="22"/>
         </w:rPr>
@@ -2108,20 +1772,20 @@
       </w:pPr>
       <w:r>
         <w:rPr>
-          <w:rFonts w:ascii="Arial Unicode MS" w:hAnsi="Arial Unicode MS" w:eastAsia="Arial Unicode MS"/>
+          <w:rFonts w:ascii="Noto Sans CJK SC" w:hAnsi="Noto Sans CJK SC" w:eastAsia="Noto Sans CJK SC"/>
           <w:b/>
           <w:color w:val="1F4D78"/>
           <w:sz w:val="22"/>
         </w:rPr>
-        <w:t>支持输入：</w:t>
+        <w:t>真实输入与真值：</w:t>
       </w:r>
       <w:r>
         <w:rPr>
-          <w:rFonts w:ascii="Arial Unicode MS" w:hAnsi="Arial Unicode MS" w:eastAsia="Arial Unicode MS"/>
+          <w:rFonts w:ascii="Noto Sans CJK SC" w:hAnsi="Noto Sans CJK SC" w:eastAsia="Noto Sans CJK SC"/>
           <w:color w:val="172B3A"/>
           <w:sz w:val="22"/>
         </w:rPr>
-        <w:t xml:space="preserve"> PLA 接受一维有限数值时序；REGER 提供 Int64 与 Float64 无损接口；BOS 提供 Int64 无损接口；TS_2DIFF+BOS 提供 Int64 与十进制保持的 Float 接口。单次最多 2,000,000 个样本。</w:t>
+        <w:t xml:space="preserve"> MetroPT-3 全部 1,516,948 行、FordA 完整 TRAIN 与 TEST、SECOM 全部 1,567 行和 Hospital 全部 1,000 行。文件声明的完整记录数、列结构和标签范围作为解析真值。</w:t>
       </w:r>
     </w:p>
     <w:p>
@@ -2131,52 +1795,20 @@
       </w:pPr>
       <w:r>
         <w:rPr>
-          <w:rFonts w:ascii="Arial Unicode MS" w:hAnsi="Arial Unicode MS" w:eastAsia="Arial Unicode MS"/>
+          <w:rFonts w:ascii="Noto Sans CJK SC" w:hAnsi="Noto Sans CJK SC" w:eastAsia="Noto Sans CJK SC"/>
           <w:b/>
           <w:color w:val="1F4D78"/>
           <w:sz w:val="22"/>
         </w:rPr>
-        <w:t>算法说明：</w:t>
+        <w:t>测试步骤：</w:t>
       </w:r>
       <w:r>
         <w:rPr>
-          <w:rFonts w:ascii="Arial Unicode MS" w:hAnsi="Arial Unicode MS" w:eastAsia="Arial Unicode MS"/>
+          <w:rFonts w:ascii="Noto Sans CJK SC" w:hAnsi="Noto Sans CJK SC" w:eastAsia="Noto Sans CJK SC"/>
           <w:color w:val="172B3A"/>
           <w:sz w:val="22"/>
         </w:rPr>
-        <w:t xml:space="preserve"> 主指标使用有界误差分段线性逼近（PLA），在给定误差界内延长线性分段并压缩分段载荷。课题组 REGER、BOS、TS_2DIFF+BOS 算法统一封装为 </w:t>
-      </w:r>
-      <w:r>
-        <w:rPr>
-          <w:rFonts w:ascii="Menlo" w:hAnsi="Menlo" w:eastAsia="Arial Unicode MS"/>
-          <w:color w:val="172B3A"/>
-          <w:sz w:val="21"/>
-        </w:rPr>
-        <w:t>compress/decompress</w:t>
-      </w:r>
-      <w:r>
-        <w:rPr>
-          <w:rFonts w:ascii="Arial Unicode MS" w:hAnsi="Arial Unicode MS" w:eastAsia="Arial Unicode MS"/>
-          <w:color w:val="172B3A"/>
-          <w:sz w:val="22"/>
-        </w:rPr>
-        <w:t xml:space="preserve"> 接口，并执行独立往返校验。REGER Float64 按逐元素精确相等判定；TS_2DIFF+BOS Float 采用十进制定点量化，按 </w:t>
-      </w:r>
-      <w:r>
-        <w:rPr>
-          <w:rFonts w:ascii="Menlo" w:hAnsi="Menlo" w:eastAsia="Arial Unicode MS"/>
-          <w:color w:val="172B3A"/>
-          <w:sz w:val="21"/>
-        </w:rPr>
-        <w:t>5e-7</w:t>
-      </w:r>
-      <w:r>
-        <w:rPr>
-          <w:rFonts w:ascii="Arial Unicode MS" w:hAnsi="Arial Unicode MS" w:eastAsia="Arial Unicode MS"/>
-          <w:color w:val="172B3A"/>
-          <w:sz w:val="22"/>
-        </w:rPr>
-        <w:t xml:space="preserve"> 最大绝对误差界判定。</w:t>
+        <w:t xml:space="preserve"> 使用对应格式解析器遍历四个完整数据集，核对记录数、字段数、数值点数、标签和文件结束位置；非法 JSON、非法 UTF-8、标量 JSONL 和缺失字段等只作为健壮性回归，不计入正式准确率。</w:t>
       </w:r>
     </w:p>
     <w:p>
@@ -2186,12 +1818,440 @@
       </w:pPr>
       <w:r>
         <w:rPr>
-          <w:rFonts w:ascii="Arial Unicode MS" w:hAnsi="Arial Unicode MS" w:eastAsia="Arial Unicode MS"/>
+          <w:rFonts w:ascii="Noto Sans CJK SC" w:hAnsi="Noto Sans CJK SC" w:eastAsia="Noto Sans CJK SC"/>
           <w:b/>
           <w:color w:val="1F4D78"/>
           <w:sz w:val="22"/>
         </w:rPr>
-        <w:t>测试数据与用例：</w:t>
+        <w:t>通过判据：</w:t>
+      </w:r>
+      <w:r>
+        <w:rPr>
+          <w:rFonts w:ascii="Noto Sans CJK SC" w:hAnsi="Noto Sans CJK SC" w:eastAsia="Noto Sans CJK SC"/>
+          <w:color w:val="172B3A"/>
+          <w:sz w:val="22"/>
+        </w:rPr>
+        <w:t xml:space="preserve"> 四个数据集各自的完整记录解析准确率均不低于 95%，报告保留各数据集分母、失败数和 Wilson 95% 描述性区间。</w:t>
+      </w:r>
+    </w:p>
+    <w:p>
+      <w:pPr>
+        <w:pStyle w:val="Heading1"/>
+      </w:pPr>
+      <w:r>
+        <w:t>7. 指标 3.4：序列、关系数据对齐准确率不低于 90%</w:t>
+      </w:r>
+    </w:p>
+    <w:p>
+      <w:pPr>
+        <w:widowControl/>
+        <w:spacing w:before="0" w:after="100" w:line="288" w:lineRule="auto"/>
+      </w:pPr>
+      <w:r>
+        <w:rPr>
+          <w:rFonts w:ascii="Noto Sans CJK SC" w:hAnsi="Noto Sans CJK SC" w:eastAsia="Noto Sans CJK SC"/>
+          <w:b/>
+          <w:color w:val="1F4D78"/>
+          <w:sz w:val="22"/>
+        </w:rPr>
+        <w:t>算法文件：</w:t>
+      </w:r>
+      <w:r>
+        <w:rPr>
+          <w:rFonts w:ascii="Noto Sans CJK SC" w:hAnsi="Noto Sans CJK SC" w:eastAsia="Noto Sans CJK SC"/>
+          <w:color w:val="172B3A"/>
+          <w:sz w:val="22"/>
+        </w:rPr>
+        <w:t xml:space="preserve"> </w:t>
+      </w:r>
+      <w:r>
+        <w:rPr>
+          <w:rFonts w:ascii="Menlo" w:hAnsi="Menlo" w:eastAsia="Noto Sans CJK SC"/>
+          <w:color w:val="172B3A"/>
+          <w:sz w:val="21"/>
+        </w:rPr>
+        <w:t>governance/indicator_3_4.py</w:t>
+      </w:r>
+      <w:r>
+        <w:rPr>
+          <w:rFonts w:ascii="Noto Sans CJK SC" w:hAnsi="Noto Sans CJK SC" w:eastAsia="Noto Sans CJK SC"/>
+          <w:color w:val="172B3A"/>
+          <w:sz w:val="22"/>
+        </w:rPr>
+        <w:t>。</w:t>
+      </w:r>
+    </w:p>
+    <w:p>
+      <w:pPr>
+        <w:widowControl/>
+        <w:spacing w:before="0" w:after="100" w:line="288" w:lineRule="auto"/>
+      </w:pPr>
+      <w:r>
+        <w:rPr>
+          <w:rFonts w:ascii="Noto Sans CJK SC" w:hAnsi="Noto Sans CJK SC" w:eastAsia="Noto Sans CJK SC"/>
+          <w:b/>
+          <w:color w:val="1F4D78"/>
+          <w:sz w:val="22"/>
+        </w:rPr>
+        <w:t>真实输入与真值：</w:t>
+      </w:r>
+      <w:r>
+        <w:rPr>
+          <w:rFonts w:ascii="Noto Sans CJK SC" w:hAnsi="Noto Sans CJK SC" w:eastAsia="Noto Sans CJK SC"/>
+          <w:color w:val="172B3A"/>
+          <w:sz w:val="22"/>
+        </w:rPr>
+        <w:t xml:space="preserve"> MetroPT-3 全部 1,516,948 条传感器记录和四个官方维护区间。时间戳位于公开闭区间内时，真值为对应维护编号；窗口外为负例。</w:t>
+      </w:r>
+    </w:p>
+    <w:p>
+      <w:pPr>
+        <w:widowControl/>
+        <w:spacing w:before="0" w:after="100" w:line="288" w:lineRule="auto"/>
+      </w:pPr>
+      <w:r>
+        <w:rPr>
+          <w:rFonts w:ascii="Noto Sans CJK SC" w:hAnsi="Noto Sans CJK SC" w:eastAsia="Noto Sans CJK SC"/>
+          <w:b/>
+          <w:color w:val="1F4D78"/>
+          <w:sz w:val="22"/>
+        </w:rPr>
+        <w:t>测试步骤：</w:t>
+      </w:r>
+      <w:r>
+        <w:rPr>
+          <w:rFonts w:ascii="Noto Sans CJK SC" w:hAnsi="Noto Sans CJK SC" w:eastAsia="Noto Sans CJK SC"/>
+          <w:color w:val="172B3A"/>
+          <w:sz w:val="22"/>
+        </w:rPr>
+        <w:t xml:space="preserve"> 设备实体规范化后，以零时间容差执行闭区间对齐；逐条比较预测故障编号和公开窗口真值。样本同时包含窗口内正例和窗口外负例。</w:t>
+      </w:r>
+    </w:p>
+    <w:p>
+      <w:pPr>
+        <w:widowControl/>
+        <w:spacing w:before="0" w:after="100" w:line="288" w:lineRule="auto"/>
+      </w:pPr>
+      <w:r>
+        <w:rPr>
+          <w:rFonts w:ascii="Noto Sans CJK SC" w:hAnsi="Noto Sans CJK SC" w:eastAsia="Noto Sans CJK SC"/>
+          <w:b/>
+          <w:color w:val="1F4D78"/>
+          <w:sz w:val="22"/>
+        </w:rPr>
+        <w:t>通过判据：</w:t>
+      </w:r>
+      <w:r>
+        <w:rPr>
+          <w:rFonts w:ascii="Noto Sans CJK SC" w:hAnsi="Noto Sans CJK SC" w:eastAsia="Noto Sans CJK SC"/>
+          <w:color w:val="172B3A"/>
+          <w:sz w:val="22"/>
+        </w:rPr>
+        <w:t xml:space="preserve"> </w:t>
+      </w:r>
+      <w:r>
+        <w:rPr>
+          <w:rFonts w:ascii="Menlo" w:hAnsi="Menlo" w:eastAsia="Noto Sans CJK SC"/>
+          <w:color w:val="172B3A"/>
+          <w:sz w:val="21"/>
+        </w:rPr>
+        <w:t>alignment_accuracy_percent &gt;= 90.0</w:t>
+      </w:r>
+      <w:r>
+        <w:rPr>
+          <w:rFonts w:ascii="Noto Sans CJK SC" w:hAnsi="Noto Sans CJK SC" w:eastAsia="Noto Sans CJK SC"/>
+          <w:color w:val="172B3A"/>
+          <w:sz w:val="22"/>
+        </w:rPr>
+        <w:t>。报告必须包含正例数、负例数、公开窗口数、时间容差和 Wilson 区间。</w:t>
+      </w:r>
+    </w:p>
+    <w:p>
+      <w:pPr>
+        <w:pStyle w:val="Heading1"/>
+      </w:pPr>
+      <w:r>
+        <w:t>8. 指标 3.5：时序数据采集频率达到 1.1 kHz</w:t>
+      </w:r>
+    </w:p>
+    <w:p>
+      <w:pPr>
+        <w:widowControl/>
+        <w:spacing w:before="0" w:after="100" w:line="288" w:lineRule="auto"/>
+      </w:pPr>
+      <w:r>
+        <w:rPr>
+          <w:rFonts w:ascii="Noto Sans CJK SC" w:hAnsi="Noto Sans CJK SC" w:eastAsia="Noto Sans CJK SC"/>
+          <w:b/>
+          <w:color w:val="1F4D78"/>
+          <w:sz w:val="22"/>
+        </w:rPr>
+        <w:t>算法文件：</w:t>
+      </w:r>
+      <w:r>
+        <w:rPr>
+          <w:rFonts w:ascii="Noto Sans CJK SC" w:hAnsi="Noto Sans CJK SC" w:eastAsia="Noto Sans CJK SC"/>
+          <w:color w:val="172B3A"/>
+          <w:sz w:val="22"/>
+        </w:rPr>
+        <w:t xml:space="preserve"> </w:t>
+      </w:r>
+      <w:r>
+        <w:rPr>
+          <w:rFonts w:ascii="Menlo" w:hAnsi="Menlo" w:eastAsia="Noto Sans CJK SC"/>
+          <w:color w:val="172B3A"/>
+          <w:sz w:val="21"/>
+        </w:rPr>
+        <w:t>governance/indicator_3_5.py</w:t>
+      </w:r>
+      <w:r>
+        <w:rPr>
+          <w:rFonts w:ascii="Noto Sans CJK SC" w:hAnsi="Noto Sans CJK SC" w:eastAsia="Noto Sans CJK SC"/>
+          <w:color w:val="172B3A"/>
+          <w:sz w:val="22"/>
+        </w:rPr>
+        <w:t>。</w:t>
+      </w:r>
+    </w:p>
+    <w:p>
+      <w:pPr>
+        <w:widowControl/>
+        <w:spacing w:before="0" w:after="100" w:line="288" w:lineRule="auto"/>
+      </w:pPr>
+      <w:r>
+        <w:rPr>
+          <w:rFonts w:ascii="Noto Sans CJK SC" w:hAnsi="Noto Sans CJK SC" w:eastAsia="Noto Sans CJK SC"/>
+          <w:b/>
+          <w:color w:val="1F4D78"/>
+          <w:sz w:val="22"/>
+        </w:rPr>
+        <w:t>真实输入：</w:t>
+      </w:r>
+      <w:r>
+        <w:rPr>
+          <w:rFonts w:ascii="Noto Sans CJK SC" w:hAnsi="Noto Sans CJK SC" w:eastAsia="Noto Sans CJK SC"/>
+          <w:color w:val="172B3A"/>
+          <w:sz w:val="22"/>
+        </w:rPr>
+        <w:t xml:space="preserve"> MetroPT-3 全部 1,516,948 条记录和 FordA 完整 TRAIN 与 TEST 的 2,460,500 个时序点。</w:t>
+      </w:r>
+    </w:p>
+    <w:p>
+      <w:pPr>
+        <w:widowControl/>
+        <w:spacing w:before="0" w:after="100" w:line="288" w:lineRule="auto"/>
+      </w:pPr>
+      <w:r>
+        <w:rPr>
+          <w:rFonts w:ascii="Noto Sans CJK SC" w:hAnsi="Noto Sans CJK SC" w:eastAsia="Noto Sans CJK SC"/>
+          <w:b/>
+          <w:color w:val="1F4D78"/>
+          <w:sz w:val="22"/>
+        </w:rPr>
+        <w:t>测试步骤：</w:t>
+      </w:r>
+    </w:p>
+    <w:p>
+      <w:pPr>
+        <w:widowControl/>
+        <w:spacing w:before="0" w:after="80" w:line="288" w:lineRule="auto"/>
+        <w:numPr>
+          <w:ilvl w:val="0"/>
+          <w:numId w:val="13"/>
+        </w:numPr>
+      </w:pPr>
+      <w:r>
+        <w:rPr>
+          <w:rFonts w:ascii="Noto Sans CJK SC" w:hAnsi="Noto Sans CJK SC" w:eastAsia="Noto Sans CJK SC"/>
+          <w:color w:val="172B3A"/>
+          <w:sz w:val="22"/>
+        </w:rPr>
+        <w:t>分别按固定批量完整回放两个时序基准到固定容量环形缓冲区。</w:t>
+      </w:r>
+    </w:p>
+    <w:p>
+      <w:pPr>
+        <w:widowControl/>
+        <w:spacing w:before="0" w:after="80" w:line="288" w:lineRule="auto"/>
+        <w:numPr>
+          <w:ilvl w:val="0"/>
+          <w:numId w:val="13"/>
+        </w:numPr>
+      </w:pPr>
+      <w:r>
+        <w:rPr>
+          <w:rFonts w:ascii="Noto Sans CJK SC" w:hAnsi="Noto Sans CJK SC" w:eastAsia="Noto Sans CJK SC"/>
+          <w:color w:val="172B3A"/>
+          <w:sz w:val="22"/>
+        </w:rPr>
+        <w:t>预热一次后重复七次。</w:t>
+      </w:r>
+    </w:p>
+    <w:p>
+      <w:pPr>
+        <w:widowControl/>
+        <w:spacing w:before="0" w:after="80" w:line="288" w:lineRule="auto"/>
+        <w:numPr>
+          <w:ilvl w:val="0"/>
+          <w:numId w:val="13"/>
+        </w:numPr>
+      </w:pPr>
+      <w:r>
+        <w:rPr>
+          <w:rFonts w:ascii="Noto Sans CJK SC" w:hAnsi="Noto Sans CJK SC" w:eastAsia="Noto Sans CJK SC"/>
+          <w:color w:val="172B3A"/>
+          <w:sz w:val="22"/>
+        </w:rPr>
+        <w:t>每次核对接收数量、首样本、末样本和丢失数。</w:t>
+      </w:r>
+    </w:p>
+    <w:p>
+      <w:pPr>
+        <w:widowControl/>
+        <w:spacing w:before="0" w:after="80" w:line="288" w:lineRule="auto"/>
+        <w:numPr>
+          <w:ilvl w:val="0"/>
+          <w:numId w:val="13"/>
+        </w:numPr>
+      </w:pPr>
+      <w:r>
+        <w:rPr>
+          <w:rFonts w:ascii="Noto Sans CJK SC" w:hAnsi="Noto Sans CJK SC" w:eastAsia="Noto Sans CJK SC"/>
+          <w:color w:val="172B3A"/>
+          <w:sz w:val="22"/>
+        </w:rPr>
+        <w:t>记录最低、中位、最高吞吐和变异系数。</w:t>
+      </w:r>
+    </w:p>
+    <w:p>
+      <w:pPr>
+        <w:widowControl/>
+        <w:spacing w:before="0" w:after="100" w:line="288" w:lineRule="auto"/>
+      </w:pPr>
+      <w:r>
+        <w:rPr>
+          <w:rFonts w:ascii="Noto Sans CJK SC" w:hAnsi="Noto Sans CJK SC" w:eastAsia="Noto Sans CJK SC"/>
+          <w:b/>
+          <w:color w:val="1F4D78"/>
+          <w:sz w:val="22"/>
+        </w:rPr>
+        <w:t>通过判据：</w:t>
+      </w:r>
+      <w:r>
+        <w:rPr>
+          <w:rFonts w:ascii="Noto Sans CJK SC" w:hAnsi="Noto Sans CJK SC" w:eastAsia="Noto Sans CJK SC"/>
+          <w:color w:val="172B3A"/>
+          <w:sz w:val="22"/>
+        </w:rPr>
+        <w:t xml:space="preserve"> 两个数据集各自七次运行中的最低软件接收吞吐均不低于 1,100 条记录/秒，所有运行均无丢失且首末记录一致。</w:t>
+      </w:r>
+    </w:p>
+    <w:p>
+      <w:pPr>
+        <w:widowControl/>
+        <w:spacing w:before="0" w:after="100" w:line="288" w:lineRule="auto"/>
+      </w:pPr>
+      <w:r>
+        <w:rPr>
+          <w:rFonts w:ascii="Noto Sans CJK SC" w:hAnsi="Noto Sans CJK SC" w:eastAsia="Noto Sans CJK SC"/>
+          <w:b/>
+          <w:color w:val="1F4D78"/>
+          <w:sz w:val="22"/>
+        </w:rPr>
+        <w:t>重要边界：</w:t>
+      </w:r>
+      <w:r>
+        <w:rPr>
+          <w:rFonts w:ascii="Noto Sans CJK SC" w:hAnsi="Noto Sans CJK SC" w:eastAsia="Noto Sans CJK SC"/>
+          <w:color w:val="172B3A"/>
+          <w:sz w:val="22"/>
+        </w:rPr>
+        <w:t xml:space="preserve"> 该结果验证真实高频文件在 Python 软件边界的接收和缓冲能力，不覆盖传感器、采集卡、驱动、时钟同步和网络链路。现场整机验收需要另接真实采集硬件。</w:t>
+      </w:r>
+    </w:p>
+    <w:p>
+      <w:pPr>
+        <w:pStyle w:val="Heading1"/>
+      </w:pPr>
+      <w:r>
+        <w:t>9. 指标 3.6：四维质量指标不低于 95%</w:t>
+      </w:r>
+    </w:p>
+    <w:p>
+      <w:pPr>
+        <w:widowControl/>
+        <w:spacing w:before="0" w:after="100" w:line="288" w:lineRule="auto"/>
+      </w:pPr>
+      <w:r>
+        <w:rPr>
+          <w:rFonts w:ascii="Noto Sans CJK SC" w:hAnsi="Noto Sans CJK SC" w:eastAsia="Noto Sans CJK SC"/>
+          <w:b/>
+          <w:color w:val="1F4D78"/>
+          <w:sz w:val="22"/>
+        </w:rPr>
+        <w:t>算法文件：</w:t>
+      </w:r>
+      <w:r>
+        <w:rPr>
+          <w:rFonts w:ascii="Noto Sans CJK SC" w:hAnsi="Noto Sans CJK SC" w:eastAsia="Noto Sans CJK SC"/>
+          <w:color w:val="172B3A"/>
+          <w:sz w:val="22"/>
+        </w:rPr>
+        <w:t xml:space="preserve"> </w:t>
+      </w:r>
+      <w:r>
+        <w:rPr>
+          <w:rFonts w:ascii="Menlo" w:hAnsi="Menlo" w:eastAsia="Noto Sans CJK SC"/>
+          <w:color w:val="172B3A"/>
+          <w:sz w:val="21"/>
+        </w:rPr>
+        <w:t>governance/indicator_3_6.py</w:t>
+      </w:r>
+      <w:r>
+        <w:rPr>
+          <w:rFonts w:ascii="Noto Sans CJK SC" w:hAnsi="Noto Sans CJK SC" w:eastAsia="Noto Sans CJK SC"/>
+          <w:color w:val="172B3A"/>
+          <w:sz w:val="22"/>
+        </w:rPr>
+        <w:t>。</w:t>
+      </w:r>
+    </w:p>
+    <w:p>
+      <w:pPr>
+        <w:widowControl/>
+        <w:spacing w:before="0" w:after="100" w:line="288" w:lineRule="auto"/>
+      </w:pPr>
+      <w:r>
+        <w:rPr>
+          <w:rFonts w:ascii="Noto Sans CJK SC" w:hAnsi="Noto Sans CJK SC" w:eastAsia="Noto Sans CJK SC"/>
+          <w:b/>
+          <w:color w:val="1F4D78"/>
+          <w:sz w:val="22"/>
+        </w:rPr>
+        <w:t>真实输入：</w:t>
+      </w:r>
+      <w:r>
+        <w:rPr>
+          <w:rFonts w:ascii="Noto Sans CJK SC" w:hAnsi="Noto Sans CJK SC" w:eastAsia="Noto Sans CJK SC"/>
+          <w:color w:val="172B3A"/>
+          <w:sz w:val="22"/>
+        </w:rPr>
+        <w:t xml:space="preserve"> MetroPT-3、FordA、SECOM 和 Hospital 完整数据。公开数据中的自然缺失与错误原样保留，不人工注入异常。</w:t>
+      </w:r>
+    </w:p>
+    <w:p>
+      <w:pPr>
+        <w:widowControl/>
+        <w:spacing w:before="0" w:after="100" w:line="288" w:lineRule="auto"/>
+      </w:pPr>
+      <w:r>
+        <w:rPr>
+          <w:rFonts w:ascii="Noto Sans CJK SC" w:hAnsi="Noto Sans CJK SC" w:eastAsia="Noto Sans CJK SC"/>
+          <w:b/>
+          <w:color w:val="1F4D78"/>
+          <w:sz w:val="22"/>
+        </w:rPr>
+        <w:t>四个维度：</w:t>
       </w:r>
     </w:p>
     <w:p>
@@ -2205,11 +2265,11 @@
       </w:pPr>
       <w:r>
         <w:rPr>
-          <w:rFonts w:ascii="Arial Unicode MS" w:hAnsi="Arial Unicode MS" w:eastAsia="Arial Unicode MS"/>
+          <w:rFonts w:ascii="Noto Sans CJK SC" w:hAnsi="Noto Sans CJK SC" w:eastAsia="Noto Sans CJK SC"/>
           <w:color w:val="172B3A"/>
           <w:sz w:val="22"/>
         </w:rPr>
-        <w:t>5 个不同随机种子的平滑工业传感器序列，每个 12,000 点。</w:t>
+        <w:t>完整性：必填字段/传感器单元格的非缺失比例。</w:t>
       </w:r>
     </w:p>
     <w:p>
@@ -2223,11 +2283,11 @@
       </w:pPr>
       <w:r>
         <w:rPr>
-          <w:rFonts w:ascii="Arial Unicode MS" w:hAnsi="Arial Unicode MS" w:eastAsia="Arial Unicode MS"/>
+          <w:rFonts w:ascii="Noto Sans CJK SC" w:hAnsi="Noto Sans CJK SC" w:eastAsia="Noto Sans CJK SC"/>
           <w:color w:val="172B3A"/>
           <w:sz w:val="22"/>
         </w:rPr>
-        <w:t>以 Float64 原始字节数除以压缩载荷字节数计算每个数据集压缩比。</w:t>
+        <w:t>一致性：时间顺序、字段结构和分类值的一致比例。</w:t>
       </w:r>
     </w:p>
     <w:p>
@@ -2241,11 +2301,11 @@
       </w:pPr>
       <w:r>
         <w:rPr>
-          <w:rFonts w:ascii="Arial Unicode MS" w:hAnsi="Arial Unicode MS" w:eastAsia="Arial Unicode MS"/>
+          <w:rFonts w:ascii="Noto Sans CJK SC" w:hAnsi="Noto Sans CJK SC" w:eastAsia="Noto Sans CJK SC"/>
           <w:color w:val="172B3A"/>
           <w:sz w:val="22"/>
         </w:rPr>
-        <w:t>校验最大绝对重构误差不超过配置误差界 0.08。</w:t>
+        <w:t>时效性：相对于各公开归档观察窗口结束时刻的有效比例。</w:t>
       </w:r>
     </w:p>
     <w:p>
@@ -2259,29 +2319,11 @@
       </w:pPr>
       <w:r>
         <w:rPr>
-          <w:rFonts w:ascii="Arial Unicode MS" w:hAnsi="Arial Unicode MS" w:eastAsia="Arial Unicode MS"/>
+          <w:rFonts w:ascii="Noto Sans CJK SC" w:hAnsi="Noto Sans CJK SC" w:eastAsia="Noto Sans CJK SC"/>
           <w:color w:val="172B3A"/>
           <w:sz w:val="22"/>
         </w:rPr>
-        <w:t>对 5 个课题组算法接口执行样本数、数值和载荷往返校验，其中 REGER Float64 必须精确一致。</w:t>
-      </w:r>
-    </w:p>
-    <w:p>
-      <w:pPr>
-        <w:widowControl/>
-        <w:spacing w:before="0" w:after="80" w:line="288" w:lineRule="auto"/>
-        <w:numPr>
-          <w:ilvl w:val="0"/>
-          <w:numId w:val="10"/>
-        </w:numPr>
-      </w:pPr>
-      <w:r>
-        <w:rPr>
-          <w:rFonts w:ascii="Arial Unicode MS" w:hAnsi="Arial Unicode MS" w:eastAsia="Arial Unicode MS"/>
-          <w:color w:val="172B3A"/>
-          <w:sz w:val="22"/>
-        </w:rPr>
-        <w:t>验证负误差界、NaN 和非法载荷被拒绝。</w:t>
+        <w:t>有效性：有限数值、时间戳和标签值域的有效比例。</w:t>
       </w:r>
     </w:p>
     <w:p>
@@ -2291,7 +2333,7 @@
       </w:pPr>
       <w:r>
         <w:rPr>
-          <w:rFonts w:ascii="Arial Unicode MS" w:hAnsi="Arial Unicode MS" w:eastAsia="Arial Unicode MS"/>
+          <w:rFonts w:ascii="Noto Sans CJK SC" w:hAnsi="Noto Sans CJK SC" w:eastAsia="Noto Sans CJK SC"/>
           <w:b/>
           <w:color w:val="1F4D78"/>
           <w:sz w:val="22"/>
@@ -2300,27 +2342,11 @@
       </w:r>
       <w:r>
         <w:rPr>
-          <w:rFonts w:ascii="Arial Unicode MS" w:hAnsi="Arial Unicode MS" w:eastAsia="Arial Unicode MS"/>
+          <w:rFonts w:ascii="Noto Sans CJK SC" w:hAnsi="Noto Sans CJK SC" w:eastAsia="Noto Sans CJK SC"/>
           <w:color w:val="172B3A"/>
           <w:sz w:val="22"/>
         </w:rPr>
-        <w:t xml:space="preserve"> 5 个 PLA 数据集中的最低压缩比不低于 9.0；最大绝对误差不超过 0.08；课题组最新成果的 5 个适配接口全部往返正确。REGER Float64 必须精确一致，TS_2DIFF+BOS Float 最大绝对误差不超过 </w:t>
-      </w:r>
-      <w:r>
-        <w:rPr>
-          <w:rFonts w:ascii="Menlo" w:hAnsi="Menlo" w:eastAsia="Arial Unicode MS"/>
-          <w:color w:val="172B3A"/>
-          <w:sz w:val="21"/>
-        </w:rPr>
-        <w:t>5e-7</w:t>
-      </w:r>
-      <w:r>
-        <w:rPr>
-          <w:rFonts w:ascii="Arial Unicode MS" w:hAnsi="Arial Unicode MS" w:eastAsia="Arial Unicode MS"/>
-          <w:color w:val="172B3A"/>
-          <w:sz w:val="22"/>
-        </w:rPr>
-        <w:t>。REGER、BOS 和 TS_2DIFF+BOS 的压缩比单独披露，不与 PLA 的 9:1 指标混合计算。</w:t>
+        <w:t xml:space="preserve"> 对每个可评价维度取四个数据集中的最低值，所有最低值均不低于 95%。不含时间戳的数据集将时效性标记为不可评价，不以满分代替。</w:t>
       </w:r>
     </w:p>
     <w:p>
@@ -2330,2024 +2356,20 @@
       </w:pPr>
       <w:r>
         <w:rPr>
-          <w:rFonts w:ascii="Arial Unicode MS" w:hAnsi="Arial Unicode MS" w:eastAsia="Arial Unicode MS"/>
+          <w:rFonts w:ascii="Noto Sans CJK SC" w:hAnsi="Noto Sans CJK SC" w:eastAsia="Noto Sans CJK SC"/>
           <w:b/>
           <w:color w:val="1F4D78"/>
           <w:sz w:val="22"/>
         </w:rPr>
-        <w:t>运行命令：</w:t>
-      </w:r>
-    </w:p>
-    <w:p>
-      <w:pPr>
-        <w:widowControl/>
-        <w:spacing w:before="60" w:after="140" w:line="252" w:lineRule="auto"/>
-        <w:ind w:left="259" w:right="259"/>
-        <w:shd w:fill="F2F4F7"/>
-      </w:pPr>
-      <w:r>
-        <w:rPr>
-          <w:rFonts w:ascii="Menlo" w:hAnsi="Menlo" w:eastAsia="Arial Unicode MS"/>
-          <w:color w:val="172B3A"/>
-          <w:sz w:val="17"/>
-        </w:rPr>
-        <w:t>python3 run_indicator_tests.py 3.2</w:t>
-      </w:r>
-    </w:p>
-    <w:p>
-      <w:pPr>
-        <w:widowControl/>
-        <w:spacing w:before="0" w:after="100" w:line="288" w:lineRule="auto"/>
-      </w:pPr>
-      <w:r>
-        <w:rPr>
-          <w:rFonts w:ascii="Arial Unicode MS" w:hAnsi="Arial Unicode MS" w:eastAsia="Arial Unicode MS"/>
-          <w:b/>
-          <w:color w:val="1F4D78"/>
-          <w:sz w:val="22"/>
-        </w:rPr>
-        <w:t>关键报告字段：</w:t>
+        <w:t>重要边界：</w:t>
       </w:r>
       <w:r>
         <w:rPr>
-          <w:rFonts w:ascii="Arial Unicode MS" w:hAnsi="Arial Unicode MS" w:eastAsia="Arial Unicode MS"/>
+          <w:rFonts w:ascii="Noto Sans CJK SC" w:hAnsi="Noto Sans CJK SC" w:eastAsia="Noto Sans CJK SC"/>
           <w:color w:val="172B3A"/>
           <w:sz w:val="22"/>
         </w:rPr>
-        <w:t xml:space="preserve"> </w:t>
-      </w:r>
-      <w:r>
-        <w:rPr>
-          <w:rFonts w:ascii="Menlo" w:hAnsi="Menlo" w:eastAsia="Arial Unicode MS"/>
-          <w:color w:val="172B3A"/>
-          <w:sz w:val="21"/>
-        </w:rPr>
-        <w:t>minimum_compression_ratio</w:t>
-      </w:r>
-      <w:r>
-        <w:rPr>
-          <w:rFonts w:ascii="Arial Unicode MS" w:hAnsi="Arial Unicode MS" w:eastAsia="Arial Unicode MS"/>
-          <w:color w:val="172B3A"/>
-          <w:sz w:val="22"/>
-        </w:rPr>
-        <w:t>、</w:t>
-      </w:r>
-      <w:r>
-        <w:rPr>
-          <w:rFonts w:ascii="Menlo" w:hAnsi="Menlo" w:eastAsia="Arial Unicode MS"/>
-          <w:color w:val="172B3A"/>
-          <w:sz w:val="21"/>
-        </w:rPr>
-        <w:t>compression_ratio</w:t>
-      </w:r>
-      <w:r>
-        <w:rPr>
-          <w:rFonts w:ascii="Arial Unicode MS" w:hAnsi="Arial Unicode MS" w:eastAsia="Arial Unicode MS"/>
-          <w:color w:val="172B3A"/>
-          <w:sz w:val="22"/>
-        </w:rPr>
-        <w:t>、</w:t>
-      </w:r>
-      <w:r>
-        <w:rPr>
-          <w:rFonts w:ascii="Menlo" w:hAnsi="Menlo" w:eastAsia="Arial Unicode MS"/>
-          <w:color w:val="172B3A"/>
-          <w:sz w:val="21"/>
-        </w:rPr>
-        <w:t>configured_error_bound</w:t>
-      </w:r>
-      <w:r>
-        <w:rPr>
-          <w:rFonts w:ascii="Arial Unicode MS" w:hAnsi="Arial Unicode MS" w:eastAsia="Arial Unicode MS"/>
-          <w:color w:val="172B3A"/>
-          <w:sz w:val="22"/>
-        </w:rPr>
-        <w:t>、</w:t>
-      </w:r>
-      <w:r>
-        <w:rPr>
-          <w:rFonts w:ascii="Menlo" w:hAnsi="Menlo" w:eastAsia="Arial Unicode MS"/>
-          <w:color w:val="172B3A"/>
-          <w:sz w:val="21"/>
-        </w:rPr>
-        <w:t>max_absolute_error</w:t>
-      </w:r>
-      <w:r>
-        <w:rPr>
-          <w:rFonts w:ascii="Arial Unicode MS" w:hAnsi="Arial Unicode MS" w:eastAsia="Arial Unicode MS"/>
-          <w:color w:val="172B3A"/>
-          <w:sz w:val="22"/>
-        </w:rPr>
-        <w:t>、</w:t>
-      </w:r>
-      <w:r>
-        <w:rPr>
-          <w:rFonts w:ascii="Menlo" w:hAnsi="Menlo" w:eastAsia="Arial Unicode MS"/>
-          <w:color w:val="172B3A"/>
-          <w:sz w:val="21"/>
-        </w:rPr>
-        <w:t>median_round_trip_ms</w:t>
-      </w:r>
-      <w:r>
-        <w:rPr>
-          <w:rFonts w:ascii="Arial Unicode MS" w:hAnsi="Arial Unicode MS" w:eastAsia="Arial Unicode MS"/>
-          <w:color w:val="172B3A"/>
-          <w:sz w:val="22"/>
-        </w:rPr>
-        <w:t>、</w:t>
-      </w:r>
-      <w:r>
-        <w:rPr>
-          <w:rFonts w:ascii="Menlo" w:hAnsi="Menlo" w:eastAsia="Arial Unicode MS"/>
-          <w:color w:val="172B3A"/>
-          <w:sz w:val="21"/>
-        </w:rPr>
-        <w:t>research_group_algorithms</w:t>
-      </w:r>
-      <w:r>
-        <w:rPr>
-          <w:rFonts w:ascii="Arial Unicode MS" w:hAnsi="Arial Unicode MS" w:eastAsia="Arial Unicode MS"/>
-          <w:color w:val="172B3A"/>
-          <w:sz w:val="22"/>
-        </w:rPr>
-        <w:t>。</w:t>
-      </w:r>
-    </w:p>
-    <w:p>
-      <w:pPr>
-        <w:pStyle w:val="Heading1"/>
-      </w:pPr>
-      <w:r>
-        <w:t>6. 指标 3.3：序列、关系数据智能解析</w:t>
-      </w:r>
-    </w:p>
-    <w:p>
-      <w:pPr>
-        <w:widowControl/>
-        <w:spacing w:before="0" w:after="100" w:line="288" w:lineRule="auto"/>
-      </w:pPr>
-      <w:r>
-        <w:rPr>
-          <w:rFonts w:ascii="Arial Unicode MS" w:hAnsi="Arial Unicode MS" w:eastAsia="Arial Unicode MS"/>
-          <w:b/>
-          <w:color w:val="1F4D78"/>
-          <w:sz w:val="22"/>
-        </w:rPr>
-        <w:t>指标目标：</w:t>
-      </w:r>
-      <w:r>
-        <w:rPr>
-          <w:rFonts w:ascii="Arial Unicode MS" w:hAnsi="Arial Unicode MS" w:eastAsia="Arial Unicode MS"/>
-          <w:color w:val="172B3A"/>
-          <w:sz w:val="22"/>
-        </w:rPr>
-        <w:t xml:space="preserve"> 序列、关系数据解析准确率不低于 95%。</w:t>
-      </w:r>
-    </w:p>
-    <w:p>
-      <w:pPr>
-        <w:widowControl/>
-        <w:spacing w:before="0" w:after="100" w:line="288" w:lineRule="auto"/>
-      </w:pPr>
-      <w:r>
-        <w:rPr>
-          <w:rFonts w:ascii="Arial Unicode MS" w:hAnsi="Arial Unicode MS" w:eastAsia="Arial Unicode MS"/>
-          <w:b/>
-          <w:color w:val="1F4D78"/>
-          <w:sz w:val="22"/>
-        </w:rPr>
-        <w:t>算法文件：</w:t>
-      </w:r>
-      <w:r>
-        <w:rPr>
-          <w:rFonts w:ascii="Arial Unicode MS" w:hAnsi="Arial Unicode MS" w:eastAsia="Arial Unicode MS"/>
-          <w:color w:val="172B3A"/>
-          <w:sz w:val="22"/>
-        </w:rPr>
-        <w:t xml:space="preserve"> </w:t>
-      </w:r>
-      <w:r>
-        <w:rPr>
-          <w:rFonts w:ascii="Menlo" w:hAnsi="Menlo" w:eastAsia="Arial Unicode MS"/>
-          <w:color w:val="172B3A"/>
-          <w:sz w:val="21"/>
-        </w:rPr>
-        <w:t>governance/indicator_3_3.py</w:t>
-      </w:r>
-      <w:r>
-        <w:rPr>
-          <w:rFonts w:ascii="Arial Unicode MS" w:hAnsi="Arial Unicode MS" w:eastAsia="Arial Unicode MS"/>
-          <w:color w:val="172B3A"/>
-          <w:sz w:val="22"/>
-        </w:rPr>
-        <w:t xml:space="preserve">。固定标注资源为 </w:t>
-      </w:r>
-      <w:r>
-        <w:rPr>
-          <w:rFonts w:ascii="Menlo" w:hAnsi="Menlo" w:eastAsia="Arial Unicode MS"/>
-          <w:color w:val="172B3A"/>
-          <w:sz w:val="21"/>
-        </w:rPr>
-        <w:t>governance/benchmark_data/indicator_3_3_labeled.json</w:t>
-      </w:r>
-      <w:r>
-        <w:rPr>
-          <w:rFonts w:ascii="Arial Unicode MS" w:hAnsi="Arial Unicode MS" w:eastAsia="Arial Unicode MS"/>
-          <w:color w:val="172B3A"/>
-          <w:sz w:val="22"/>
-        </w:rPr>
-        <w:t>。</w:t>
-      </w:r>
-    </w:p>
-    <w:p>
-      <w:pPr>
-        <w:widowControl/>
-        <w:spacing w:before="0" w:after="100" w:line="288" w:lineRule="auto"/>
-      </w:pPr>
-      <w:r>
-        <w:rPr>
-          <w:rFonts w:ascii="Arial Unicode MS" w:hAnsi="Arial Unicode MS" w:eastAsia="Arial Unicode MS"/>
-          <w:b/>
-          <w:color w:val="1F4D78"/>
-          <w:sz w:val="22"/>
-        </w:rPr>
-        <w:t>支持输入：</w:t>
-      </w:r>
-      <w:r>
-        <w:rPr>
-          <w:rFonts w:ascii="Arial Unicode MS" w:hAnsi="Arial Unicode MS" w:eastAsia="Arial Unicode MS"/>
-          <w:color w:val="172B3A"/>
-          <w:sz w:val="22"/>
-        </w:rPr>
-        <w:t xml:space="preserve"> CSV、TSV、分号分隔表格、管道分隔表格、JSON 对象数组、带 </w:t>
-      </w:r>
-      <w:r>
-        <w:rPr>
-          <w:rFonts w:ascii="Menlo" w:hAnsi="Menlo" w:eastAsia="Arial Unicode MS"/>
-          <w:color w:val="172B3A"/>
-          <w:sz w:val="21"/>
-        </w:rPr>
-        <w:t>records/data/rows/items</w:t>
-      </w:r>
-      <w:r>
-        <w:rPr>
-          <w:rFonts w:ascii="Arial Unicode MS" w:hAnsi="Arial Unicode MS" w:eastAsia="Arial Unicode MS"/>
-          <w:color w:val="172B3A"/>
-          <w:sz w:val="22"/>
-        </w:rPr>
-        <w:t xml:space="preserve"> 包装的 JSON，以及 JSONL。最多 500,000 条记录和 2048 个字段。</w:t>
-      </w:r>
-    </w:p>
-    <w:p>
-      <w:pPr>
-        <w:widowControl/>
-        <w:spacing w:before="0" w:after="100" w:line="288" w:lineRule="auto"/>
-      </w:pPr>
-      <w:r>
-        <w:rPr>
-          <w:rFonts w:ascii="Arial Unicode MS" w:hAnsi="Arial Unicode MS" w:eastAsia="Arial Unicode MS"/>
-          <w:b/>
-          <w:color w:val="1F4D78"/>
-          <w:sz w:val="22"/>
-        </w:rPr>
-        <w:t>算法说明：</w:t>
-      </w:r>
-      <w:r>
-        <w:rPr>
-          <w:rFonts w:ascii="Arial Unicode MS" w:hAnsi="Arial Unicode MS" w:eastAsia="Arial Unicode MS"/>
-          <w:color w:val="172B3A"/>
-          <w:sz w:val="22"/>
-        </w:rPr>
-        <w:t xml:space="preserve"> 自动或显式识别格式，增量限制记录数与字段数，将输入归一为 </w:t>
-      </w:r>
-      <w:r>
-        <w:rPr>
-          <w:rFonts w:ascii="Menlo" w:hAnsi="Menlo" w:eastAsia="Arial Unicode MS"/>
-          <w:color w:val="172B3A"/>
-          <w:sz w:val="21"/>
-        </w:rPr>
-        <w:t>format/records/columns</w:t>
-      </w:r>
-      <w:r>
-        <w:rPr>
-          <w:rFonts w:ascii="Arial Unicode MS" w:hAnsi="Arial Unicode MS" w:eastAsia="Arial Unicode MS"/>
-          <w:color w:val="172B3A"/>
-          <w:sz w:val="22"/>
-        </w:rPr>
-        <w:t xml:space="preserve"> 结构，并拒绝标量记录、重复或大小写歧义字段、错误列数、非法 BOM 和格式错误内容。</w:t>
-      </w:r>
-    </w:p>
-    <w:p>
-      <w:pPr>
-        <w:widowControl/>
-        <w:spacing w:before="0" w:after="100" w:line="288" w:lineRule="auto"/>
-      </w:pPr>
-      <w:r>
-        <w:rPr>
-          <w:rFonts w:ascii="Arial Unicode MS" w:hAnsi="Arial Unicode MS" w:eastAsia="Arial Unicode MS"/>
-          <w:b/>
-          <w:color w:val="1F4D78"/>
-          <w:sz w:val="22"/>
-        </w:rPr>
-        <w:t>测试数据与用例：</w:t>
-      </w:r>
-    </w:p>
-    <w:p>
-      <w:pPr>
-        <w:widowControl/>
-        <w:spacing w:before="0" w:after="80" w:line="288" w:lineRule="auto"/>
-        <w:numPr>
-          <w:ilvl w:val="0"/>
-          <w:numId w:val="10"/>
-        </w:numPr>
-      </w:pPr>
-      <w:r>
-        <w:rPr>
-          <w:rFonts w:ascii="Arial Unicode MS" w:hAnsi="Arial Unicode MS" w:eastAsia="Arial Unicode MS"/>
-          <w:color w:val="172B3A"/>
-          <w:sz w:val="22"/>
-        </w:rPr>
-        <w:t>120 个有效标注样例，覆盖 6 类格式、可选字段缺失、字段换序、尾部空行、含分隔符的引号字段及 JSON 转义文本；样例与预期值保存在独立 JSON 文件中。</w:t>
-      </w:r>
-    </w:p>
-    <w:p>
-      <w:pPr>
-        <w:widowControl/>
-        <w:spacing w:before="0" w:after="80" w:line="288" w:lineRule="auto"/>
-        <w:numPr>
-          <w:ilvl w:val="0"/>
-          <w:numId w:val="10"/>
-        </w:numPr>
-      </w:pPr>
-      <w:r>
-        <w:rPr>
-          <w:rFonts w:ascii="Arial Unicode MS" w:hAnsi="Arial Unicode MS" w:eastAsia="Arial Unicode MS"/>
-          <w:color w:val="172B3A"/>
-          <w:sz w:val="22"/>
-        </w:rPr>
-        <w:t>8 个无效样例，覆盖错误格式、非对象记录和结构异常。</w:t>
-      </w:r>
-    </w:p>
-    <w:p>
-      <w:pPr>
-        <w:widowControl/>
-        <w:spacing w:before="0" w:after="80" w:line="288" w:lineRule="auto"/>
-        <w:numPr>
-          <w:ilvl w:val="0"/>
-          <w:numId w:val="10"/>
-        </w:numPr>
-      </w:pPr>
-      <w:r>
-        <w:rPr>
-          <w:rFonts w:ascii="Arial Unicode MS" w:hAnsi="Arial Unicode MS" w:eastAsia="Arial Unicode MS"/>
-          <w:color w:val="172B3A"/>
-          <w:sz w:val="22"/>
-        </w:rPr>
-        <w:t>使用代码常量和算法清单中的 SHA-256 锁定样例版本，哈希不一致时基准直接失败。</w:t>
-      </w:r>
-    </w:p>
-    <w:p>
-      <w:pPr>
-        <w:widowControl/>
-        <w:spacing w:before="0" w:after="80" w:line="288" w:lineRule="auto"/>
-        <w:numPr>
-          <w:ilvl w:val="0"/>
-          <w:numId w:val="10"/>
-        </w:numPr>
-      </w:pPr>
-      <w:r>
-        <w:rPr>
-          <w:rFonts w:ascii="Arial Unicode MS" w:hAnsi="Arial Unicode MS" w:eastAsia="Arial Unicode MS"/>
-          <w:color w:val="172B3A"/>
-          <w:sz w:val="22"/>
-        </w:rPr>
-        <w:t>功能测试额外验证六类格式及重复字段拒绝行为。</w:t>
-      </w:r>
-    </w:p>
-    <w:p>
-      <w:pPr>
-        <w:widowControl/>
-        <w:spacing w:before="0" w:after="100" w:line="288" w:lineRule="auto"/>
-      </w:pPr>
-      <w:r>
-        <w:rPr>
-          <w:rFonts w:ascii="Arial Unicode MS" w:hAnsi="Arial Unicode MS" w:eastAsia="Arial Unicode MS"/>
-          <w:b/>
-          <w:color w:val="1F4D78"/>
-          <w:sz w:val="22"/>
-        </w:rPr>
-        <w:t>通过判据：</w:t>
-      </w:r>
-      <w:r>
-        <w:rPr>
-          <w:rFonts w:ascii="Arial Unicode MS" w:hAnsi="Arial Unicode MS" w:eastAsia="Arial Unicode MS"/>
-          <w:color w:val="172B3A"/>
-          <w:sz w:val="22"/>
-        </w:rPr>
-        <w:t xml:space="preserve"> </w:t>
-      </w:r>
-      <w:r>
-        <w:rPr>
-          <w:rFonts w:ascii="Menlo" w:hAnsi="Menlo" w:eastAsia="Arial Unicode MS"/>
-          <w:color w:val="172B3A"/>
-          <w:sz w:val="21"/>
-        </w:rPr>
-        <w:t>parsing_accuracy_percent &gt;= 95.0</w:t>
-      </w:r>
-      <w:r>
-        <w:rPr>
-          <w:rFonts w:ascii="Arial Unicode MS" w:hAnsi="Arial Unicode MS" w:eastAsia="Arial Unicode MS"/>
-          <w:color w:val="172B3A"/>
-          <w:sz w:val="22"/>
-        </w:rPr>
-        <w:t xml:space="preserve"> 且 </w:t>
-      </w:r>
-      <w:r>
-        <w:rPr>
-          <w:rFonts w:ascii="Menlo" w:hAnsi="Menlo" w:eastAsia="Arial Unicode MS"/>
-          <w:color w:val="172B3A"/>
-          <w:sz w:val="21"/>
-        </w:rPr>
-        <w:t>failure_count == 0</w:t>
-      </w:r>
-      <w:r>
-        <w:rPr>
-          <w:rFonts w:ascii="Arial Unicode MS" w:hAnsi="Arial Unicode MS" w:eastAsia="Arial Unicode MS"/>
-          <w:color w:val="172B3A"/>
-          <w:sz w:val="22"/>
-        </w:rPr>
-        <w:t>。准确率按有效解析与正确拒绝的总正确数除以总样例数计算。</w:t>
-      </w:r>
-    </w:p>
-    <w:p>
-      <w:pPr>
-        <w:widowControl/>
-        <w:spacing w:before="0" w:after="100" w:line="288" w:lineRule="auto"/>
-      </w:pPr>
-      <w:r>
-        <w:rPr>
-          <w:rFonts w:ascii="Arial Unicode MS" w:hAnsi="Arial Unicode MS" w:eastAsia="Arial Unicode MS"/>
-          <w:b/>
-          <w:color w:val="1F4D78"/>
-          <w:sz w:val="22"/>
-        </w:rPr>
-        <w:t>运行命令：</w:t>
-      </w:r>
-    </w:p>
-    <w:p>
-      <w:pPr>
-        <w:widowControl/>
-        <w:spacing w:before="60" w:after="140" w:line="252" w:lineRule="auto"/>
-        <w:ind w:left="259" w:right="259"/>
-        <w:shd w:fill="F2F4F7"/>
-      </w:pPr>
-      <w:r>
-        <w:rPr>
-          <w:rFonts w:ascii="Menlo" w:hAnsi="Menlo" w:eastAsia="Arial Unicode MS"/>
-          <w:color w:val="172B3A"/>
-          <w:sz w:val="17"/>
-        </w:rPr>
-        <w:t>python3 run_indicator_tests.py 3.3</w:t>
-      </w:r>
-    </w:p>
-    <w:p>
-      <w:pPr>
-        <w:widowControl/>
-        <w:spacing w:before="0" w:after="100" w:line="288" w:lineRule="auto"/>
-      </w:pPr>
-      <w:r>
-        <w:rPr>
-          <w:rFonts w:ascii="Arial Unicode MS" w:hAnsi="Arial Unicode MS" w:eastAsia="Arial Unicode MS"/>
-          <w:b/>
-          <w:color w:val="1F4D78"/>
-          <w:sz w:val="22"/>
-        </w:rPr>
-        <w:t>关键报告字段：</w:t>
-      </w:r>
-      <w:r>
-        <w:rPr>
-          <w:rFonts w:ascii="Arial Unicode MS" w:hAnsi="Arial Unicode MS" w:eastAsia="Arial Unicode MS"/>
-          <w:color w:val="172B3A"/>
-          <w:sz w:val="22"/>
-        </w:rPr>
-        <w:t xml:space="preserve"> </w:t>
-      </w:r>
-      <w:r>
-        <w:rPr>
-          <w:rFonts w:ascii="Menlo" w:hAnsi="Menlo" w:eastAsia="Arial Unicode MS"/>
-          <w:color w:val="172B3A"/>
-          <w:sz w:val="21"/>
-        </w:rPr>
-        <w:t>fixtures</w:t>
-      </w:r>
-      <w:r>
-        <w:rPr>
-          <w:rFonts w:ascii="Arial Unicode MS" w:hAnsi="Arial Unicode MS" w:eastAsia="Arial Unicode MS"/>
-          <w:color w:val="172B3A"/>
-          <w:sz w:val="22"/>
-        </w:rPr>
-        <w:t>、</w:t>
-      </w:r>
-      <w:r>
-        <w:rPr>
-          <w:rFonts w:ascii="Menlo" w:hAnsi="Menlo" w:eastAsia="Arial Unicode MS"/>
-          <w:color w:val="172B3A"/>
-          <w:sz w:val="21"/>
-        </w:rPr>
-        <w:t>valid_fixtures</w:t>
-      </w:r>
-      <w:r>
-        <w:rPr>
-          <w:rFonts w:ascii="Arial Unicode MS" w:hAnsi="Arial Unicode MS" w:eastAsia="Arial Unicode MS"/>
-          <w:color w:val="172B3A"/>
-          <w:sz w:val="22"/>
-        </w:rPr>
-        <w:t>、</w:t>
-      </w:r>
-      <w:r>
-        <w:rPr>
-          <w:rFonts w:ascii="Menlo" w:hAnsi="Menlo" w:eastAsia="Arial Unicode MS"/>
-          <w:color w:val="172B3A"/>
-          <w:sz w:val="21"/>
-        </w:rPr>
-        <w:t>invalid_fixtures</w:t>
-      </w:r>
-      <w:r>
-        <w:rPr>
-          <w:rFonts w:ascii="Arial Unicode MS" w:hAnsi="Arial Unicode MS" w:eastAsia="Arial Unicode MS"/>
-          <w:color w:val="172B3A"/>
-          <w:sz w:val="22"/>
-        </w:rPr>
-        <w:t>、</w:t>
-      </w:r>
-      <w:r>
-        <w:rPr>
-          <w:rFonts w:ascii="Menlo" w:hAnsi="Menlo" w:eastAsia="Arial Unicode MS"/>
-          <w:color w:val="172B3A"/>
-          <w:sz w:val="21"/>
-        </w:rPr>
-        <w:t>correctly_parsed</w:t>
-      </w:r>
-      <w:r>
-        <w:rPr>
-          <w:rFonts w:ascii="Arial Unicode MS" w:hAnsi="Arial Unicode MS" w:eastAsia="Arial Unicode MS"/>
-          <w:color w:val="172B3A"/>
-          <w:sz w:val="22"/>
-        </w:rPr>
-        <w:t>、</w:t>
-      </w:r>
-      <w:r>
-        <w:rPr>
-          <w:rFonts w:ascii="Menlo" w:hAnsi="Menlo" w:eastAsia="Arial Unicode MS"/>
-          <w:color w:val="172B3A"/>
-          <w:sz w:val="21"/>
-        </w:rPr>
-        <w:t>parsing_accuracy_percent</w:t>
-      </w:r>
-      <w:r>
-        <w:rPr>
-          <w:rFonts w:ascii="Arial Unicode MS" w:hAnsi="Arial Unicode MS" w:eastAsia="Arial Unicode MS"/>
-          <w:color w:val="172B3A"/>
-          <w:sz w:val="22"/>
-        </w:rPr>
-        <w:t>、</w:t>
-      </w:r>
-      <w:r>
-        <w:rPr>
-          <w:rFonts w:ascii="Menlo" w:hAnsi="Menlo" w:eastAsia="Arial Unicode MS"/>
-          <w:color w:val="172B3A"/>
-          <w:sz w:val="21"/>
-        </w:rPr>
-        <w:t>accuracy_wilson_95_percent</w:t>
-      </w:r>
-      <w:r>
-        <w:rPr>
-          <w:rFonts w:ascii="Arial Unicode MS" w:hAnsi="Arial Unicode MS" w:eastAsia="Arial Unicode MS"/>
-          <w:color w:val="172B3A"/>
-          <w:sz w:val="22"/>
-        </w:rPr>
-        <w:t>、</w:t>
-      </w:r>
-      <w:r>
-        <w:rPr>
-          <w:rFonts w:ascii="Menlo" w:hAnsi="Menlo" w:eastAsia="Arial Unicode MS"/>
-          <w:color w:val="172B3A"/>
-          <w:sz w:val="21"/>
-        </w:rPr>
-        <w:t>accuracy_interval_scope</w:t>
-      </w:r>
-      <w:r>
-        <w:rPr>
-          <w:rFonts w:ascii="Arial Unicode MS" w:hAnsi="Arial Unicode MS" w:eastAsia="Arial Unicode MS"/>
-          <w:color w:val="172B3A"/>
-          <w:sz w:val="22"/>
-        </w:rPr>
-        <w:t>、样例指纹。</w:t>
-      </w:r>
-    </w:p>
-    <w:p>
-      <w:pPr>
-        <w:widowControl/>
-        <w:spacing w:before="0" w:after="100" w:line="288" w:lineRule="auto"/>
-      </w:pPr>
-      <w:r>
-        <w:rPr>
-          <w:rFonts w:ascii="Arial Unicode MS" w:hAnsi="Arial Unicode MS" w:eastAsia="Arial Unicode MS"/>
-          <w:b/>
-          <w:color w:val="1F4D78"/>
-          <w:sz w:val="22"/>
-        </w:rPr>
-        <w:t>统计边界：</w:t>
-      </w:r>
-      <w:r>
-        <w:rPr>
-          <w:rFonts w:ascii="Arial Unicode MS" w:hAnsi="Arial Unicode MS" w:eastAsia="Arial Unicode MS"/>
-          <w:color w:val="172B3A"/>
-          <w:sz w:val="22"/>
-        </w:rPr>
-        <w:t xml:space="preserve"> Wilson 区间用于描述当前固定样例集合上的二项正确率波动范围。由于样例并非从全部业务数据总体中概率抽样，不应将该区间解释为生产环境总体准确率的置信区间。</w:t>
-      </w:r>
-    </w:p>
-    <w:p>
-      <w:pPr>
-        <w:pStyle w:val="Heading1"/>
-      </w:pPr>
-      <w:r>
-        <w:t>7. 指标 3.4：异构数据语义时序对齐</w:t>
-      </w:r>
-    </w:p>
-    <w:p>
-      <w:pPr>
-        <w:widowControl/>
-        <w:spacing w:before="0" w:after="100" w:line="288" w:lineRule="auto"/>
-      </w:pPr>
-      <w:r>
-        <w:rPr>
-          <w:rFonts w:ascii="Arial Unicode MS" w:hAnsi="Arial Unicode MS" w:eastAsia="Arial Unicode MS"/>
-          <w:b/>
-          <w:color w:val="1F4D78"/>
-          <w:sz w:val="22"/>
-        </w:rPr>
-        <w:t>指标目标：</w:t>
-      </w:r>
-      <w:r>
-        <w:rPr>
-          <w:rFonts w:ascii="Arial Unicode MS" w:hAnsi="Arial Unicode MS" w:eastAsia="Arial Unicode MS"/>
-          <w:color w:val="172B3A"/>
-          <w:sz w:val="22"/>
-        </w:rPr>
-        <w:t xml:space="preserve"> 序列、关系数据对齐准确率不低于 90%。</w:t>
-      </w:r>
-    </w:p>
-    <w:p>
-      <w:pPr>
-        <w:widowControl/>
-        <w:spacing w:before="0" w:after="100" w:line="288" w:lineRule="auto"/>
-      </w:pPr>
-      <w:r>
-        <w:rPr>
-          <w:rFonts w:ascii="Arial Unicode MS" w:hAnsi="Arial Unicode MS" w:eastAsia="Arial Unicode MS"/>
-          <w:b/>
-          <w:color w:val="1F4D78"/>
-          <w:sz w:val="22"/>
-        </w:rPr>
-        <w:t>算法文件：</w:t>
-      </w:r>
-      <w:r>
-        <w:rPr>
-          <w:rFonts w:ascii="Arial Unicode MS" w:hAnsi="Arial Unicode MS" w:eastAsia="Arial Unicode MS"/>
-          <w:color w:val="172B3A"/>
-          <w:sz w:val="22"/>
-        </w:rPr>
-        <w:t xml:space="preserve"> </w:t>
-      </w:r>
-      <w:r>
-        <w:rPr>
-          <w:rFonts w:ascii="Menlo" w:hAnsi="Menlo" w:eastAsia="Arial Unicode MS"/>
-          <w:color w:val="172B3A"/>
-          <w:sz w:val="21"/>
-        </w:rPr>
-        <w:t>governance/indicator_3_4.py</w:t>
-      </w:r>
-      <w:r>
-        <w:rPr>
-          <w:rFonts w:ascii="Arial Unicode MS" w:hAnsi="Arial Unicode MS" w:eastAsia="Arial Unicode MS"/>
-          <w:color w:val="172B3A"/>
-          <w:sz w:val="22"/>
-        </w:rPr>
-        <w:t xml:space="preserve">。固定标注资源为 </w:t>
-      </w:r>
-      <w:r>
-        <w:rPr>
-          <w:rFonts w:ascii="Menlo" w:hAnsi="Menlo" w:eastAsia="Arial Unicode MS"/>
-          <w:color w:val="172B3A"/>
-          <w:sz w:val="21"/>
-        </w:rPr>
-        <w:t>governance/benchmark_data/indicator_3_4_labeled.json</w:t>
-      </w:r>
-      <w:r>
-        <w:rPr>
-          <w:rFonts w:ascii="Arial Unicode MS" w:hAnsi="Arial Unicode MS" w:eastAsia="Arial Unicode MS"/>
-          <w:color w:val="172B3A"/>
-          <w:sz w:val="22"/>
-        </w:rPr>
-        <w:t>。</w:t>
-      </w:r>
-    </w:p>
-    <w:p>
-      <w:pPr>
-        <w:widowControl/>
-        <w:spacing w:before="0" w:after="100" w:line="288" w:lineRule="auto"/>
-      </w:pPr>
-      <w:r>
-        <w:rPr>
-          <w:rFonts w:ascii="Arial Unicode MS" w:hAnsi="Arial Unicode MS" w:eastAsia="Arial Unicode MS"/>
-          <w:b/>
-          <w:color w:val="1F4D78"/>
-          <w:sz w:val="22"/>
-        </w:rPr>
-        <w:t>支持输入：</w:t>
-      </w:r>
-      <w:r>
-        <w:rPr>
-          <w:rFonts w:ascii="Arial Unicode MS" w:hAnsi="Arial Unicode MS" w:eastAsia="Arial Unicode MS"/>
-          <w:color w:val="172B3A"/>
-          <w:sz w:val="22"/>
-        </w:rPr>
-        <w:t xml:space="preserve"> 序列对象数组与关系对象数组。支持中英文设备、时间和数值字段别名；关系记录可提供开始与结束时间窗；设备标识支持受阈值控制的模糊匹配。</w:t>
-      </w:r>
-    </w:p>
-    <w:p>
-      <w:pPr>
-        <w:widowControl/>
-        <w:spacing w:before="0" w:after="100" w:line="288" w:lineRule="auto"/>
-      </w:pPr>
-      <w:r>
-        <w:rPr>
-          <w:rFonts w:ascii="Arial Unicode MS" w:hAnsi="Arial Unicode MS" w:eastAsia="Arial Unicode MS"/>
-          <w:b/>
-          <w:color w:val="1F4D78"/>
-          <w:sz w:val="22"/>
-        </w:rPr>
-        <w:t>算法说明：</w:t>
-      </w:r>
-      <w:r>
-        <w:rPr>
-          <w:rFonts w:ascii="Arial Unicode MS" w:hAnsi="Arial Unicode MS" w:eastAsia="Arial Unicode MS"/>
-          <w:color w:val="172B3A"/>
-          <w:sz w:val="22"/>
-        </w:rPr>
-        <w:t xml:space="preserve"> 先执行字段别名规范化和设备标识归一，再按设备候选、时间距离、时间窗宽度、中心距离和稳定键排序。多个窗口同时命中时优先选择距离更近且范围更精确的记录。</w:t>
-      </w:r>
-    </w:p>
-    <w:p>
-      <w:pPr>
-        <w:widowControl/>
-        <w:spacing w:before="0" w:after="100" w:line="288" w:lineRule="auto"/>
-      </w:pPr>
-      <w:r>
-        <w:rPr>
-          <w:rFonts w:ascii="Arial Unicode MS" w:hAnsi="Arial Unicode MS" w:eastAsia="Arial Unicode MS"/>
-          <w:b/>
-          <w:color w:val="1F4D78"/>
-          <w:sz w:val="22"/>
-        </w:rPr>
-        <w:t>测试数据与用例：</w:t>
-      </w:r>
-    </w:p>
-    <w:p>
-      <w:pPr>
-        <w:widowControl/>
-        <w:spacing w:before="0" w:after="80" w:line="288" w:lineRule="auto"/>
-        <w:numPr>
-          <w:ilvl w:val="0"/>
-          <w:numId w:val="10"/>
-        </w:numPr>
-      </w:pPr>
-      <w:r>
-        <w:rPr>
-          <w:rFonts w:ascii="Arial Unicode MS" w:hAnsi="Arial Unicode MS" w:eastAsia="Arial Unicode MS"/>
-          <w:color w:val="172B3A"/>
-          <w:sz w:val="22"/>
-        </w:rPr>
-        <w:t>150 个正样例，交替使用中英文字段名，包含设备标识轻微差异。</w:t>
-      </w:r>
-    </w:p>
-    <w:p>
-      <w:pPr>
-        <w:widowControl/>
-        <w:spacing w:before="0" w:after="80" w:line="288" w:lineRule="auto"/>
-        <w:numPr>
-          <w:ilvl w:val="0"/>
-          <w:numId w:val="10"/>
-        </w:numPr>
-      </w:pPr>
-      <w:r>
-        <w:rPr>
-          <w:rFonts w:ascii="Arial Unicode MS" w:hAnsi="Arial Unicode MS" w:eastAsia="Arial Unicode MS"/>
-          <w:color w:val="172B3A"/>
-          <w:sz w:val="22"/>
-        </w:rPr>
-        <w:t>每个正样例同时提供宽窗口和精确窗口，标注精确工单为正确结果。</w:t>
-      </w:r>
-    </w:p>
-    <w:p>
-      <w:pPr>
-        <w:widowControl/>
-        <w:spacing w:before="0" w:after="80" w:line="288" w:lineRule="auto"/>
-        <w:numPr>
-          <w:ilvl w:val="0"/>
-          <w:numId w:val="10"/>
-        </w:numPr>
-      </w:pPr>
-      <w:r>
-        <w:rPr>
-          <w:rFonts w:ascii="Arial Unicode MS" w:hAnsi="Arial Unicode MS" w:eastAsia="Arial Unicode MS"/>
-          <w:color w:val="172B3A"/>
-          <w:sz w:val="22"/>
-        </w:rPr>
-        <w:t>3 个负样例覆盖非法时间戳、未知设备和缺失设备。</w:t>
-      </w:r>
-    </w:p>
-    <w:p>
-      <w:pPr>
-        <w:widowControl/>
-        <w:spacing w:before="0" w:after="80" w:line="288" w:lineRule="auto"/>
-        <w:numPr>
-          <w:ilvl w:val="0"/>
-          <w:numId w:val="10"/>
-        </w:numPr>
-      </w:pPr>
-      <w:r>
-        <w:rPr>
-          <w:rFonts w:ascii="Arial Unicode MS" w:hAnsi="Arial Unicode MS" w:eastAsia="Arial Unicode MS"/>
-          <w:color w:val="172B3A"/>
-          <w:sz w:val="22"/>
-        </w:rPr>
-        <w:t>1 条非法关系记录验证错误隔离。</w:t>
-      </w:r>
-    </w:p>
-    <w:p>
-      <w:pPr>
-        <w:widowControl/>
-        <w:spacing w:before="0" w:after="100" w:line="288" w:lineRule="auto"/>
-      </w:pPr>
-      <w:r>
-        <w:rPr>
-          <w:rFonts w:ascii="Arial Unicode MS" w:hAnsi="Arial Unicode MS" w:eastAsia="Arial Unicode MS"/>
-          <w:b/>
-          <w:color w:val="1F4D78"/>
-          <w:sz w:val="22"/>
-        </w:rPr>
-        <w:t>通过判据：</w:t>
-      </w:r>
-      <w:r>
-        <w:rPr>
-          <w:rFonts w:ascii="Arial Unicode MS" w:hAnsi="Arial Unicode MS" w:eastAsia="Arial Unicode MS"/>
-          <w:color w:val="172B3A"/>
-          <w:sz w:val="22"/>
-        </w:rPr>
-        <w:t xml:space="preserve"> </w:t>
-      </w:r>
-      <w:r>
-        <w:rPr>
-          <w:rFonts w:ascii="Menlo" w:hAnsi="Menlo" w:eastAsia="Arial Unicode MS"/>
-          <w:color w:val="172B3A"/>
-          <w:sz w:val="21"/>
-        </w:rPr>
-        <w:t>alignment_accuracy_percent &gt;= 90.0</w:t>
-      </w:r>
-      <w:r>
-        <w:rPr>
-          <w:rFonts w:ascii="Arial Unicode MS" w:hAnsi="Arial Unicode MS" w:eastAsia="Arial Unicode MS"/>
-          <w:color w:val="172B3A"/>
-          <w:sz w:val="22"/>
-        </w:rPr>
-        <w:t>。报告同时给出正确数、样例数、负样例数、模糊匹配样例数和固定样例集合的描述性 Wilson 95% 二项区间。</w:t>
-      </w:r>
-    </w:p>
-    <w:p>
-      <w:pPr>
-        <w:widowControl/>
-        <w:spacing w:before="0" w:after="100" w:line="288" w:lineRule="auto"/>
-      </w:pPr>
-      <w:r>
-        <w:rPr>
-          <w:rFonts w:ascii="Arial Unicode MS" w:hAnsi="Arial Unicode MS" w:eastAsia="Arial Unicode MS"/>
-          <w:b/>
-          <w:color w:val="1F4D78"/>
-          <w:sz w:val="22"/>
-        </w:rPr>
-        <w:t>运行命令：</w:t>
-      </w:r>
-    </w:p>
-    <w:p>
-      <w:pPr>
-        <w:widowControl/>
-        <w:spacing w:before="60" w:after="140" w:line="252" w:lineRule="auto"/>
-        <w:ind w:left="259" w:right="259"/>
-        <w:shd w:fill="F2F4F7"/>
-      </w:pPr>
-      <w:r>
-        <w:rPr>
-          <w:rFonts w:ascii="Menlo" w:hAnsi="Menlo" w:eastAsia="Arial Unicode MS"/>
-          <w:color w:val="172B3A"/>
-          <w:sz w:val="17"/>
-        </w:rPr>
-        <w:t>python3 run_indicator_tests.py 3.4</w:t>
-      </w:r>
-    </w:p>
-    <w:p>
-      <w:pPr>
-        <w:widowControl/>
-        <w:spacing w:before="0" w:after="100" w:line="288" w:lineRule="auto"/>
-      </w:pPr>
-      <w:r>
-        <w:rPr>
-          <w:rFonts w:ascii="Arial Unicode MS" w:hAnsi="Arial Unicode MS" w:eastAsia="Arial Unicode MS"/>
-          <w:b/>
-          <w:color w:val="1F4D78"/>
-          <w:sz w:val="22"/>
-        </w:rPr>
-        <w:t>关键报告字段：</w:t>
-      </w:r>
-      <w:r>
-        <w:rPr>
-          <w:rFonts w:ascii="Arial Unicode MS" w:hAnsi="Arial Unicode MS" w:eastAsia="Arial Unicode MS"/>
-          <w:color w:val="172B3A"/>
-          <w:sz w:val="22"/>
-        </w:rPr>
-        <w:t xml:space="preserve"> </w:t>
-      </w:r>
-      <w:r>
-        <w:rPr>
-          <w:rFonts w:ascii="Menlo" w:hAnsi="Menlo" w:eastAsia="Arial Unicode MS"/>
-          <w:color w:val="172B3A"/>
-          <w:sz w:val="21"/>
-        </w:rPr>
-        <w:t>samples</w:t>
-      </w:r>
-      <w:r>
-        <w:rPr>
-          <w:rFonts w:ascii="Arial Unicode MS" w:hAnsi="Arial Unicode MS" w:eastAsia="Arial Unicode MS"/>
-          <w:color w:val="172B3A"/>
-          <w:sz w:val="22"/>
-        </w:rPr>
-        <w:t>、</w:t>
-      </w:r>
-      <w:r>
-        <w:rPr>
-          <w:rFonts w:ascii="Menlo" w:hAnsi="Menlo" w:eastAsia="Arial Unicode MS"/>
-          <w:color w:val="172B3A"/>
-          <w:sz w:val="21"/>
-        </w:rPr>
-        <w:t>correct_alignments</w:t>
-      </w:r>
-      <w:r>
-        <w:rPr>
-          <w:rFonts w:ascii="Arial Unicode MS" w:hAnsi="Arial Unicode MS" w:eastAsia="Arial Unicode MS"/>
-          <w:color w:val="172B3A"/>
-          <w:sz w:val="22"/>
-        </w:rPr>
-        <w:t>、</w:t>
-      </w:r>
-      <w:r>
-        <w:rPr>
-          <w:rFonts w:ascii="Menlo" w:hAnsi="Menlo" w:eastAsia="Arial Unicode MS"/>
-          <w:color w:val="172B3A"/>
-          <w:sz w:val="21"/>
-        </w:rPr>
-        <w:t>alignment_accuracy_percent</w:t>
-      </w:r>
-      <w:r>
-        <w:rPr>
-          <w:rFonts w:ascii="Arial Unicode MS" w:hAnsi="Arial Unicode MS" w:eastAsia="Arial Unicode MS"/>
-          <w:color w:val="172B3A"/>
-          <w:sz w:val="22"/>
-        </w:rPr>
-        <w:t>、</w:t>
-      </w:r>
-      <w:r>
-        <w:rPr>
-          <w:rFonts w:ascii="Menlo" w:hAnsi="Menlo" w:eastAsia="Arial Unicode MS"/>
-          <w:color w:val="172B3A"/>
-          <w:sz w:val="21"/>
-        </w:rPr>
-        <w:t>accuracy_wilson_95_percent</w:t>
-      </w:r>
-      <w:r>
-        <w:rPr>
-          <w:rFonts w:ascii="Arial Unicode MS" w:hAnsi="Arial Unicode MS" w:eastAsia="Arial Unicode MS"/>
-          <w:color w:val="172B3A"/>
-          <w:sz w:val="22"/>
-        </w:rPr>
-        <w:t>、</w:t>
-      </w:r>
-      <w:r>
-        <w:rPr>
-          <w:rFonts w:ascii="Menlo" w:hAnsi="Menlo" w:eastAsia="Arial Unicode MS"/>
-          <w:color w:val="172B3A"/>
-          <w:sz w:val="21"/>
-        </w:rPr>
-        <w:t>accuracy_interval_scope</w:t>
-      </w:r>
-      <w:r>
-        <w:rPr>
-          <w:rFonts w:ascii="Arial Unicode MS" w:hAnsi="Arial Unicode MS" w:eastAsia="Arial Unicode MS"/>
-          <w:color w:val="172B3A"/>
-          <w:sz w:val="22"/>
-        </w:rPr>
-        <w:t>、</w:t>
-      </w:r>
-      <w:r>
-        <w:rPr>
-          <w:rFonts w:ascii="Menlo" w:hAnsi="Menlo" w:eastAsia="Arial Unicode MS"/>
-          <w:color w:val="172B3A"/>
-          <w:sz w:val="21"/>
-        </w:rPr>
-        <w:t>time_tolerance_ms</w:t>
-      </w:r>
-      <w:r>
-        <w:rPr>
-          <w:rFonts w:ascii="Arial Unicode MS" w:hAnsi="Arial Unicode MS" w:eastAsia="Arial Unicode MS"/>
-          <w:color w:val="172B3A"/>
-          <w:sz w:val="22"/>
-        </w:rPr>
-        <w:t>。</w:t>
-      </w:r>
-    </w:p>
-    <w:p>
-      <w:pPr>
-        <w:widowControl/>
-        <w:spacing w:before="0" w:after="100" w:line="288" w:lineRule="auto"/>
-      </w:pPr>
-      <w:r>
-        <w:rPr>
-          <w:rFonts w:ascii="Arial Unicode MS" w:hAnsi="Arial Unicode MS" w:eastAsia="Arial Unicode MS"/>
-          <w:b/>
-          <w:color w:val="1F4D78"/>
-          <w:sz w:val="22"/>
-        </w:rPr>
-        <w:t>统计边界：</w:t>
-      </w:r>
-      <w:r>
-        <w:rPr>
-          <w:rFonts w:ascii="Arial Unicode MS" w:hAnsi="Arial Unicode MS" w:eastAsia="Arial Unicode MS"/>
-          <w:color w:val="172B3A"/>
-          <w:sz w:val="22"/>
-        </w:rPr>
-        <w:t xml:space="preserve"> 当前区间只描述版本化固定样例集合，不支持对未抽样设备、工况或数据源进行总体推断。面向生产数据的泛化评估应按设备类型、数据源和工况分层抽样，并冻结独立测试集。</w:t>
-      </w:r>
-    </w:p>
-    <w:p>
-      <w:pPr>
-        <w:pStyle w:val="Heading1"/>
-      </w:pPr>
-      <w:r>
-        <w:t>8. 指标 3.5：1.1kHz 时序采集</w:t>
-      </w:r>
-    </w:p>
-    <w:p>
-      <w:pPr>
-        <w:widowControl/>
-        <w:spacing w:before="0" w:after="100" w:line="288" w:lineRule="auto"/>
-      </w:pPr>
-      <w:r>
-        <w:rPr>
-          <w:rFonts w:ascii="Arial Unicode MS" w:hAnsi="Arial Unicode MS" w:eastAsia="Arial Unicode MS"/>
-          <w:b/>
-          <w:color w:val="1F4D78"/>
-          <w:sz w:val="22"/>
-        </w:rPr>
-        <w:t>指标目标：</w:t>
-      </w:r>
-      <w:r>
-        <w:rPr>
-          <w:rFonts w:ascii="Arial Unicode MS" w:hAnsi="Arial Unicode MS" w:eastAsia="Arial Unicode MS"/>
-          <w:color w:val="172B3A"/>
-          <w:sz w:val="22"/>
-        </w:rPr>
-        <w:t xml:space="preserve"> 时序数据采集频率达到 1.1kHz，即至少 1100 样本/秒。</w:t>
-      </w:r>
-    </w:p>
-    <w:p>
-      <w:pPr>
-        <w:widowControl/>
-        <w:spacing w:before="0" w:after="100" w:line="288" w:lineRule="auto"/>
-      </w:pPr>
-      <w:r>
-        <w:rPr>
-          <w:rFonts w:ascii="Arial Unicode MS" w:hAnsi="Arial Unicode MS" w:eastAsia="Arial Unicode MS"/>
-          <w:b/>
-          <w:color w:val="1F4D78"/>
-          <w:sz w:val="22"/>
-        </w:rPr>
-        <w:t>算法文件：</w:t>
-      </w:r>
-      <w:r>
-        <w:rPr>
-          <w:rFonts w:ascii="Arial Unicode MS" w:hAnsi="Arial Unicode MS" w:eastAsia="Arial Unicode MS"/>
-          <w:color w:val="172B3A"/>
-          <w:sz w:val="22"/>
-        </w:rPr>
-        <w:t xml:space="preserve"> </w:t>
-      </w:r>
-      <w:r>
-        <w:rPr>
-          <w:rFonts w:ascii="Menlo" w:hAnsi="Menlo" w:eastAsia="Arial Unicode MS"/>
-          <w:color w:val="172B3A"/>
-          <w:sz w:val="21"/>
-        </w:rPr>
-        <w:t>governance/indicator_3_5.py</w:t>
-      </w:r>
-      <w:r>
-        <w:rPr>
-          <w:rFonts w:ascii="Arial Unicode MS" w:hAnsi="Arial Unicode MS" w:eastAsia="Arial Unicode MS"/>
-          <w:color w:val="172B3A"/>
-          <w:sz w:val="22"/>
-        </w:rPr>
-        <w:t>。</w:t>
-      </w:r>
-    </w:p>
-    <w:p>
-      <w:pPr>
-        <w:widowControl/>
-        <w:spacing w:before="0" w:after="100" w:line="288" w:lineRule="auto"/>
-      </w:pPr>
-      <w:r>
-        <w:rPr>
-          <w:rFonts w:ascii="Arial Unicode MS" w:hAnsi="Arial Unicode MS" w:eastAsia="Arial Unicode MS"/>
-          <w:b/>
-          <w:color w:val="1F4D78"/>
-          <w:sz w:val="22"/>
-        </w:rPr>
-        <w:t>支持输入：</w:t>
-      </w:r>
-      <w:r>
-        <w:rPr>
-          <w:rFonts w:ascii="Arial Unicode MS" w:hAnsi="Arial Unicode MS" w:eastAsia="Arial Unicode MS"/>
-          <w:color w:val="172B3A"/>
-          <w:sz w:val="22"/>
-        </w:rPr>
-        <w:t xml:space="preserve"> 由对象记录组成的可迭代批次。默认缓冲容量 250,000 条，默认单批最多 20,000 条；容量和批次上限可配置。</w:t>
-      </w:r>
-    </w:p>
-    <w:p>
-      <w:pPr>
-        <w:widowControl/>
-        <w:spacing w:before="0" w:after="100" w:line="288" w:lineRule="auto"/>
-      </w:pPr>
-      <w:r>
-        <w:rPr>
-          <w:rFonts w:ascii="Arial Unicode MS" w:hAnsi="Arial Unicode MS" w:eastAsia="Arial Unicode MS"/>
-          <w:b/>
-          <w:color w:val="1F4D78"/>
-          <w:sz w:val="22"/>
-        </w:rPr>
-        <w:t>算法说明：</w:t>
-      </w:r>
-      <w:r>
-        <w:rPr>
-          <w:rFonts w:ascii="Arial Unicode MS" w:hAnsi="Arial Unicode MS" w:eastAsia="Arial Unicode MS"/>
-          <w:color w:val="172B3A"/>
-          <w:sz w:val="22"/>
-        </w:rPr>
-        <w:t xml:space="preserve"> 使用锁保护的有界 </w:t>
-      </w:r>
-      <w:r>
-        <w:rPr>
-          <w:rFonts w:ascii="Menlo" w:hAnsi="Menlo" w:eastAsia="Arial Unicode MS"/>
-          <w:color w:val="172B3A"/>
-          <w:sz w:val="21"/>
-        </w:rPr>
-        <w:t>deque</w:t>
-      </w:r>
-      <w:r>
-        <w:rPr>
-          <w:rFonts w:ascii="Arial Unicode MS" w:hAnsi="Arial Unicode MS" w:eastAsia="Arial Unicode MS"/>
-          <w:color w:val="172B3A"/>
-          <w:sz w:val="22"/>
-        </w:rPr>
-        <w:t xml:space="preserve"> 接收批量数据，记录累计接收量并支持最近数据快照。批次预先限长，避免无限生成器或超大批次耗尽资源。</w:t>
-      </w:r>
-    </w:p>
-    <w:p>
-      <w:pPr>
-        <w:widowControl/>
-        <w:spacing w:before="0" w:after="100" w:line="288" w:lineRule="auto"/>
-      </w:pPr>
-      <w:r>
-        <w:rPr>
-          <w:rFonts w:ascii="Arial Unicode MS" w:hAnsi="Arial Unicode MS" w:eastAsia="Arial Unicode MS"/>
-          <w:b/>
-          <w:color w:val="1F4D78"/>
-          <w:sz w:val="22"/>
-        </w:rPr>
-        <w:t>测试数据与用例：</w:t>
-      </w:r>
-    </w:p>
-    <w:p>
-      <w:pPr>
-        <w:widowControl/>
-        <w:spacing w:before="0" w:after="80" w:line="288" w:lineRule="auto"/>
-        <w:numPr>
-          <w:ilvl w:val="0"/>
-          <w:numId w:val="10"/>
-        </w:numPr>
-      </w:pPr>
-      <w:r>
-        <w:rPr>
-          <w:rFonts w:ascii="Arial Unicode MS" w:hAnsi="Arial Unicode MS" w:eastAsia="Arial Unicode MS"/>
-          <w:color w:val="172B3A"/>
-          <w:sz w:val="22"/>
-        </w:rPr>
-        <w:t>先执行 1 次不计入结果的预热，再在同一 Python 进程内测量 7 次；每次接收 120,000 条记录，批大小 1000。</w:t>
-      </w:r>
-    </w:p>
-    <w:p>
-      <w:pPr>
-        <w:widowControl/>
-        <w:spacing w:before="0" w:after="80" w:line="288" w:lineRule="auto"/>
-        <w:numPr>
-          <w:ilvl w:val="0"/>
-          <w:numId w:val="10"/>
-        </w:numPr>
-      </w:pPr>
-      <w:r>
-        <w:rPr>
-          <w:rFonts w:ascii="Arial Unicode MS" w:hAnsi="Arial Unicode MS" w:eastAsia="Arial Unicode MS"/>
-          <w:color w:val="172B3A"/>
-          <w:sz w:val="22"/>
-        </w:rPr>
-        <w:t>每次校验累计接收数和快照记录数，确认无记录丢失。</w:t>
-      </w:r>
-    </w:p>
-    <w:p>
-      <w:pPr>
-        <w:widowControl/>
-        <w:spacing w:before="0" w:after="80" w:line="288" w:lineRule="auto"/>
-        <w:numPr>
-          <w:ilvl w:val="0"/>
-          <w:numId w:val="10"/>
-        </w:numPr>
-      </w:pPr>
-      <w:r>
-        <w:rPr>
-          <w:rFonts w:ascii="Arial Unicode MS" w:hAnsi="Arial Unicode MS" w:eastAsia="Arial Unicode MS"/>
-          <w:color w:val="172B3A"/>
-          <w:sz w:val="22"/>
-        </w:rPr>
-        <w:t>报告每次、最低、中位、最高吞吐及变异系数，使用最低吞吐判定。</w:t>
-      </w:r>
-    </w:p>
-    <w:p>
-      <w:pPr>
-        <w:widowControl/>
-        <w:spacing w:before="0" w:after="80" w:line="288" w:lineRule="auto"/>
-        <w:numPr>
-          <w:ilvl w:val="0"/>
-          <w:numId w:val="10"/>
-        </w:numPr>
-      </w:pPr>
-      <w:r>
-        <w:rPr>
-          <w:rFonts w:ascii="Arial Unicode MS" w:hAnsi="Arial Unicode MS" w:eastAsia="Arial Unicode MS"/>
-          <w:color w:val="172B3A"/>
-          <w:sz w:val="22"/>
-        </w:rPr>
-        <w:t>功能测试验证环形覆盖语义及超限批次拒绝。</w:t>
-      </w:r>
-    </w:p>
-    <w:p>
-      <w:pPr>
-        <w:widowControl/>
-        <w:spacing w:before="0" w:after="100" w:line="288" w:lineRule="auto"/>
-      </w:pPr>
-      <w:r>
-        <w:rPr>
-          <w:rFonts w:ascii="Arial Unicode MS" w:hAnsi="Arial Unicode MS" w:eastAsia="Arial Unicode MS"/>
-          <w:b/>
-          <w:color w:val="1F4D78"/>
-          <w:sz w:val="22"/>
-        </w:rPr>
-        <w:t>通过判据：</w:t>
-      </w:r>
-      <w:r>
-        <w:rPr>
-          <w:rFonts w:ascii="Arial Unicode MS" w:hAnsi="Arial Unicode MS" w:eastAsia="Arial Unicode MS"/>
-          <w:color w:val="172B3A"/>
-          <w:sz w:val="22"/>
-        </w:rPr>
-        <w:t xml:space="preserve"> 7 次测量的 </w:t>
-      </w:r>
-      <w:r>
-        <w:rPr>
-          <w:rFonts w:ascii="Menlo" w:hAnsi="Menlo" w:eastAsia="Arial Unicode MS"/>
-          <w:color w:val="172B3A"/>
-          <w:sz w:val="21"/>
-        </w:rPr>
-        <w:t>minimum_samples_per_second &gt;= 1100</w:t>
-      </w:r>
-      <w:r>
-        <w:rPr>
-          <w:rFonts w:ascii="Arial Unicode MS" w:hAnsi="Arial Unicode MS" w:eastAsia="Arial Unicode MS"/>
-          <w:color w:val="172B3A"/>
-          <w:sz w:val="22"/>
-        </w:rPr>
-        <w:t xml:space="preserve"> 且 </w:t>
-      </w:r>
-      <w:r>
-        <w:rPr>
-          <w:rFonts w:ascii="Menlo" w:hAnsi="Menlo" w:eastAsia="Arial Unicode MS"/>
-          <w:color w:val="172B3A"/>
-          <w:sz w:val="21"/>
-        </w:rPr>
-        <w:t>lost_samples == 0</w:t>
-      </w:r>
-      <w:r>
-        <w:rPr>
-          <w:rFonts w:ascii="Arial Unicode MS" w:hAnsi="Arial Unicode MS" w:eastAsia="Arial Unicode MS"/>
-          <w:color w:val="172B3A"/>
-          <w:sz w:val="22"/>
-        </w:rPr>
-        <w:t>。</w:t>
-      </w:r>
-    </w:p>
-    <w:p>
-      <w:pPr>
-        <w:widowControl/>
-        <w:spacing w:before="0" w:after="100" w:line="288" w:lineRule="auto"/>
-      </w:pPr>
-      <w:r>
-        <w:rPr>
-          <w:rFonts w:ascii="Arial Unicode MS" w:hAnsi="Arial Unicode MS" w:eastAsia="Arial Unicode MS"/>
-          <w:b/>
-          <w:color w:val="1F4D78"/>
-          <w:sz w:val="22"/>
-        </w:rPr>
-        <w:t>运行命令：</w:t>
-      </w:r>
-    </w:p>
-    <w:p>
-      <w:pPr>
-        <w:widowControl/>
-        <w:spacing w:before="60" w:after="140" w:line="252" w:lineRule="auto"/>
-        <w:ind w:left="259" w:right="259"/>
-        <w:shd w:fill="F2F4F7"/>
-      </w:pPr>
-      <w:r>
-        <w:rPr>
-          <w:rFonts w:ascii="Menlo" w:hAnsi="Menlo" w:eastAsia="Arial Unicode MS"/>
-          <w:color w:val="172B3A"/>
-          <w:sz w:val="17"/>
-        </w:rPr>
-        <w:t>python3 run_indicator_tests.py 3.5</w:t>
-      </w:r>
-    </w:p>
-    <w:p>
-      <w:pPr>
-        <w:widowControl/>
-        <w:spacing w:before="0" w:after="100" w:line="288" w:lineRule="auto"/>
-      </w:pPr>
-      <w:r>
-        <w:rPr>
-          <w:rFonts w:ascii="Arial Unicode MS" w:hAnsi="Arial Unicode MS" w:eastAsia="Arial Unicode MS"/>
-          <w:b/>
-          <w:color w:val="1F4D78"/>
-          <w:sz w:val="22"/>
-        </w:rPr>
-        <w:t>关键报告字段：</w:t>
-      </w:r>
-      <w:r>
-        <w:rPr>
-          <w:rFonts w:ascii="Arial Unicode MS" w:hAnsi="Arial Unicode MS" w:eastAsia="Arial Unicode MS"/>
-          <w:color w:val="172B3A"/>
-          <w:sz w:val="22"/>
-        </w:rPr>
-        <w:t xml:space="preserve"> </w:t>
-      </w:r>
-      <w:r>
-        <w:rPr>
-          <w:rFonts w:ascii="Menlo" w:hAnsi="Menlo" w:eastAsia="Arial Unicode MS"/>
-          <w:color w:val="172B3A"/>
-          <w:sz w:val="21"/>
-        </w:rPr>
-        <w:t>samples</w:t>
-      </w:r>
-      <w:r>
-        <w:rPr>
-          <w:rFonts w:ascii="Arial Unicode MS" w:hAnsi="Arial Unicode MS" w:eastAsia="Arial Unicode MS"/>
-          <w:color w:val="172B3A"/>
-          <w:sz w:val="22"/>
-        </w:rPr>
-        <w:t>、</w:t>
-      </w:r>
-      <w:r>
-        <w:rPr>
-          <w:rFonts w:ascii="Menlo" w:hAnsi="Menlo" w:eastAsia="Arial Unicode MS"/>
-          <w:color w:val="172B3A"/>
-          <w:sz w:val="21"/>
-        </w:rPr>
-        <w:t>repeats</w:t>
-      </w:r>
-      <w:r>
-        <w:rPr>
-          <w:rFonts w:ascii="Arial Unicode MS" w:hAnsi="Arial Unicode MS" w:eastAsia="Arial Unicode MS"/>
-          <w:color w:val="172B3A"/>
-          <w:sz w:val="22"/>
-        </w:rPr>
-        <w:t>、</w:t>
-      </w:r>
-      <w:r>
-        <w:rPr>
-          <w:rFonts w:ascii="Menlo" w:hAnsi="Menlo" w:eastAsia="Arial Unicode MS"/>
-          <w:color w:val="172B3A"/>
-          <w:sz w:val="21"/>
-        </w:rPr>
-        <w:t>warmup_runs</w:t>
-      </w:r>
-      <w:r>
-        <w:rPr>
-          <w:rFonts w:ascii="Arial Unicode MS" w:hAnsi="Arial Unicode MS" w:eastAsia="Arial Unicode MS"/>
-          <w:color w:val="172B3A"/>
-          <w:sz w:val="22"/>
-        </w:rPr>
-        <w:t>、</w:t>
-      </w:r>
-      <w:r>
-        <w:rPr>
-          <w:rFonts w:ascii="Menlo" w:hAnsi="Menlo" w:eastAsia="Arial Unicode MS"/>
-          <w:color w:val="172B3A"/>
-          <w:sz w:val="21"/>
-        </w:rPr>
-        <w:t>run_samples_per_second</w:t>
-      </w:r>
-      <w:r>
-        <w:rPr>
-          <w:rFonts w:ascii="Arial Unicode MS" w:hAnsi="Arial Unicode MS" w:eastAsia="Arial Unicode MS"/>
-          <w:color w:val="172B3A"/>
-          <w:sz w:val="22"/>
-        </w:rPr>
-        <w:t>、</w:t>
-      </w:r>
-      <w:r>
-        <w:rPr>
-          <w:rFonts w:ascii="Menlo" w:hAnsi="Menlo" w:eastAsia="Arial Unicode MS"/>
-          <w:color w:val="172B3A"/>
-          <w:sz w:val="21"/>
-        </w:rPr>
-        <w:t>minimum_samples_per_second</w:t>
-      </w:r>
-      <w:r>
-        <w:rPr>
-          <w:rFonts w:ascii="Arial Unicode MS" w:hAnsi="Arial Unicode MS" w:eastAsia="Arial Unicode MS"/>
-          <w:color w:val="172B3A"/>
-          <w:sz w:val="22"/>
-        </w:rPr>
-        <w:t>、</w:t>
-      </w:r>
-      <w:r>
-        <w:rPr>
-          <w:rFonts w:ascii="Menlo" w:hAnsi="Menlo" w:eastAsia="Arial Unicode MS"/>
-          <w:color w:val="172B3A"/>
-          <w:sz w:val="21"/>
-        </w:rPr>
-        <w:t>ingestion_samples_per_second</w:t>
-      </w:r>
-      <w:r>
-        <w:rPr>
-          <w:rFonts w:ascii="Arial Unicode MS" w:hAnsi="Arial Unicode MS" w:eastAsia="Arial Unicode MS"/>
-          <w:color w:val="172B3A"/>
-          <w:sz w:val="22"/>
-        </w:rPr>
-        <w:t>、</w:t>
-      </w:r>
-      <w:r>
-        <w:rPr>
-          <w:rFonts w:ascii="Menlo" w:hAnsi="Menlo" w:eastAsia="Arial Unicode MS"/>
-          <w:color w:val="172B3A"/>
-          <w:sz w:val="21"/>
-        </w:rPr>
-        <w:t>maximum_samples_per_second</w:t>
-      </w:r>
-      <w:r>
-        <w:rPr>
-          <w:rFonts w:ascii="Arial Unicode MS" w:hAnsi="Arial Unicode MS" w:eastAsia="Arial Unicode MS"/>
-          <w:color w:val="172B3A"/>
-          <w:sz w:val="22"/>
-        </w:rPr>
-        <w:t>、</w:t>
-      </w:r>
-      <w:r>
-        <w:rPr>
-          <w:rFonts w:ascii="Menlo" w:hAnsi="Menlo" w:eastAsia="Arial Unicode MS"/>
-          <w:color w:val="172B3A"/>
-          <w:sz w:val="21"/>
-        </w:rPr>
-        <w:t>throughput_coefficient_of_variation</w:t>
-      </w:r>
-      <w:r>
-        <w:rPr>
-          <w:rFonts w:ascii="Arial Unicode MS" w:hAnsi="Arial Unicode MS" w:eastAsia="Arial Unicode MS"/>
-          <w:color w:val="172B3A"/>
-          <w:sz w:val="22"/>
-        </w:rPr>
-        <w:t>、</w:t>
-      </w:r>
-      <w:r>
-        <w:rPr>
-          <w:rFonts w:ascii="Menlo" w:hAnsi="Menlo" w:eastAsia="Arial Unicode MS"/>
-          <w:color w:val="172B3A"/>
-          <w:sz w:val="21"/>
-        </w:rPr>
-        <w:t>lost_samples</w:t>
-      </w:r>
-      <w:r>
-        <w:rPr>
-          <w:rFonts w:ascii="Arial Unicode MS" w:hAnsi="Arial Unicode MS" w:eastAsia="Arial Unicode MS"/>
-          <w:color w:val="172B3A"/>
-          <w:sz w:val="22"/>
-        </w:rPr>
-        <w:t>。</w:t>
-      </w:r>
-    </w:p>
-    <w:p>
-      <w:pPr>
-        <w:widowControl/>
-        <w:spacing w:before="0" w:after="100" w:line="288" w:lineRule="auto"/>
-      </w:pPr>
-      <w:r>
-        <w:rPr>
-          <w:rFonts w:ascii="Arial Unicode MS" w:hAnsi="Arial Unicode MS" w:eastAsia="Arial Unicode MS"/>
-          <w:b/>
-          <w:color w:val="1F4D78"/>
-          <w:sz w:val="22"/>
-        </w:rPr>
-        <w:t>测量边界：</w:t>
-      </w:r>
-      <w:r>
-        <w:rPr>
-          <w:rFonts w:ascii="Arial Unicode MS" w:hAnsi="Arial Unicode MS" w:eastAsia="Arial Unicode MS"/>
-          <w:color w:val="172B3A"/>
-          <w:sz w:val="22"/>
-        </w:rPr>
-        <w:t xml:space="preserve"> 7 次结果是同一进程、同一机器上的重复测量，用于估计短期运行波动，不属于 7 个独立硬件重复。当前结果衡量 Python 进程内缓冲区的软件接收能力。若验收范围包含传感器、采集卡、驱动、网络和持久化链路，应在指定硬件上按机器或采集链路设置独立重复，并追加端到端采样率与丢包率测试。</w:t>
-      </w:r>
-    </w:p>
-    <w:p>
-      <w:pPr>
-        <w:pStyle w:val="Heading1"/>
-      </w:pPr>
-      <w:r>
-        <w:t>9. 指标 3.6：数据质量稳控</w:t>
-      </w:r>
-    </w:p>
-    <w:p>
-      <w:pPr>
-        <w:widowControl/>
-        <w:spacing w:before="0" w:after="100" w:line="288" w:lineRule="auto"/>
-      </w:pPr>
-      <w:r>
-        <w:rPr>
-          <w:rFonts w:ascii="Arial Unicode MS" w:hAnsi="Arial Unicode MS" w:eastAsia="Arial Unicode MS"/>
-          <w:b/>
-          <w:color w:val="1F4D78"/>
-          <w:sz w:val="22"/>
-        </w:rPr>
-        <w:t>指标目标：</w:t>
-      </w:r>
-      <w:r>
-        <w:rPr>
-          <w:rFonts w:ascii="Arial Unicode MS" w:hAnsi="Arial Unicode MS" w:eastAsia="Arial Unicode MS"/>
-          <w:color w:val="172B3A"/>
-          <w:sz w:val="22"/>
-        </w:rPr>
-        <w:t xml:space="preserve"> 完整性、一致性、时效性、有效性均不低于 95%。</w:t>
-      </w:r>
-    </w:p>
-    <w:p>
-      <w:pPr>
-        <w:widowControl/>
-        <w:spacing w:before="0" w:after="100" w:line="288" w:lineRule="auto"/>
-      </w:pPr>
-      <w:r>
-        <w:rPr>
-          <w:rFonts w:ascii="Arial Unicode MS" w:hAnsi="Arial Unicode MS" w:eastAsia="Arial Unicode MS"/>
-          <w:b/>
-          <w:color w:val="1F4D78"/>
-          <w:sz w:val="22"/>
-        </w:rPr>
-        <w:t>算法文件：</w:t>
-      </w:r>
-      <w:r>
-        <w:rPr>
-          <w:rFonts w:ascii="Arial Unicode MS" w:hAnsi="Arial Unicode MS" w:eastAsia="Arial Unicode MS"/>
-          <w:color w:val="172B3A"/>
-          <w:sz w:val="22"/>
-        </w:rPr>
-        <w:t xml:space="preserve"> </w:t>
-      </w:r>
-      <w:r>
-        <w:rPr>
-          <w:rFonts w:ascii="Menlo" w:hAnsi="Menlo" w:eastAsia="Arial Unicode MS"/>
-          <w:color w:val="172B3A"/>
-          <w:sz w:val="21"/>
-        </w:rPr>
-        <w:t>governance/indicator_3_6.py</w:t>
-      </w:r>
-      <w:r>
-        <w:rPr>
-          <w:rFonts w:ascii="Arial Unicode MS" w:hAnsi="Arial Unicode MS" w:eastAsia="Arial Unicode MS"/>
-          <w:color w:val="172B3A"/>
-          <w:sz w:val="22"/>
-        </w:rPr>
-        <w:t>。</w:t>
-      </w:r>
-    </w:p>
-    <w:p>
-      <w:pPr>
-        <w:widowControl/>
-        <w:spacing w:before="0" w:after="100" w:line="288" w:lineRule="auto"/>
-      </w:pPr>
-      <w:r>
-        <w:rPr>
-          <w:rFonts w:ascii="Arial Unicode MS" w:hAnsi="Arial Unicode MS" w:eastAsia="Arial Unicode MS"/>
-          <w:b/>
-          <w:color w:val="1F4D78"/>
-          <w:sz w:val="22"/>
-        </w:rPr>
-        <w:t>支持输入：</w:t>
-      </w:r>
-      <w:r>
-        <w:rPr>
-          <w:rFonts w:ascii="Arial Unicode MS" w:hAnsi="Arial Unicode MS" w:eastAsia="Arial Unicode MS"/>
-          <w:color w:val="172B3A"/>
-          <w:sz w:val="22"/>
-        </w:rPr>
-        <w:t xml:space="preserve"> 包含 </w:t>
-      </w:r>
-      <w:r>
-        <w:rPr>
-          <w:rFonts w:ascii="Menlo" w:hAnsi="Menlo" w:eastAsia="Arial Unicode MS"/>
-          <w:color w:val="172B3A"/>
-          <w:sz w:val="21"/>
-        </w:rPr>
-        <w:t>timestamp_ms</w:t>
-      </w:r>
-      <w:r>
-        <w:rPr>
-          <w:rFonts w:ascii="Arial Unicode MS" w:hAnsi="Arial Unicode MS" w:eastAsia="Arial Unicode MS"/>
-          <w:color w:val="172B3A"/>
-          <w:sz w:val="22"/>
-        </w:rPr>
-        <w:t>、</w:t>
-      </w:r>
-      <w:r>
-        <w:rPr>
-          <w:rFonts w:ascii="Menlo" w:hAnsi="Menlo" w:eastAsia="Arial Unicode MS"/>
-          <w:color w:val="172B3A"/>
-          <w:sz w:val="21"/>
-        </w:rPr>
-        <w:t>equipment_id</w:t>
-      </w:r>
-      <w:r>
-        <w:rPr>
-          <w:rFonts w:ascii="Arial Unicode MS" w:hAnsi="Arial Unicode MS" w:eastAsia="Arial Unicode MS"/>
-          <w:color w:val="172B3A"/>
-          <w:sz w:val="22"/>
-        </w:rPr>
-        <w:t>、</w:t>
-      </w:r>
-      <w:r>
-        <w:rPr>
-          <w:rFonts w:ascii="Menlo" w:hAnsi="Menlo" w:eastAsia="Arial Unicode MS"/>
-          <w:color w:val="172B3A"/>
-          <w:sz w:val="21"/>
-        </w:rPr>
-        <w:t>value</w:t>
-      </w:r>
-      <w:r>
-        <w:rPr>
-          <w:rFonts w:ascii="Arial Unicode MS" w:hAnsi="Arial Unicode MS" w:eastAsia="Arial Unicode MS"/>
-          <w:color w:val="172B3A"/>
-          <w:sz w:val="22"/>
-        </w:rPr>
-        <w:t xml:space="preserve"> 的对象数组。可显式设置评测时刻和允许的最大数据年龄。</w:t>
-      </w:r>
-    </w:p>
-    <w:p>
-      <w:pPr>
-        <w:widowControl/>
-        <w:spacing w:before="0" w:after="100" w:line="288" w:lineRule="auto"/>
-      </w:pPr>
-      <w:r>
-        <w:rPr>
-          <w:rFonts w:ascii="Arial Unicode MS" w:hAnsi="Arial Unicode MS" w:eastAsia="Arial Unicode MS"/>
-          <w:b/>
-          <w:color w:val="1F4D78"/>
-          <w:sz w:val="22"/>
-        </w:rPr>
-        <w:t>算法说明：</w:t>
-      </w:r>
-      <w:r>
-        <w:rPr>
-          <w:rFonts w:ascii="Arial Unicode MS" w:hAnsi="Arial Unicode MS" w:eastAsia="Arial Unicode MS"/>
-          <w:color w:val="172B3A"/>
-          <w:sz w:val="22"/>
-        </w:rPr>
-        <w:t xml:space="preserve"> 完整性检查必填字段；一致性检查同设备时间单调性；时效性按显式评测时刻计算数据年龄；有效性检查设备非空、时间戳和值的类型、有限性及范围。</w:t>
-      </w:r>
-    </w:p>
-    <w:p>
-      <w:pPr>
-        <w:widowControl/>
-        <w:spacing w:before="0" w:after="100" w:line="288" w:lineRule="auto"/>
-      </w:pPr>
-      <w:r>
-        <w:rPr>
-          <w:rFonts w:ascii="Arial Unicode MS" w:hAnsi="Arial Unicode MS" w:eastAsia="Arial Unicode MS"/>
-          <w:b/>
-          <w:color w:val="1F4D78"/>
-          <w:sz w:val="22"/>
-        </w:rPr>
-        <w:t>测试数据与用例：</w:t>
-      </w:r>
-    </w:p>
-    <w:p>
-      <w:pPr>
-        <w:widowControl/>
-        <w:spacing w:before="0" w:after="80" w:line="288" w:lineRule="auto"/>
-        <w:numPr>
-          <w:ilvl w:val="0"/>
-          <w:numId w:val="10"/>
-        </w:numPr>
-      </w:pPr>
-      <w:r>
-        <w:rPr>
-          <w:rFonts w:ascii="Arial Unicode MS" w:hAnsi="Arial Unicode MS" w:eastAsia="Arial Unicode MS"/>
-          <w:color w:val="172B3A"/>
-          <w:sz w:val="22"/>
-        </w:rPr>
-        <w:t>5000 条序列记录，注入 6 处已标注异常。</w:t>
-      </w:r>
-    </w:p>
-    <w:p>
-      <w:pPr>
-        <w:widowControl/>
-        <w:spacing w:before="0" w:after="80" w:line="288" w:lineRule="auto"/>
-        <w:numPr>
-          <w:ilvl w:val="0"/>
-          <w:numId w:val="10"/>
-        </w:numPr>
-      </w:pPr>
-      <w:r>
-        <w:rPr>
-          <w:rFonts w:ascii="Arial Unicode MS" w:hAnsi="Arial Unicode MS" w:eastAsia="Arial Unicode MS"/>
-          <w:color w:val="172B3A"/>
-          <w:sz w:val="22"/>
-        </w:rPr>
-        <w:t>异常覆盖缺失值、空设备、非法时间戳、无穷值、过期记录和局部时间乱序。</w:t>
-      </w:r>
-    </w:p>
-    <w:p>
-      <w:pPr>
-        <w:widowControl/>
-        <w:spacing w:before="0" w:after="80" w:line="288" w:lineRule="auto"/>
-        <w:numPr>
-          <w:ilvl w:val="0"/>
-          <w:numId w:val="10"/>
-        </w:numPr>
-      </w:pPr>
-      <w:r>
-        <w:rPr>
-          <w:rFonts w:ascii="Arial Unicode MS" w:hAnsi="Arial Unicode MS" w:eastAsia="Arial Unicode MS"/>
-          <w:color w:val="172B3A"/>
-          <w:sz w:val="22"/>
-        </w:rPr>
-        <w:t>额外以历史时间戳和显式当前时刻验证过期数据不能获得满分。</w:t>
-      </w:r>
-    </w:p>
-    <w:p>
-      <w:pPr>
-        <w:widowControl/>
-        <w:spacing w:before="0" w:after="80" w:line="288" w:lineRule="auto"/>
-        <w:numPr>
-          <w:ilvl w:val="0"/>
-          <w:numId w:val="10"/>
-        </w:numPr>
-      </w:pPr>
-      <w:r>
-        <w:rPr>
-          <w:rFonts w:ascii="Arial Unicode MS" w:hAnsi="Arial Unicode MS" w:eastAsia="Arial Unicode MS"/>
-          <w:color w:val="172B3A"/>
-          <w:sz w:val="22"/>
-        </w:rPr>
-        <w:t>验证对象数组以外的输入及负最大年龄被拒绝。</w:t>
-      </w:r>
-    </w:p>
-    <w:p>
-      <w:pPr>
-        <w:widowControl/>
-        <w:spacing w:before="0" w:after="100" w:line="288" w:lineRule="auto"/>
-      </w:pPr>
-      <w:r>
-        <w:rPr>
-          <w:rFonts w:ascii="Arial Unicode MS" w:hAnsi="Arial Unicode MS" w:eastAsia="Arial Unicode MS"/>
-          <w:b/>
-          <w:color w:val="1F4D78"/>
-          <w:sz w:val="22"/>
-        </w:rPr>
-        <w:t>通过判据：</w:t>
-      </w:r>
-      <w:r>
-        <w:rPr>
-          <w:rFonts w:ascii="Arial Unicode MS" w:hAnsi="Arial Unicode MS" w:eastAsia="Arial Unicode MS"/>
-          <w:color w:val="172B3A"/>
-          <w:sz w:val="22"/>
-        </w:rPr>
-        <w:t xml:space="preserve"> 四个维度分别不低于 95%，即 </w:t>
-      </w:r>
-      <w:r>
-        <w:rPr>
-          <w:rFonts w:ascii="Menlo" w:hAnsi="Menlo" w:eastAsia="Arial Unicode MS"/>
-          <w:color w:val="172B3A"/>
-          <w:sz w:val="21"/>
-        </w:rPr>
-        <w:t>minimum_dimension &gt;= 95.0</w:t>
-      </w:r>
-      <w:r>
-        <w:rPr>
-          <w:rFonts w:ascii="Arial Unicode MS" w:hAnsi="Arial Unicode MS" w:eastAsia="Arial Unicode MS"/>
-          <w:color w:val="172B3A"/>
-          <w:sz w:val="22"/>
-        </w:rPr>
-        <w:t>。</w:t>
-      </w:r>
-    </w:p>
-    <w:p>
-      <w:pPr>
-        <w:widowControl/>
-        <w:spacing w:before="0" w:after="100" w:line="288" w:lineRule="auto"/>
-      </w:pPr>
-      <w:r>
-        <w:rPr>
-          <w:rFonts w:ascii="Arial Unicode MS" w:hAnsi="Arial Unicode MS" w:eastAsia="Arial Unicode MS"/>
-          <w:b/>
-          <w:color w:val="1F4D78"/>
-          <w:sz w:val="22"/>
-        </w:rPr>
-        <w:t>运行命令：</w:t>
-      </w:r>
-    </w:p>
-    <w:p>
-      <w:pPr>
-        <w:widowControl/>
-        <w:spacing w:before="60" w:after="140" w:line="252" w:lineRule="auto"/>
-        <w:ind w:left="259" w:right="259"/>
-        <w:shd w:fill="F2F4F7"/>
-      </w:pPr>
-      <w:r>
-        <w:rPr>
-          <w:rFonts w:ascii="Menlo" w:hAnsi="Menlo" w:eastAsia="Arial Unicode MS"/>
-          <w:color w:val="172B3A"/>
-          <w:sz w:val="17"/>
-        </w:rPr>
-        <w:t>python3 run_indicator_tests.py 3.6</w:t>
-      </w:r>
-    </w:p>
-    <w:p>
-      <w:pPr>
-        <w:widowControl/>
-        <w:spacing w:before="0" w:after="100" w:line="288" w:lineRule="auto"/>
-      </w:pPr>
-      <w:r>
-        <w:rPr>
-          <w:rFonts w:ascii="Arial Unicode MS" w:hAnsi="Arial Unicode MS" w:eastAsia="Arial Unicode MS"/>
-          <w:b/>
-          <w:color w:val="1F4D78"/>
-          <w:sz w:val="22"/>
-        </w:rPr>
-        <w:t>关键报告字段：</w:t>
-      </w:r>
-      <w:r>
-        <w:rPr>
-          <w:rFonts w:ascii="Arial Unicode MS" w:hAnsi="Arial Unicode MS" w:eastAsia="Arial Unicode MS"/>
-          <w:color w:val="172B3A"/>
-          <w:sz w:val="22"/>
-        </w:rPr>
-        <w:t xml:space="preserve"> </w:t>
-      </w:r>
-      <w:r>
-        <w:rPr>
-          <w:rFonts w:ascii="Menlo" w:hAnsi="Menlo" w:eastAsia="Arial Unicode MS"/>
-          <w:color w:val="172B3A"/>
-          <w:sz w:val="21"/>
-        </w:rPr>
-        <w:t>completeness</w:t>
-      </w:r>
-      <w:r>
-        <w:rPr>
-          <w:rFonts w:ascii="Arial Unicode MS" w:hAnsi="Arial Unicode MS" w:eastAsia="Arial Unicode MS"/>
-          <w:color w:val="172B3A"/>
-          <w:sz w:val="22"/>
-        </w:rPr>
-        <w:t>、</w:t>
-      </w:r>
-      <w:r>
-        <w:rPr>
-          <w:rFonts w:ascii="Menlo" w:hAnsi="Menlo" w:eastAsia="Arial Unicode MS"/>
-          <w:color w:val="172B3A"/>
-          <w:sz w:val="21"/>
-        </w:rPr>
-        <w:t>consistency</w:t>
-      </w:r>
-      <w:r>
-        <w:rPr>
-          <w:rFonts w:ascii="Arial Unicode MS" w:hAnsi="Arial Unicode MS" w:eastAsia="Arial Unicode MS"/>
-          <w:color w:val="172B3A"/>
-          <w:sz w:val="22"/>
-        </w:rPr>
-        <w:t>、</w:t>
-      </w:r>
-      <w:r>
-        <w:rPr>
-          <w:rFonts w:ascii="Menlo" w:hAnsi="Menlo" w:eastAsia="Arial Unicode MS"/>
-          <w:color w:val="172B3A"/>
-          <w:sz w:val="21"/>
-        </w:rPr>
-        <w:t>timeliness</w:t>
-      </w:r>
-      <w:r>
-        <w:rPr>
-          <w:rFonts w:ascii="Arial Unicode MS" w:hAnsi="Arial Unicode MS" w:eastAsia="Arial Unicode MS"/>
-          <w:color w:val="172B3A"/>
-          <w:sz w:val="22"/>
-        </w:rPr>
-        <w:t>、</w:t>
-      </w:r>
-      <w:r>
-        <w:rPr>
-          <w:rFonts w:ascii="Menlo" w:hAnsi="Menlo" w:eastAsia="Arial Unicode MS"/>
-          <w:color w:val="172B3A"/>
-          <w:sz w:val="21"/>
-        </w:rPr>
-        <w:t>validity</w:t>
-      </w:r>
-      <w:r>
-        <w:rPr>
-          <w:rFonts w:ascii="Arial Unicode MS" w:hAnsi="Arial Unicode MS" w:eastAsia="Arial Unicode MS"/>
-          <w:color w:val="172B3A"/>
-          <w:sz w:val="22"/>
-        </w:rPr>
-        <w:t>、</w:t>
-      </w:r>
-      <w:r>
-        <w:rPr>
-          <w:rFonts w:ascii="Menlo" w:hAnsi="Menlo" w:eastAsia="Arial Unicode MS"/>
-          <w:color w:val="172B3A"/>
-          <w:sz w:val="21"/>
-        </w:rPr>
-        <w:t>minimum_dimension</w:t>
-      </w:r>
-      <w:r>
-        <w:rPr>
-          <w:rFonts w:ascii="Arial Unicode MS" w:hAnsi="Arial Unicode MS" w:eastAsia="Arial Unicode MS"/>
-          <w:color w:val="172B3A"/>
-          <w:sz w:val="22"/>
-        </w:rPr>
-        <w:t>、</w:t>
-      </w:r>
-      <w:r>
-        <w:rPr>
-          <w:rFonts w:ascii="Menlo" w:hAnsi="Menlo" w:eastAsia="Arial Unicode MS"/>
-          <w:color w:val="172B3A"/>
-          <w:sz w:val="21"/>
-        </w:rPr>
-        <w:t>reference_time_ms</w:t>
-      </w:r>
-      <w:r>
-        <w:rPr>
-          <w:rFonts w:ascii="Arial Unicode MS" w:hAnsi="Arial Unicode MS" w:eastAsia="Arial Unicode MS"/>
-          <w:color w:val="172B3A"/>
-          <w:sz w:val="22"/>
-        </w:rPr>
-        <w:t>、</w:t>
-      </w:r>
-      <w:r>
-        <w:rPr>
-          <w:rFonts w:ascii="Menlo" w:hAnsi="Menlo" w:eastAsia="Arial Unicode MS"/>
-          <w:color w:val="172B3A"/>
-          <w:sz w:val="21"/>
-        </w:rPr>
-        <w:t>max_age_ms</w:t>
-      </w:r>
-      <w:r>
-        <w:rPr>
-          <w:rFonts w:ascii="Arial Unicode MS" w:hAnsi="Arial Unicode MS" w:eastAsia="Arial Unicode MS"/>
-          <w:color w:val="172B3A"/>
-          <w:sz w:val="22"/>
-        </w:rPr>
-        <w:t>。</w:t>
+        <w:t xml:space="preserve"> 归档数据不能按 2026 年当前时间评价业务新鲜度，否则所有历史公开数据都会失去可比性。报告中的时效性是“归档观察窗口内的事件时间有效性”，不能解释为当前生产数据时效。</w:t>
       </w:r>
     </w:p>
     <w:p>
@@ -4365,20 +2387,36 @@
       </w:pPr>
       <w:r>
         <w:rPr>
-          <w:rFonts w:ascii="Arial Unicode MS" w:hAnsi="Arial Unicode MS" w:eastAsia="Arial Unicode MS"/>
+          <w:rFonts w:ascii="Noto Sans CJK SC" w:hAnsi="Noto Sans CJK SC" w:eastAsia="Noto Sans CJK SC"/>
           <w:b/>
           <w:color w:val="1F4D78"/>
           <w:sz w:val="22"/>
         </w:rPr>
-        <w:t>指标目标：</w:t>
+        <w:t>算法文件：</w:t>
       </w:r>
       <w:r>
         <w:rPr>
-          <w:rFonts w:ascii="Arial Unicode MS" w:hAnsi="Arial Unicode MS" w:eastAsia="Arial Unicode MS"/>
+          <w:rFonts w:ascii="Noto Sans CJK SC" w:hAnsi="Noto Sans CJK SC" w:eastAsia="Noto Sans CJK SC"/>
           <w:color w:val="172B3A"/>
           <w:sz w:val="22"/>
         </w:rPr>
-        <w:t xml:space="preserve"> 序列数据与关系数据可按设备实体和时间窗进行融合。</w:t>
+        <w:t xml:space="preserve"> </w:t>
+      </w:r>
+      <w:r>
+        <w:rPr>
+          <w:rFonts w:ascii="Menlo" w:hAnsi="Menlo" w:eastAsia="Noto Sans CJK SC"/>
+          <w:color w:val="172B3A"/>
+          <w:sz w:val="21"/>
+        </w:rPr>
+        <w:t>governance/indicator_3_7.py</w:t>
+      </w:r>
+      <w:r>
+        <w:rPr>
+          <w:rFonts w:ascii="Noto Sans CJK SC" w:hAnsi="Noto Sans CJK SC" w:eastAsia="Noto Sans CJK SC"/>
+          <w:color w:val="172B3A"/>
+          <w:sz w:val="22"/>
+        </w:rPr>
+        <w:t>，复用 3.4 的对齐实现。</w:t>
       </w:r>
     </w:p>
     <w:p>
@@ -4388,52 +2426,20 @@
       </w:pPr>
       <w:r>
         <w:rPr>
-          <w:rFonts w:ascii="Arial Unicode MS" w:hAnsi="Arial Unicode MS" w:eastAsia="Arial Unicode MS"/>
+          <w:rFonts w:ascii="Noto Sans CJK SC" w:hAnsi="Noto Sans CJK SC" w:eastAsia="Noto Sans CJK SC"/>
           <w:b/>
           <w:color w:val="1F4D78"/>
           <w:sz w:val="22"/>
         </w:rPr>
-        <w:t>算法文件：</w:t>
+        <w:t>真实输入：</w:t>
       </w:r>
       <w:r>
         <w:rPr>
-          <w:rFonts w:ascii="Arial Unicode MS" w:hAnsi="Arial Unicode MS" w:eastAsia="Arial Unicode MS"/>
+          <w:rFonts w:ascii="Noto Sans CJK SC" w:hAnsi="Noto Sans CJK SC" w:eastAsia="Noto Sans CJK SC"/>
           <w:color w:val="172B3A"/>
           <w:sz w:val="22"/>
         </w:rPr>
-        <w:t xml:space="preserve"> </w:t>
-      </w:r>
-      <w:r>
-        <w:rPr>
-          <w:rFonts w:ascii="Menlo" w:hAnsi="Menlo" w:eastAsia="Arial Unicode MS"/>
-          <w:color w:val="172B3A"/>
-          <w:sz w:val="21"/>
-        </w:rPr>
-        <w:t>governance/indicator_3_7.py</w:t>
-      </w:r>
-      <w:r>
-        <w:rPr>
-          <w:rFonts w:ascii="Arial Unicode MS" w:hAnsi="Arial Unicode MS" w:eastAsia="Arial Unicode MS"/>
-          <w:color w:val="172B3A"/>
-          <w:sz w:val="22"/>
-        </w:rPr>
-        <w:t xml:space="preserve">；复用 </w:t>
-      </w:r>
-      <w:r>
-        <w:rPr>
-          <w:rFonts w:ascii="Menlo" w:hAnsi="Menlo" w:eastAsia="Arial Unicode MS"/>
-          <w:color w:val="172B3A"/>
-          <w:sz w:val="21"/>
-        </w:rPr>
-        <w:t>governance/indicator_3_4.py</w:t>
-      </w:r>
-      <w:r>
-        <w:rPr>
-          <w:rFonts w:ascii="Arial Unicode MS" w:hAnsi="Arial Unicode MS" w:eastAsia="Arial Unicode MS"/>
-          <w:color w:val="172B3A"/>
-          <w:sz w:val="22"/>
-        </w:rPr>
-        <w:t xml:space="preserve"> 的对齐算法。</w:t>
+        <w:t xml:space="preserve"> MetroPT-3 全部 1,516,948 条传感器记录和四条官方维护区间关系记录。</w:t>
       </w:r>
     </w:p>
     <w:p>
@@ -4443,20 +2449,36 @@
       </w:pPr>
       <w:r>
         <w:rPr>
-          <w:rFonts w:ascii="Arial Unicode MS" w:hAnsi="Arial Unicode MS" w:eastAsia="Arial Unicode MS"/>
+          <w:rFonts w:ascii="Noto Sans CJK SC" w:hAnsi="Noto Sans CJK SC" w:eastAsia="Noto Sans CJK SC"/>
           <w:b/>
           <w:color w:val="1F4D78"/>
           <w:sz w:val="22"/>
         </w:rPr>
-        <w:t>支持输入：</w:t>
+        <w:t>测试步骤：</w:t>
       </w:r>
       <w:r>
         <w:rPr>
-          <w:rFonts w:ascii="Arial Unicode MS" w:hAnsi="Arial Unicode MS" w:eastAsia="Arial Unicode MS"/>
+          <w:rFonts w:ascii="Noto Sans CJK SC" w:hAnsi="Noto Sans CJK SC" w:eastAsia="Noto Sans CJK SC"/>
           <w:color w:val="172B3A"/>
           <w:sz w:val="22"/>
         </w:rPr>
-        <w:t xml:space="preserve"> 序列对象数组和关系对象数组。序列数据可包含时间戳、设备标识、数值；关系数据可包含设备、工单、产品、工序和有效时间窗。</w:t>
+        <w:t xml:space="preserve"> 按设备和故障时间窗执行左融合；逐行核对故障编号真值，并检查 </w:t>
+      </w:r>
+      <w:r>
+        <w:rPr>
+          <w:rFonts w:ascii="Menlo" w:hAnsi="Menlo" w:eastAsia="Noto Sans CJK SC"/>
+          <w:color w:val="172B3A"/>
+          <w:sz w:val="21"/>
+        </w:rPr>
+        <w:t>source_row</w:t>
+      </w:r>
+      <w:r>
+        <w:rPr>
+          <w:rFonts w:ascii="Noto Sans CJK SC" w:hAnsi="Noto Sans CJK SC" w:eastAsia="Noto Sans CJK SC"/>
+          <w:color w:val="172B3A"/>
+          <w:sz w:val="22"/>
+        </w:rPr>
+        <w:t>、时间戳和值未改变。窗口外样本必须保留且不能附加关系字段。</w:t>
       </w:r>
     </w:p>
     <w:p>
@@ -4466,115 +2488,7 @@
       </w:pPr>
       <w:r>
         <w:rPr>
-          <w:rFonts w:ascii="Arial Unicode MS" w:hAnsi="Arial Unicode MS" w:eastAsia="Arial Unicode MS"/>
-          <w:b/>
-          <w:color w:val="1F4D78"/>
-          <w:sz w:val="22"/>
-        </w:rPr>
-        <w:t>算法说明：</w:t>
-      </w:r>
-      <w:r>
-        <w:rPr>
-          <w:rFonts w:ascii="Arial Unicode MS" w:hAnsi="Arial Unicode MS" w:eastAsia="Arial Unicode MS"/>
-          <w:color w:val="172B3A"/>
-          <w:sz w:val="22"/>
-        </w:rPr>
-        <w:t xml:space="preserve"> 对齐后执行左融合。原序列字段保持不变，命中的关系字段增加 </w:t>
-      </w:r>
-      <w:r>
-        <w:rPr>
-          <w:rFonts w:ascii="Menlo" w:hAnsi="Menlo" w:eastAsia="Arial Unicode MS"/>
-          <w:color w:val="172B3A"/>
-          <w:sz w:val="21"/>
-        </w:rPr>
-        <w:t>relation_</w:t>
-      </w:r>
-      <w:r>
-        <w:rPr>
-          <w:rFonts w:ascii="Arial Unicode MS" w:hAnsi="Arial Unicode MS" w:eastAsia="Arial Unicode MS"/>
-          <w:color w:val="172B3A"/>
-          <w:sz w:val="22"/>
-        </w:rPr>
-        <w:t xml:space="preserve"> 前缀，同时保留对齐状态、距离、原因和实体匹配方式；未命中序列记录仍保留。</w:t>
-      </w:r>
-    </w:p>
-    <w:p>
-      <w:pPr>
-        <w:widowControl/>
-        <w:spacing w:before="0" w:after="100" w:line="288" w:lineRule="auto"/>
-      </w:pPr>
-      <w:r>
-        <w:rPr>
-          <w:rFonts w:ascii="Arial Unicode MS" w:hAnsi="Arial Unicode MS" w:eastAsia="Arial Unicode MS"/>
-          <w:b/>
-          <w:color w:val="1F4D78"/>
-          <w:sz w:val="22"/>
-        </w:rPr>
-        <w:t>测试数据与用例：</w:t>
-      </w:r>
-    </w:p>
-    <w:p>
-      <w:pPr>
-        <w:widowControl/>
-        <w:spacing w:before="0" w:after="80" w:line="288" w:lineRule="auto"/>
-        <w:numPr>
-          <w:ilvl w:val="0"/>
-          <w:numId w:val="10"/>
-        </w:numPr>
-      </w:pPr>
-      <w:r>
-        <w:rPr>
-          <w:rFonts w:ascii="Arial Unicode MS" w:hAnsi="Arial Unicode MS" w:eastAsia="Arial Unicode MS"/>
-          <w:color w:val="172B3A"/>
-          <w:sz w:val="22"/>
-        </w:rPr>
-        <w:t>5000 条序列记录与 3 条关系记录执行融合并统计命中数和吞吐。</w:t>
-      </w:r>
-    </w:p>
-    <w:p>
-      <w:pPr>
-        <w:widowControl/>
-        <w:spacing w:before="0" w:after="80" w:line="288" w:lineRule="auto"/>
-        <w:numPr>
-          <w:ilvl w:val="0"/>
-          <w:numId w:val="10"/>
-        </w:numPr>
-      </w:pPr>
-      <w:r>
-        <w:rPr>
-          <w:rFonts w:ascii="Arial Unicode MS" w:hAnsi="Arial Unicode MS" w:eastAsia="Arial Unicode MS"/>
-          <w:color w:val="172B3A"/>
-          <w:sz w:val="22"/>
-        </w:rPr>
-        <w:t>构造一条命中、一条未命中的最小数据，验证左融合行数不变。</w:t>
-      </w:r>
-    </w:p>
-    <w:p>
-      <w:pPr>
-        <w:widowControl/>
-        <w:spacing w:before="0" w:after="80" w:line="288" w:lineRule="auto"/>
-        <w:numPr>
-          <w:ilvl w:val="0"/>
-          <w:numId w:val="10"/>
-        </w:numPr>
-      </w:pPr>
-      <w:r>
-        <w:rPr>
-          <w:rFonts w:ascii="Arial Unicode MS" w:hAnsi="Arial Unicode MS" w:eastAsia="Arial Unicode MS"/>
-          <w:color w:val="172B3A"/>
-          <w:sz w:val="22"/>
-        </w:rPr>
-        <w:t>验证命中记录携带工单字段，未命中记录不产生伪关系字段。</w:t>
-      </w:r>
-    </w:p>
-    <w:p>
-      <w:pPr>
-        <w:widowControl/>
-        <w:spacing w:before="0" w:after="100" w:line="288" w:lineRule="auto"/>
-      </w:pPr>
-      <w:r>
-        <w:rPr>
-          <w:rFonts w:ascii="Arial Unicode MS" w:hAnsi="Arial Unicode MS" w:eastAsia="Arial Unicode MS"/>
+          <w:rFonts w:ascii="Noto Sans CJK SC" w:hAnsi="Noto Sans CJK SC" w:eastAsia="Noto Sans CJK SC"/>
           <w:b/>
           <w:color w:val="1F4D78"/>
           <w:sz w:val="22"/>
@@ -4583,193 +2497,11 @@
       </w:r>
       <w:r>
         <w:rPr>
-          <w:rFonts w:ascii="Arial Unicode MS" w:hAnsi="Arial Unicode MS" w:eastAsia="Arial Unicode MS"/>
+          <w:rFonts w:ascii="Noto Sans CJK SC" w:hAnsi="Noto Sans CJK SC" w:eastAsia="Noto Sans CJK SC"/>
           <w:color w:val="172B3A"/>
           <w:sz w:val="22"/>
         </w:rPr>
-        <w:t xml:space="preserve"> </w:t>
-      </w:r>
-      <w:r>
-        <w:rPr>
-          <w:rFonts w:ascii="Menlo" w:hAnsi="Menlo" w:eastAsia="Arial Unicode MS"/>
-          <w:color w:val="172B3A"/>
-          <w:sz w:val="21"/>
-        </w:rPr>
-        <w:t>fused_rows == sequence_rows</w:t>
-      </w:r>
-      <w:r>
-        <w:rPr>
-          <w:rFonts w:ascii="Arial Unicode MS" w:hAnsi="Arial Unicode MS" w:eastAsia="Arial Unicode MS"/>
-          <w:color w:val="172B3A"/>
-          <w:sz w:val="22"/>
-        </w:rPr>
-        <w:t xml:space="preserve"> 且 </w:t>
-      </w:r>
-      <w:r>
-        <w:rPr>
-          <w:rFonts w:ascii="Menlo" w:hAnsi="Menlo" w:eastAsia="Arial Unicode MS"/>
-          <w:color w:val="172B3A"/>
-          <w:sz w:val="21"/>
-        </w:rPr>
-        <w:t>matched_rows &gt; 0</w:t>
-      </w:r>
-      <w:r>
-        <w:rPr>
-          <w:rFonts w:ascii="Arial Unicode MS" w:hAnsi="Arial Unicode MS" w:eastAsia="Arial Unicode MS"/>
-          <w:color w:val="172B3A"/>
-          <w:sz w:val="22"/>
-        </w:rPr>
-        <w:t>；功能测试中的命中和未命中语义均正确。</w:t>
-      </w:r>
-    </w:p>
-    <w:p>
-      <w:pPr>
-        <w:widowControl/>
-        <w:spacing w:before="0" w:after="100" w:line="288" w:lineRule="auto"/>
-      </w:pPr>
-      <w:r>
-        <w:rPr>
-          <w:rFonts w:ascii="Arial Unicode MS" w:hAnsi="Arial Unicode MS" w:eastAsia="Arial Unicode MS"/>
-          <w:b/>
-          <w:color w:val="1F4D78"/>
-          <w:sz w:val="22"/>
-        </w:rPr>
-        <w:t>运行命令：</w:t>
-      </w:r>
-    </w:p>
-    <w:p>
-      <w:pPr>
-        <w:widowControl/>
-        <w:spacing w:before="60" w:after="140" w:line="252" w:lineRule="auto"/>
-        <w:ind w:left="259" w:right="259"/>
-        <w:shd w:fill="F2F4F7"/>
-      </w:pPr>
-      <w:r>
-        <w:rPr>
-          <w:rFonts w:ascii="Menlo" w:hAnsi="Menlo" w:eastAsia="Arial Unicode MS"/>
-          <w:color w:val="172B3A"/>
-          <w:sz w:val="17"/>
-        </w:rPr>
-        <w:t>python3 run_indicator_tests.py 3.7</w:t>
-      </w:r>
-    </w:p>
-    <w:p>
-      <w:pPr>
-        <w:widowControl/>
-        <w:spacing w:before="0" w:after="100" w:line="288" w:lineRule="auto"/>
-      </w:pPr>
-      <w:r>
-        <w:rPr>
-          <w:rFonts w:ascii="Arial Unicode MS" w:hAnsi="Arial Unicode MS" w:eastAsia="Arial Unicode MS"/>
-          <w:b/>
-          <w:color w:val="1F4D78"/>
-          <w:sz w:val="22"/>
-        </w:rPr>
-        <w:t>关键报告字段：</w:t>
-      </w:r>
-      <w:r>
-        <w:rPr>
-          <w:rFonts w:ascii="Arial Unicode MS" w:hAnsi="Arial Unicode MS" w:eastAsia="Arial Unicode MS"/>
-          <w:color w:val="172B3A"/>
-          <w:sz w:val="22"/>
-        </w:rPr>
-        <w:t xml:space="preserve"> </w:t>
-      </w:r>
-      <w:r>
-        <w:rPr>
-          <w:rFonts w:ascii="Menlo" w:hAnsi="Menlo" w:eastAsia="Arial Unicode MS"/>
-          <w:color w:val="172B3A"/>
-          <w:sz w:val="21"/>
-        </w:rPr>
-        <w:t>sequence_rows</w:t>
-      </w:r>
-      <w:r>
-        <w:rPr>
-          <w:rFonts w:ascii="Arial Unicode MS" w:hAnsi="Arial Unicode MS" w:eastAsia="Arial Unicode MS"/>
-          <w:color w:val="172B3A"/>
-          <w:sz w:val="22"/>
-        </w:rPr>
-        <w:t>、</w:t>
-      </w:r>
-      <w:r>
-        <w:rPr>
-          <w:rFonts w:ascii="Menlo" w:hAnsi="Menlo" w:eastAsia="Arial Unicode MS"/>
-          <w:color w:val="172B3A"/>
-          <w:sz w:val="21"/>
-        </w:rPr>
-        <w:t>relation_rows</w:t>
-      </w:r>
-      <w:r>
-        <w:rPr>
-          <w:rFonts w:ascii="Arial Unicode MS" w:hAnsi="Arial Unicode MS" w:eastAsia="Arial Unicode MS"/>
-          <w:color w:val="172B3A"/>
-          <w:sz w:val="22"/>
-        </w:rPr>
-        <w:t>、</w:t>
-      </w:r>
-      <w:r>
-        <w:rPr>
-          <w:rFonts w:ascii="Menlo" w:hAnsi="Menlo" w:eastAsia="Arial Unicode MS"/>
-          <w:color w:val="172B3A"/>
-          <w:sz w:val="21"/>
-        </w:rPr>
-        <w:t>fused_rows</w:t>
-      </w:r>
-      <w:r>
-        <w:rPr>
-          <w:rFonts w:ascii="Arial Unicode MS" w:hAnsi="Arial Unicode MS" w:eastAsia="Arial Unicode MS"/>
-          <w:color w:val="172B3A"/>
-          <w:sz w:val="22"/>
-        </w:rPr>
-        <w:t>、</w:t>
-      </w:r>
-      <w:r>
-        <w:rPr>
-          <w:rFonts w:ascii="Menlo" w:hAnsi="Menlo" w:eastAsia="Arial Unicode MS"/>
-          <w:color w:val="172B3A"/>
-          <w:sz w:val="21"/>
-        </w:rPr>
-        <w:t>matched_rows</w:t>
-      </w:r>
-      <w:r>
-        <w:rPr>
-          <w:rFonts w:ascii="Arial Unicode MS" w:hAnsi="Arial Unicode MS" w:eastAsia="Arial Unicode MS"/>
-          <w:color w:val="172B3A"/>
-          <w:sz w:val="22"/>
-        </w:rPr>
-        <w:t>、</w:t>
-      </w:r>
-      <w:r>
-        <w:rPr>
-          <w:rFonts w:ascii="Menlo" w:hAnsi="Menlo" w:eastAsia="Arial Unicode MS"/>
-          <w:color w:val="172B3A"/>
-          <w:sz w:val="21"/>
-        </w:rPr>
-        <w:t>rows_per_second</w:t>
-      </w:r>
-      <w:r>
-        <w:rPr>
-          <w:rFonts w:ascii="Arial Unicode MS" w:hAnsi="Arial Unicode MS" w:eastAsia="Arial Unicode MS"/>
-          <w:color w:val="172B3A"/>
-          <w:sz w:val="22"/>
-        </w:rPr>
-        <w:t xml:space="preserve"> 和 </w:t>
-      </w:r>
-      <w:r>
-        <w:rPr>
-          <w:rFonts w:ascii="Menlo" w:hAnsi="Menlo" w:eastAsia="Arial Unicode MS"/>
-          <w:color w:val="172B3A"/>
-          <w:sz w:val="21"/>
-        </w:rPr>
-        <w:t>preview</w:t>
-      </w:r>
-      <w:r>
-        <w:rPr>
-          <w:rFonts w:ascii="Arial Unicode MS" w:hAnsi="Arial Unicode MS" w:eastAsia="Arial Unicode MS"/>
-          <w:color w:val="172B3A"/>
-          <w:sz w:val="22"/>
-        </w:rPr>
-        <w:t>。</w:t>
+        <w:t xml:space="preserve"> 融合输出行数等于输入序列行数，逐行真值准确率为 100%，原始行保持率为 100%，且同时存在命中和未命中样本。</w:t>
       </w:r>
     </w:p>
     <w:p>
@@ -4787,30 +2519,7 @@
       </w:pPr>
       <w:r>
         <w:rPr>
-          <w:rFonts w:ascii="Arial Unicode MS" w:hAnsi="Arial Unicode MS" w:eastAsia="Arial Unicode MS"/>
-          <w:b/>
-          <w:color w:val="1F4D78"/>
-          <w:sz w:val="22"/>
-        </w:rPr>
-        <w:t>指标目标：</w:t>
-      </w:r>
-      <w:r>
-        <w:rPr>
-          <w:rFonts w:ascii="Arial Unicode MS" w:hAnsi="Arial Unicode MS" w:eastAsia="Arial Unicode MS"/>
-          <w:color w:val="172B3A"/>
-          <w:sz w:val="22"/>
-        </w:rPr>
-        <w:t xml:space="preserve"> 搭建可扩展的工业异构数据规范化测试框架。</w:t>
-      </w:r>
-    </w:p>
-    <w:p>
-      <w:pPr>
-        <w:widowControl/>
-        <w:spacing w:before="0" w:after="100" w:line="288" w:lineRule="auto"/>
-      </w:pPr>
-      <w:r>
-        <w:rPr>
-          <w:rFonts w:ascii="Arial Unicode MS" w:hAnsi="Arial Unicode MS" w:eastAsia="Arial Unicode MS"/>
+          <w:rFonts w:ascii="Noto Sans CJK SC" w:hAnsi="Noto Sans CJK SC" w:eastAsia="Noto Sans CJK SC"/>
           <w:b/>
           <w:color w:val="1F4D78"/>
           <w:sz w:val="22"/>
@@ -4819,7 +2528,7 @@
       </w:r>
       <w:r>
         <w:rPr>
-          <w:rFonts w:ascii="Arial Unicode MS" w:hAnsi="Arial Unicode MS" w:eastAsia="Arial Unicode MS"/>
+          <w:rFonts w:ascii="Noto Sans CJK SC" w:hAnsi="Noto Sans CJK SC" w:eastAsia="Noto Sans CJK SC"/>
           <w:color w:val="172B3A"/>
           <w:sz w:val="22"/>
         </w:rPr>
@@ -4827,7 +2536,7 @@
       </w:r>
       <w:r>
         <w:rPr>
-          <w:rFonts w:ascii="Menlo" w:hAnsi="Menlo" w:eastAsia="Arial Unicode MS"/>
+          <w:rFonts w:ascii="Menlo" w:hAnsi="Menlo" w:eastAsia="Noto Sans CJK SC"/>
           <w:color w:val="172B3A"/>
           <w:sz w:val="21"/>
         </w:rPr>
@@ -4835,23 +2544,7 @@
       </w:r>
       <w:r>
         <w:rPr>
-          <w:rFonts w:ascii="Arial Unicode MS" w:hAnsi="Arial Unicode MS" w:eastAsia="Arial Unicode MS"/>
-          <w:color w:val="172B3A"/>
-          <w:sz w:val="22"/>
-        </w:rPr>
-        <w:t xml:space="preserve">；表格与 JSON 类格式复用 </w:t>
-      </w:r>
-      <w:r>
-        <w:rPr>
-          <w:rFonts w:ascii="Menlo" w:hAnsi="Menlo" w:eastAsia="Arial Unicode MS"/>
-          <w:color w:val="172B3A"/>
-          <w:sz w:val="21"/>
-        </w:rPr>
-        <w:t>governance/indicator_3_3.py</w:t>
-      </w:r>
-      <w:r>
-        <w:rPr>
-          <w:rFonts w:ascii="Arial Unicode MS" w:hAnsi="Arial Unicode MS" w:eastAsia="Arial Unicode MS"/>
+          <w:rFonts w:ascii="Noto Sans CJK SC" w:hAnsi="Noto Sans CJK SC" w:eastAsia="Noto Sans CJK SC"/>
           <w:color w:val="172B3A"/>
           <w:sz w:val="22"/>
         </w:rPr>
@@ -4865,20 +2558,68 @@
       </w:pPr>
       <w:r>
         <w:rPr>
-          <w:rFonts w:ascii="Arial Unicode MS" w:hAnsi="Arial Unicode MS" w:eastAsia="Arial Unicode MS"/>
+          <w:rFonts w:ascii="Noto Sans CJK SC" w:hAnsi="Noto Sans CJK SC" w:eastAsia="Noto Sans CJK SC"/>
           <w:b/>
           <w:color w:val="1F4D78"/>
           <w:sz w:val="22"/>
         </w:rPr>
-        <w:t>支持输入：</w:t>
+        <w:t>公开测试范围：</w:t>
       </w:r>
       <w:r>
         <w:rPr>
-          <w:rFonts w:ascii="Arial Unicode MS" w:hAnsi="Arial Unicode MS" w:eastAsia="Arial Unicode MS"/>
+          <w:rFonts w:ascii="Noto Sans CJK SC" w:hAnsi="Noto Sans CJK SC" w:eastAsia="Noto Sans CJK SC"/>
           <w:color w:val="172B3A"/>
           <w:sz w:val="22"/>
         </w:rPr>
-        <w:t xml:space="preserve"> CSV、TSV、分号表格、管道表格、JSON、JSONL、XML、INI，并允许注册返回对象数组的自定义适配器。</w:t>
+        <w:t xml:space="preserve"> MetroPT-3、FordA、SECOM 和 Hospital 四个完整公开基准分别规范化为统一的 </w:t>
+      </w:r>
+      <w:r>
+        <w:rPr>
+          <w:rFonts w:ascii="Menlo" w:hAnsi="Menlo" w:eastAsia="Noto Sans CJK SC"/>
+          <w:color w:val="172B3A"/>
+          <w:sz w:val="21"/>
+        </w:rPr>
+        <w:t>sequence_record</w:t>
+      </w:r>
+      <w:r>
+        <w:rPr>
+          <w:rFonts w:ascii="Noto Sans CJK SC" w:hAnsi="Noto Sans CJK SC" w:eastAsia="Noto Sans CJK SC"/>
+          <w:color w:val="172B3A"/>
+          <w:sz w:val="22"/>
+        </w:rPr>
+        <w:t>、</w:t>
+      </w:r>
+      <w:r>
+        <w:rPr>
+          <w:rFonts w:ascii="Menlo" w:hAnsi="Menlo" w:eastAsia="Noto Sans CJK SC"/>
+          <w:color w:val="172B3A"/>
+          <w:sz w:val="21"/>
+        </w:rPr>
+        <w:t>relation_record</w:t>
+      </w:r>
+      <w:r>
+        <w:rPr>
+          <w:rFonts w:ascii="Noto Sans CJK SC" w:hAnsi="Noto Sans CJK SC" w:eastAsia="Noto Sans CJK SC"/>
+          <w:color w:val="172B3A"/>
+          <w:sz w:val="22"/>
+        </w:rPr>
+        <w:t xml:space="preserve"> 或 </w:t>
+      </w:r>
+      <w:r>
+        <w:rPr>
+          <w:rFonts w:ascii="Menlo" w:hAnsi="Menlo" w:eastAsia="Noto Sans CJK SC"/>
+          <w:color w:val="172B3A"/>
+          <w:sz w:val="21"/>
+        </w:rPr>
+        <w:t>cell_truth</w:t>
+      </w:r>
+      <w:r>
+        <w:rPr>
+          <w:rFonts w:ascii="Noto Sans CJK SC" w:hAnsi="Noto Sans CJK SC" w:eastAsia="Noto Sans CJK SC"/>
+          <w:color w:val="172B3A"/>
+          <w:sz w:val="22"/>
+        </w:rPr>
+        <w:t xml:space="preserve"> 中间表示。</w:t>
       </w:r>
     </w:p>
     <w:p>
@@ -4888,36 +2629,20 @@
       </w:pPr>
       <w:r>
         <w:rPr>
-          <w:rFonts w:ascii="Arial Unicode MS" w:hAnsi="Arial Unicode MS" w:eastAsia="Arial Unicode MS"/>
+          <w:rFonts w:ascii="Noto Sans CJK SC" w:hAnsi="Noto Sans CJK SC" w:eastAsia="Noto Sans CJK SC"/>
           <w:b/>
           <w:color w:val="1F4D78"/>
           <w:sz w:val="22"/>
         </w:rPr>
-        <w:t>算法说明：</w:t>
+        <w:t>通过判据：</w:t>
       </w:r>
       <w:r>
         <w:rPr>
-          <w:rFonts w:ascii="Arial Unicode MS" w:hAnsi="Arial Unicode MS" w:eastAsia="Arial Unicode MS"/>
+          <w:rFonts w:ascii="Noto Sans CJK SC" w:hAnsi="Noto Sans CJK SC" w:eastAsia="Noto Sans CJK SC"/>
           <w:color w:val="172B3A"/>
           <w:sz w:val="22"/>
         </w:rPr>
-        <w:t xml:space="preserve"> 适配器注册表将不同格式统一为 </w:t>
-      </w:r>
-      <w:r>
-        <w:rPr>
-          <w:rFonts w:ascii="Menlo" w:hAnsi="Menlo" w:eastAsia="Arial Unicode MS"/>
-          <w:color w:val="172B3A"/>
-          <w:sz w:val="21"/>
-        </w:rPr>
-        <w:t>format/records/columns/normalized</w:t>
-      </w:r>
-      <w:r>
-        <w:rPr>
-          <w:rFonts w:ascii="Arial Unicode MS" w:hAnsi="Arial Unicode MS" w:eastAsia="Arial Unicode MS"/>
-          <w:color w:val="172B3A"/>
-          <w:sz w:val="22"/>
-        </w:rPr>
-        <w:t xml:space="preserve"> 中间表示。XML 禁止外部实体声明并限制节点数；INI 必须包含有效配置节。</w:t>
+        <w:t xml:space="preserve"> 四个数据集的规范化记录数与完整源数据一致，必需字段保留率和规范化成功率均不低于 95%。</w:t>
       </w:r>
     </w:p>
     <w:p>
@@ -4927,193 +2652,11 @@
       </w:pPr>
       <w:r>
         <w:rPr>
-          <w:rFonts w:ascii="Arial Unicode MS" w:hAnsi="Arial Unicode MS" w:eastAsia="Arial Unicode MS"/>
-          <w:b/>
-          <w:color w:val="1F4D78"/>
-          <w:sz w:val="22"/>
-        </w:rPr>
-        <w:t>测试数据与用例：</w:t>
-      </w:r>
-      <w:r>
-        <w:rPr>
-          <w:rFonts w:ascii="Arial Unicode MS" w:hAnsi="Arial Unicode MS" w:eastAsia="Arial Unicode MS"/>
+          <w:rFonts w:ascii="Noto Sans CJK SC" w:hAnsi="Noto Sans CJK SC" w:eastAsia="Noto Sans CJK SC"/>
           <w:color w:val="172B3A"/>
           <w:sz w:val="22"/>
         </w:rPr>
-        <w:t xml:space="preserve"> 8 种格式各 1 个正确标注样例；5 个异常样例覆盖错列、标量 JSON、混合 JSONL、外部实体 XML 和无配置节 INI；另验证自定义适配器注册。</w:t>
-      </w:r>
-    </w:p>
-    <w:p>
-      <w:pPr>
-        <w:widowControl/>
-        <w:spacing w:before="0" w:after="100" w:line="288" w:lineRule="auto"/>
-      </w:pPr>
-      <w:r>
-        <w:rPr>
-          <w:rFonts w:ascii="Arial Unicode MS" w:hAnsi="Arial Unicode MS" w:eastAsia="Arial Unicode MS"/>
-          <w:b/>
-          <w:color w:val="1F4D78"/>
-          <w:sz w:val="22"/>
-        </w:rPr>
-        <w:t>通过判据：</w:t>
-      </w:r>
-      <w:r>
-        <w:rPr>
-          <w:rFonts w:ascii="Arial Unicode MS" w:hAnsi="Arial Unicode MS" w:eastAsia="Arial Unicode MS"/>
-          <w:color w:val="172B3A"/>
-          <w:sz w:val="22"/>
-        </w:rPr>
-        <w:t xml:space="preserve"> 8 种格式全部得到标注结果，5 个异常样例全部被拒绝，</w:t>
-      </w:r>
-      <w:r>
-        <w:rPr>
-          <w:rFonts w:ascii="Menlo" w:hAnsi="Menlo" w:eastAsia="Arial Unicode MS"/>
-          <w:color w:val="172B3A"/>
-          <w:sz w:val="21"/>
-        </w:rPr>
-        <w:t>failed_formats</w:t>
-      </w:r>
-      <w:r>
-        <w:rPr>
-          <w:rFonts w:ascii="Arial Unicode MS" w:hAnsi="Arial Unicode MS" w:eastAsia="Arial Unicode MS"/>
-          <w:color w:val="172B3A"/>
-          <w:sz w:val="22"/>
-        </w:rPr>
-        <w:t xml:space="preserve"> 为空。</w:t>
-      </w:r>
-    </w:p>
-    <w:p>
-      <w:pPr>
-        <w:widowControl/>
-        <w:spacing w:before="0" w:after="100" w:line="288" w:lineRule="auto"/>
-      </w:pPr>
-      <w:r>
-        <w:rPr>
-          <w:rFonts w:ascii="Arial Unicode MS" w:hAnsi="Arial Unicode MS" w:eastAsia="Arial Unicode MS"/>
-          <w:b/>
-          <w:color w:val="1F4D78"/>
-          <w:sz w:val="22"/>
-        </w:rPr>
-        <w:t>运行命令：</w:t>
-      </w:r>
-    </w:p>
-    <w:p>
-      <w:pPr>
-        <w:widowControl/>
-        <w:spacing w:before="60" w:after="140" w:line="252" w:lineRule="auto"/>
-        <w:ind w:left="259" w:right="259"/>
-        <w:shd w:fill="F2F4F7"/>
-      </w:pPr>
-      <w:r>
-        <w:rPr>
-          <w:rFonts w:ascii="Menlo" w:hAnsi="Menlo" w:eastAsia="Arial Unicode MS"/>
-          <w:color w:val="172B3A"/>
-          <w:sz w:val="17"/>
-        </w:rPr>
-        <w:t>python3 run_indicator_tests.py 3.8</w:t>
-      </w:r>
-    </w:p>
-    <w:p>
-      <w:pPr>
-        <w:widowControl/>
-        <w:spacing w:before="0" w:after="100" w:line="288" w:lineRule="auto"/>
-      </w:pPr>
-      <w:r>
-        <w:rPr>
-          <w:rFonts w:ascii="Arial Unicode MS" w:hAnsi="Arial Unicode MS" w:eastAsia="Arial Unicode MS"/>
-          <w:b/>
-          <w:color w:val="1F4D78"/>
-          <w:sz w:val="22"/>
-        </w:rPr>
-        <w:t>关键报告字段：</w:t>
-      </w:r>
-      <w:r>
-        <w:rPr>
-          <w:rFonts w:ascii="Arial Unicode MS" w:hAnsi="Arial Unicode MS" w:eastAsia="Arial Unicode MS"/>
-          <w:color w:val="172B3A"/>
-          <w:sz w:val="22"/>
-        </w:rPr>
-        <w:t xml:space="preserve"> </w:t>
-      </w:r>
-      <w:r>
-        <w:rPr>
-          <w:rFonts w:ascii="Menlo" w:hAnsi="Menlo" w:eastAsia="Arial Unicode MS"/>
-          <w:color w:val="172B3A"/>
-          <w:sz w:val="21"/>
-        </w:rPr>
-        <w:t>registered_adapters</w:t>
-      </w:r>
-      <w:r>
-        <w:rPr>
-          <w:rFonts w:ascii="Arial Unicode MS" w:hAnsi="Arial Unicode MS" w:eastAsia="Arial Unicode MS"/>
-          <w:color w:val="172B3A"/>
-          <w:sz w:val="22"/>
-        </w:rPr>
-        <w:t>、</w:t>
-      </w:r>
-      <w:r>
-        <w:rPr>
-          <w:rFonts w:ascii="Menlo" w:hAnsi="Menlo" w:eastAsia="Arial Unicode MS"/>
-          <w:color w:val="172B3A"/>
-          <w:sz w:val="21"/>
-        </w:rPr>
-        <w:t>tested_formats</w:t>
-      </w:r>
-      <w:r>
-        <w:rPr>
-          <w:rFonts w:ascii="Arial Unicode MS" w:hAnsi="Arial Unicode MS" w:eastAsia="Arial Unicode MS"/>
-          <w:color w:val="172B3A"/>
-          <w:sz w:val="22"/>
-        </w:rPr>
-        <w:t>、</w:t>
-      </w:r>
-      <w:r>
-        <w:rPr>
-          <w:rFonts w:ascii="Menlo" w:hAnsi="Menlo" w:eastAsia="Arial Unicode MS"/>
-          <w:color w:val="172B3A"/>
-          <w:sz w:val="21"/>
-        </w:rPr>
-        <w:t>passed_formats</w:t>
-      </w:r>
-      <w:r>
-        <w:rPr>
-          <w:rFonts w:ascii="Arial Unicode MS" w:hAnsi="Arial Unicode MS" w:eastAsia="Arial Unicode MS"/>
-          <w:color w:val="172B3A"/>
-          <w:sz w:val="22"/>
-        </w:rPr>
-        <w:t>、</w:t>
-      </w:r>
-      <w:r>
-        <w:rPr>
-          <w:rFonts w:ascii="Menlo" w:hAnsi="Menlo" w:eastAsia="Arial Unicode MS"/>
-          <w:color w:val="172B3A"/>
-          <w:sz w:val="21"/>
-        </w:rPr>
-        <w:t>failed_formats</w:t>
-      </w:r>
-      <w:r>
-        <w:rPr>
-          <w:rFonts w:ascii="Arial Unicode MS" w:hAnsi="Arial Unicode MS" w:eastAsia="Arial Unicode MS"/>
-          <w:color w:val="172B3A"/>
-          <w:sz w:val="22"/>
-        </w:rPr>
-        <w:t>、</w:t>
-      </w:r>
-      <w:r>
-        <w:rPr>
-          <w:rFonts w:ascii="Menlo" w:hAnsi="Menlo" w:eastAsia="Arial Unicode MS"/>
-          <w:color w:val="172B3A"/>
-          <w:sz w:val="21"/>
-        </w:rPr>
-        <w:t>rejected_invalid_fixtures</w:t>
-      </w:r>
-      <w:r>
-        <w:rPr>
-          <w:rFonts w:ascii="Arial Unicode MS" w:hAnsi="Arial Unicode MS" w:eastAsia="Arial Unicode MS"/>
-          <w:color w:val="172B3A"/>
-          <w:sz w:val="22"/>
-        </w:rPr>
-        <w:t>。</w:t>
+        <w:t>注册表还提供 TSV、分号、管道、JSONL、INI 和 XML 适配器；这些通用适配器保留为功能能力，但没有使用自建样例扩充正式基准分数。</w:t>
       </w:r>
     </w:p>
     <w:p>
@@ -5131,20 +2674,36 @@
       </w:pPr>
       <w:r>
         <w:rPr>
-          <w:rFonts w:ascii="Arial Unicode MS" w:hAnsi="Arial Unicode MS" w:eastAsia="Arial Unicode MS"/>
+          <w:rFonts w:ascii="Noto Sans CJK SC" w:hAnsi="Noto Sans CJK SC" w:eastAsia="Noto Sans CJK SC"/>
           <w:b/>
           <w:color w:val="1F4D78"/>
           <w:sz w:val="22"/>
         </w:rPr>
-        <w:t>指标目标：</w:t>
+        <w:t>算法文件：</w:t>
       </w:r>
       <w:r>
         <w:rPr>
-          <w:rFonts w:ascii="Arial Unicode MS" w:hAnsi="Arial Unicode MS" w:eastAsia="Arial Unicode MS"/>
+          <w:rFonts w:ascii="Noto Sans CJK SC" w:hAnsi="Noto Sans CJK SC" w:eastAsia="Noto Sans CJK SC"/>
           <w:color w:val="172B3A"/>
           <w:sz w:val="22"/>
         </w:rPr>
-        <w:t xml:space="preserve"> 支持 5 个以上维度的工业数据质量综合测评。</w:t>
+        <w:t xml:space="preserve"> </w:t>
+      </w:r>
+      <w:r>
+        <w:rPr>
+          <w:rFonts w:ascii="Menlo" w:hAnsi="Menlo" w:eastAsia="Noto Sans CJK SC"/>
+          <w:color w:val="172B3A"/>
+          <w:sz w:val="21"/>
+        </w:rPr>
+        <w:t>governance/indicator_3_9.py</w:t>
+      </w:r>
+      <w:r>
+        <w:rPr>
+          <w:rFonts w:ascii="Noto Sans CJK SC" w:hAnsi="Noto Sans CJK SC" w:eastAsia="Noto Sans CJK SC"/>
+          <w:color w:val="172B3A"/>
+          <w:sz w:val="22"/>
+        </w:rPr>
+        <w:t>，基础四维复用 3.6。</w:t>
       </w:r>
     </w:p>
     <w:p>
@@ -5154,52 +2713,20 @@
       </w:pPr>
       <w:r>
         <w:rPr>
-          <w:rFonts w:ascii="Arial Unicode MS" w:hAnsi="Arial Unicode MS" w:eastAsia="Arial Unicode MS"/>
+          <w:rFonts w:ascii="Noto Sans CJK SC" w:hAnsi="Noto Sans CJK SC" w:eastAsia="Noto Sans CJK SC"/>
           <w:b/>
           <w:color w:val="1F4D78"/>
           <w:sz w:val="22"/>
         </w:rPr>
-        <w:t>算法文件：</w:t>
+        <w:t>真实输入与真值：</w:t>
       </w:r>
       <w:r>
         <w:rPr>
-          <w:rFonts w:ascii="Arial Unicode MS" w:hAnsi="Arial Unicode MS" w:eastAsia="Arial Unicode MS"/>
+          <w:rFonts w:ascii="Noto Sans CJK SC" w:hAnsi="Noto Sans CJK SC" w:eastAsia="Noto Sans CJK SC"/>
           <w:color w:val="172B3A"/>
           <w:sz w:val="22"/>
         </w:rPr>
-        <w:t xml:space="preserve"> </w:t>
-      </w:r>
-      <w:r>
-        <w:rPr>
-          <w:rFonts w:ascii="Menlo" w:hAnsi="Menlo" w:eastAsia="Arial Unicode MS"/>
-          <w:color w:val="172B3A"/>
-          <w:sz w:val="21"/>
-        </w:rPr>
-        <w:t>governance/indicator_3_9.py</w:t>
-      </w:r>
-      <w:r>
-        <w:rPr>
-          <w:rFonts w:ascii="Arial Unicode MS" w:hAnsi="Arial Unicode MS" w:eastAsia="Arial Unicode MS"/>
-          <w:color w:val="172B3A"/>
-          <w:sz w:val="22"/>
-        </w:rPr>
-        <w:t xml:space="preserve">；四个基础维度复用 </w:t>
-      </w:r>
-      <w:r>
-        <w:rPr>
-          <w:rFonts w:ascii="Menlo" w:hAnsi="Menlo" w:eastAsia="Arial Unicode MS"/>
-          <w:color w:val="172B3A"/>
-          <w:sz w:val="21"/>
-        </w:rPr>
-        <w:t>governance/indicator_3_6.py</w:t>
-      </w:r>
-      <w:r>
-        <w:rPr>
-          <w:rFonts w:ascii="Arial Unicode MS" w:hAnsi="Arial Unicode MS" w:eastAsia="Arial Unicode MS"/>
-          <w:color w:val="172B3A"/>
-          <w:sz w:val="22"/>
-        </w:rPr>
-        <w:t>。</w:t>
+        <w:t xml:space="preserve"> MetroPT-3、FordA、SECOM 完整数据，以及 HoloClean Hospital 的全部 19,000 个清洁真值单元格。</w:t>
       </w:r>
     </w:p>
     <w:p>
@@ -5209,52 +2736,20 @@
       </w:pPr>
       <w:r>
         <w:rPr>
-          <w:rFonts w:ascii="Arial Unicode MS" w:hAnsi="Arial Unicode MS" w:eastAsia="Arial Unicode MS"/>
+          <w:rFonts w:ascii="Noto Sans CJK SC" w:hAnsi="Noto Sans CJK SC" w:eastAsia="Noto Sans CJK SC"/>
           <w:b/>
           <w:color w:val="1F4D78"/>
           <w:sz w:val="22"/>
         </w:rPr>
-        <w:t>支持输入：</w:t>
+        <w:t>八个维度：</w:t>
       </w:r>
       <w:r>
         <w:rPr>
-          <w:rFonts w:ascii="Arial Unicode MS" w:hAnsi="Arial Unicode MS" w:eastAsia="Arial Unicode MS"/>
+          <w:rFonts w:ascii="Noto Sans CJK SC" w:hAnsi="Noto Sans CJK SC" w:eastAsia="Noto Sans CJK SC"/>
           <w:color w:val="172B3A"/>
           <w:sz w:val="22"/>
         </w:rPr>
-        <w:t xml:space="preserve"> 工业对象记录数组及可选主数据字典。默认主数据检查 </w:t>
-      </w:r>
-      <w:r>
-        <w:rPr>
-          <w:rFonts w:ascii="Menlo" w:hAnsi="Menlo" w:eastAsia="Arial Unicode MS"/>
-          <w:color w:val="172B3A"/>
-          <w:sz w:val="21"/>
-        </w:rPr>
-        <w:t>equipment_id</w:t>
-      </w:r>
-      <w:r>
-        <w:rPr>
-          <w:rFonts w:ascii="Arial Unicode MS" w:hAnsi="Arial Unicode MS" w:eastAsia="Arial Unicode MS"/>
-          <w:color w:val="172B3A"/>
-          <w:sz w:val="22"/>
-        </w:rPr>
-        <w:t xml:space="preserve"> 和 </w:t>
-      </w:r>
-      <w:r>
-        <w:rPr>
-          <w:rFonts w:ascii="Menlo" w:hAnsi="Menlo" w:eastAsia="Arial Unicode MS"/>
-          <w:color w:val="172B3A"/>
-          <w:sz w:val="21"/>
-        </w:rPr>
-        <w:t>work_order</w:t>
-      </w:r>
-      <w:r>
-        <w:rPr>
-          <w:rFonts w:ascii="Arial Unicode MS" w:hAnsi="Arial Unicode MS" w:eastAsia="Arial Unicode MS"/>
-          <w:color w:val="172B3A"/>
-          <w:sz w:val="22"/>
-        </w:rPr>
-        <w:t>，也可传入其他字段及允许值集合。</w:t>
+        <w:t xml:space="preserve"> 完整性、一致性、归档时效性、有效性、唯一性、参照完整性、清洁真值单元格准确率、可追溯性。</w:t>
       </w:r>
     </w:p>
     <w:p>
@@ -5264,20 +2759,20 @@
       </w:pPr>
       <w:r>
         <w:rPr>
-          <w:rFonts w:ascii="Arial Unicode MS" w:hAnsi="Arial Unicode MS" w:eastAsia="Arial Unicode MS"/>
+          <w:rFonts w:ascii="Noto Sans CJK SC" w:hAnsi="Noto Sans CJK SC" w:eastAsia="Noto Sans CJK SC"/>
           <w:b/>
           <w:color w:val="1F4D78"/>
           <w:sz w:val="22"/>
         </w:rPr>
-        <w:t>算法说明：</w:t>
+        <w:t>通过判据：</w:t>
       </w:r>
       <w:r>
         <w:rPr>
-          <w:rFonts w:ascii="Arial Unicode MS" w:hAnsi="Arial Unicode MS" w:eastAsia="Arial Unicode MS"/>
+          <w:rFonts w:ascii="Noto Sans CJK SC" w:hAnsi="Noto Sans CJK SC" w:eastAsia="Noto Sans CJK SC"/>
           <w:color w:val="172B3A"/>
           <w:sz w:val="22"/>
         </w:rPr>
-        <w:t xml:space="preserve"> 在完整性、一致性、时效性、有效性基础上增加唯一性、主数据参照完整性和分设备稳定性，共 7 个维度。参照完整性按实际参与检查的字段值计分，稳定性采用中位数和 MAD 的稳健异常判断。</w:t>
+        <w:t xml:space="preserve"> 维度数不少于六，所有维度均不低于 95%。HoloClean 真值准确率按脏表单元格与清洁真值逐格比较。</w:t>
       </w:r>
     </w:p>
     <w:p>
@@ -5287,225 +2782,20 @@
       </w:pPr>
       <w:r>
         <w:rPr>
-          <w:rFonts w:ascii="Arial Unicode MS" w:hAnsi="Arial Unicode MS" w:eastAsia="Arial Unicode MS"/>
+          <w:rFonts w:ascii="Noto Sans CJK SC" w:hAnsi="Noto Sans CJK SC" w:eastAsia="Noto Sans CJK SC"/>
           <w:b/>
           <w:color w:val="1F4D78"/>
           <w:sz w:val="22"/>
         </w:rPr>
-        <w:t>测试数据与用例：</w:t>
+        <w:t>重要边界：</w:t>
       </w:r>
       <w:r>
         <w:rPr>
-          <w:rFonts w:ascii="Arial Unicode MS" w:hAnsi="Arial Unicode MS" w:eastAsia="Arial Unicode MS"/>
+          <w:rFonts w:ascii="Noto Sans CJK SC" w:hAnsi="Noto Sans CJK SC" w:eastAsia="Noto Sans CJK SC"/>
           <w:color w:val="172B3A"/>
           <w:sz w:val="22"/>
         </w:rPr>
-        <w:t xml:space="preserve"> 5000 条记录注入未知设备、重复记录和极端值；额外构造自定义设备与工单主数据，验证未知设备降低参照完整性；验证空输入返回零综合分。</w:t>
-      </w:r>
-    </w:p>
-    <w:p>
-      <w:pPr>
-        <w:widowControl/>
-        <w:spacing w:before="0" w:after="100" w:line="288" w:lineRule="auto"/>
-      </w:pPr>
-      <w:r>
-        <w:rPr>
-          <w:rFonts w:ascii="Arial Unicode MS" w:hAnsi="Arial Unicode MS" w:eastAsia="Arial Unicode MS"/>
-          <w:b/>
-          <w:color w:val="1F4D78"/>
-          <w:sz w:val="22"/>
-        </w:rPr>
-        <w:t>通过判据：</w:t>
-      </w:r>
-      <w:r>
-        <w:rPr>
-          <w:rFonts w:ascii="Arial Unicode MS" w:hAnsi="Arial Unicode MS" w:eastAsia="Arial Unicode MS"/>
-          <w:color w:val="172B3A"/>
-          <w:sz w:val="22"/>
-        </w:rPr>
-        <w:t xml:space="preserve"> </w:t>
-      </w:r>
-      <w:r>
-        <w:rPr>
-          <w:rFonts w:ascii="Menlo" w:hAnsi="Menlo" w:eastAsia="Arial Unicode MS"/>
-          <w:color w:val="172B3A"/>
-          <w:sz w:val="21"/>
-        </w:rPr>
-        <w:t>dimension_count &gt;= 6</w:t>
-      </w:r>
-      <w:r>
-        <w:rPr>
-          <w:rFonts w:ascii="Arial Unicode MS" w:hAnsi="Arial Unicode MS" w:eastAsia="Arial Unicode MS"/>
-          <w:color w:val="172B3A"/>
-          <w:sz w:val="22"/>
-        </w:rPr>
-        <w:t xml:space="preserve"> 且 </w:t>
-      </w:r>
-      <w:r>
-        <w:rPr>
-          <w:rFonts w:ascii="Menlo" w:hAnsi="Menlo" w:eastAsia="Arial Unicode MS"/>
-          <w:color w:val="172B3A"/>
-          <w:sz w:val="21"/>
-        </w:rPr>
-        <w:t>minimum_dimension &gt;= 95.0</w:t>
-      </w:r>
-      <w:r>
-        <w:rPr>
-          <w:rFonts w:ascii="Arial Unicode MS" w:hAnsi="Arial Unicode MS" w:eastAsia="Arial Unicode MS"/>
-          <w:color w:val="172B3A"/>
-          <w:sz w:val="22"/>
-        </w:rPr>
-        <w:t>。</w:t>
-      </w:r>
-    </w:p>
-    <w:p>
-      <w:pPr>
-        <w:widowControl/>
-        <w:spacing w:before="0" w:after="100" w:line="288" w:lineRule="auto"/>
-      </w:pPr>
-      <w:r>
-        <w:rPr>
-          <w:rFonts w:ascii="Arial Unicode MS" w:hAnsi="Arial Unicode MS" w:eastAsia="Arial Unicode MS"/>
-          <w:b/>
-          <w:color w:val="1F4D78"/>
-          <w:sz w:val="22"/>
-        </w:rPr>
-        <w:t>运行命令：</w:t>
-      </w:r>
-    </w:p>
-    <w:p>
-      <w:pPr>
-        <w:widowControl/>
-        <w:spacing w:before="60" w:after="140" w:line="252" w:lineRule="auto"/>
-        <w:ind w:left="259" w:right="259"/>
-        <w:shd w:fill="F2F4F7"/>
-      </w:pPr>
-      <w:r>
-        <w:rPr>
-          <w:rFonts w:ascii="Menlo" w:hAnsi="Menlo" w:eastAsia="Arial Unicode MS"/>
-          <w:color w:val="172B3A"/>
-          <w:sz w:val="17"/>
-        </w:rPr>
-        <w:t>python3 run_indicator_tests.py 3.9</w:t>
-      </w:r>
-    </w:p>
-    <w:p>
-      <w:pPr>
-        <w:widowControl/>
-        <w:spacing w:before="0" w:after="100" w:line="288" w:lineRule="auto"/>
-      </w:pPr>
-      <w:r>
-        <w:rPr>
-          <w:rFonts w:ascii="Arial Unicode MS" w:hAnsi="Arial Unicode MS" w:eastAsia="Arial Unicode MS"/>
-          <w:b/>
-          <w:color w:val="1F4D78"/>
-          <w:sz w:val="22"/>
-        </w:rPr>
-        <w:t>关键报告字段：</w:t>
-      </w:r>
-      <w:r>
-        <w:rPr>
-          <w:rFonts w:ascii="Arial Unicode MS" w:hAnsi="Arial Unicode MS" w:eastAsia="Arial Unicode MS"/>
-          <w:color w:val="172B3A"/>
-          <w:sz w:val="22"/>
-        </w:rPr>
-        <w:t xml:space="preserve"> </w:t>
-      </w:r>
-      <w:r>
-        <w:rPr>
-          <w:rFonts w:ascii="Menlo" w:hAnsi="Menlo" w:eastAsia="Arial Unicode MS"/>
-          <w:color w:val="172B3A"/>
-          <w:sz w:val="21"/>
-        </w:rPr>
-        <w:t>dimension_count</w:t>
-      </w:r>
-      <w:r>
-        <w:rPr>
-          <w:rFonts w:ascii="Arial Unicode MS" w:hAnsi="Arial Unicode MS" w:eastAsia="Arial Unicode MS"/>
-          <w:color w:val="172B3A"/>
-          <w:sz w:val="22"/>
-        </w:rPr>
-        <w:t>、</w:t>
-      </w:r>
-      <w:r>
-        <w:rPr>
-          <w:rFonts w:ascii="Menlo" w:hAnsi="Menlo" w:eastAsia="Arial Unicode MS"/>
-          <w:color w:val="172B3A"/>
-          <w:sz w:val="21"/>
-        </w:rPr>
-        <w:t>dimensions</w:t>
-      </w:r>
-      <w:r>
-        <w:rPr>
-          <w:rFonts w:ascii="Arial Unicode MS" w:hAnsi="Arial Unicode MS" w:eastAsia="Arial Unicode MS"/>
-          <w:color w:val="172B3A"/>
-          <w:sz w:val="22"/>
-        </w:rPr>
-        <w:t>、</w:t>
-      </w:r>
-      <w:r>
-        <w:rPr>
-          <w:rFonts w:ascii="Menlo" w:hAnsi="Menlo" w:eastAsia="Arial Unicode MS"/>
-          <w:color w:val="172B3A"/>
-          <w:sz w:val="21"/>
-        </w:rPr>
-        <w:t>overall_score</w:t>
-      </w:r>
-      <w:r>
-        <w:rPr>
-          <w:rFonts w:ascii="Arial Unicode MS" w:hAnsi="Arial Unicode MS" w:eastAsia="Arial Unicode MS"/>
-          <w:color w:val="172B3A"/>
-          <w:sz w:val="22"/>
-        </w:rPr>
-        <w:t>、</w:t>
-      </w:r>
-      <w:r>
-        <w:rPr>
-          <w:rFonts w:ascii="Menlo" w:hAnsi="Menlo" w:eastAsia="Arial Unicode MS"/>
-          <w:color w:val="172B3A"/>
-          <w:sz w:val="21"/>
-        </w:rPr>
-        <w:t>minimum_dimension</w:t>
-      </w:r>
-      <w:r>
-        <w:rPr>
-          <w:rFonts w:ascii="Arial Unicode MS" w:hAnsi="Arial Unicode MS" w:eastAsia="Arial Unicode MS"/>
-          <w:color w:val="172B3A"/>
-          <w:sz w:val="22"/>
-        </w:rPr>
-        <w:t>、</w:t>
-      </w:r>
-      <w:r>
-        <w:rPr>
-          <w:rFonts w:ascii="Menlo" w:hAnsi="Menlo" w:eastAsia="Arial Unicode MS"/>
-          <w:color w:val="172B3A"/>
-          <w:sz w:val="21"/>
-        </w:rPr>
-        <w:t>referential_checks</w:t>
-      </w:r>
-      <w:r>
-        <w:rPr>
-          <w:rFonts w:ascii="Arial Unicode MS" w:hAnsi="Arial Unicode MS" w:eastAsia="Arial Unicode MS"/>
-          <w:color w:val="172B3A"/>
-          <w:sz w:val="22"/>
-        </w:rPr>
-        <w:t>、</w:t>
-      </w:r>
-      <w:r>
-        <w:rPr>
-          <w:rFonts w:ascii="Menlo" w:hAnsi="Menlo" w:eastAsia="Arial Unicode MS"/>
-          <w:color w:val="172B3A"/>
-          <w:sz w:val="21"/>
-        </w:rPr>
-        <w:t>master_data_fields</w:t>
-      </w:r>
-      <w:r>
-        <w:rPr>
-          <w:rFonts w:ascii="Arial Unicode MS" w:hAnsi="Arial Unicode MS" w:eastAsia="Arial Unicode MS"/>
-          <w:color w:val="172B3A"/>
-          <w:sz w:val="22"/>
-        </w:rPr>
-        <w:t>。</w:t>
+        <w:t xml:space="preserve"> HoloClean 的真值维度描述输入关系数据本身有多少单元格正确，不是本系统自动修复的 precision、recall 或 F1。要验证自动修复能力，必须让修复模块输出候选修复，再与 509 个错误单元格真值独立比较。</w:t>
       </w:r>
     </w:p>
     <w:p>
@@ -5513,7 +2803,7 @@
         <w:pStyle w:val="Heading1"/>
       </w:pPr>
       <w:r>
-        <w:t>13. 结果判读与归档</w:t>
+        <w:t>13. 结果判读</w:t>
       </w:r>
     </w:p>
     <w:p>
@@ -5522,38 +2812,36 @@
         <w:spacing w:before="0" w:after="80" w:line="288" w:lineRule="auto"/>
         <w:numPr>
           <w:ilvl w:val="0"/>
-          <w:numId w:val="11"/>
+          <w:numId w:val="14"/>
         </w:numPr>
       </w:pPr>
       <w:r>
         <w:rPr>
-          <w:rFonts w:ascii="Arial Unicode MS" w:hAnsi="Arial Unicode MS" w:eastAsia="Arial Unicode MS"/>
+          <w:rFonts w:ascii="Noto Sans CJK SC" w:hAnsi="Noto Sans CJK SC" w:eastAsia="Noto Sans CJK SC"/>
           <w:color w:val="172B3A"/>
           <w:sz w:val="22"/>
         </w:rPr>
-        <w:t>查看终端最后一行是否为“结果: 通过”，并确认进程退出码为 0。</w:t>
+        <w:t xml:space="preserve">确认退出码为 </w:t>
       </w:r>
-    </w:p>
-    <w:p>
-      <w:pPr>
-        <w:widowControl/>
-        <w:spacing w:before="0" w:after="80" w:line="288" w:lineRule="auto"/>
-        <w:numPr>
-          <w:ilvl w:val="0"/>
-          <w:numId w:val="11"/>
-        </w:numPr>
-      </w:pPr>
       <w:r>
         <w:rPr>
-          <w:rFonts w:ascii="Arial Unicode MS" w:hAnsi="Arial Unicode MS" w:eastAsia="Arial Unicode MS"/>
+          <w:rFonts w:ascii="Menlo" w:hAnsi="Menlo" w:eastAsia="Noto Sans CJK SC"/>
+          <w:color w:val="172B3A"/>
+          <w:sz w:val="21"/>
+        </w:rPr>
+        <w:t>0</w:t>
+      </w:r>
+      <w:r>
+        <w:rPr>
+          <w:rFonts w:ascii="Noto Sans CJK SC" w:hAnsi="Noto Sans CJK SC" w:eastAsia="Noto Sans CJK SC"/>
           <w:color w:val="172B3A"/>
           <w:sz w:val="22"/>
         </w:rPr>
-        <w:t xml:space="preserve">打开最新 JSON 报告，核对 </w:t>
+        <w:t xml:space="preserve">，并检查 JSON 中每项 </w:t>
       </w:r>
       <w:r>
         <w:rPr>
-          <w:rFonts w:ascii="Menlo" w:hAnsi="Menlo" w:eastAsia="Arial Unicode MS"/>
+          <w:rFonts w:ascii="Menlo" w:hAnsi="Menlo" w:eastAsia="Noto Sans CJK SC"/>
           <w:color w:val="172B3A"/>
           <w:sz w:val="21"/>
         </w:rPr>
@@ -5561,55 +2849,7 @@
       </w:r>
       <w:r>
         <w:rPr>
-          <w:rFonts w:ascii="Arial Unicode MS" w:hAnsi="Arial Unicode MS" w:eastAsia="Arial Unicode MS"/>
-          <w:color w:val="172B3A"/>
-          <w:sz w:val="22"/>
-        </w:rPr>
-        <w:t>、</w:t>
-      </w:r>
-      <w:r>
-        <w:rPr>
-          <w:rFonts w:ascii="Menlo" w:hAnsi="Menlo" w:eastAsia="Arial Unicode MS"/>
-          <w:color w:val="172B3A"/>
-          <w:sz w:val="21"/>
-        </w:rPr>
-        <w:t>tests</w:t>
-      </w:r>
-      <w:r>
-        <w:rPr>
-          <w:rFonts w:ascii="Arial Unicode MS" w:hAnsi="Arial Unicode MS" w:eastAsia="Arial Unicode MS"/>
-          <w:color w:val="172B3A"/>
-          <w:sz w:val="22"/>
-        </w:rPr>
-        <w:t>、</w:t>
-      </w:r>
-      <w:r>
-        <w:rPr>
-          <w:rFonts w:ascii="Menlo" w:hAnsi="Menlo" w:eastAsia="Arial Unicode MS"/>
-          <w:color w:val="172B3A"/>
-          <w:sz w:val="21"/>
-        </w:rPr>
-        <w:t>benchmarks</w:t>
-      </w:r>
-      <w:r>
-        <w:rPr>
-          <w:rFonts w:ascii="Arial Unicode MS" w:hAnsi="Arial Unicode MS" w:eastAsia="Arial Unicode MS"/>
-          <w:color w:val="172B3A"/>
-          <w:sz w:val="22"/>
-        </w:rPr>
-        <w:t xml:space="preserve"> 和 </w:t>
-      </w:r>
-      <w:r>
-        <w:rPr>
-          <w:rFonts w:ascii="Menlo" w:hAnsi="Menlo" w:eastAsia="Arial Unicode MS"/>
-          <w:color w:val="172B3A"/>
-          <w:sz w:val="21"/>
-        </w:rPr>
-        <w:t>environment</w:t>
-      </w:r>
-      <w:r>
-        <w:rPr>
-          <w:rFonts w:ascii="Arial Unicode MS" w:hAnsi="Arial Unicode MS" w:eastAsia="Arial Unicode MS"/>
+          <w:rFonts w:ascii="Noto Sans CJK SC" w:hAnsi="Noto Sans CJK SC" w:eastAsia="Noto Sans CJK SC"/>
           <w:color w:val="172B3A"/>
           <w:sz w:val="22"/>
         </w:rPr>
@@ -5622,16 +2862,32 @@
         <w:spacing w:before="0" w:after="80" w:line="288" w:lineRule="auto"/>
         <w:numPr>
           <w:ilvl w:val="0"/>
-          <w:numId w:val="11"/>
+          <w:numId w:val="14"/>
         </w:numPr>
       </w:pPr>
       <w:r>
         <w:rPr>
-          <w:rFonts w:ascii="Arial Unicode MS" w:hAnsi="Arial Unicode MS" w:eastAsia="Arial Unicode MS"/>
+          <w:rFonts w:ascii="Noto Sans CJK SC" w:hAnsi="Noto Sans CJK SC" w:eastAsia="Noto Sans CJK SC"/>
           <w:color w:val="172B3A"/>
           <w:sz w:val="22"/>
         </w:rPr>
-        <w:t>对 3.2 核对最低压缩比和最大误差，不使用平均压缩比替代最低值。</w:t>
+        <w:t xml:space="preserve">核对 </w:t>
+      </w:r>
+      <w:r>
+        <w:rPr>
+          <w:rFonts w:ascii="Menlo" w:hAnsi="Menlo" w:eastAsia="Noto Sans CJK SC"/>
+          <w:color w:val="172B3A"/>
+          <w:sz w:val="21"/>
+        </w:rPr>
+        <w:t>benchmark_provenance</w:t>
+      </w:r>
+      <w:r>
+        <w:rPr>
+          <w:rFonts w:ascii="Noto Sans CJK SC" w:hAnsi="Noto Sans CJK SC" w:eastAsia="Noto Sans CJK SC"/>
+          <w:color w:val="172B3A"/>
+          <w:sz w:val="22"/>
+        </w:rPr>
+        <w:t>、文件 SHA-256、源码组合哈希和环境信息。</w:t>
       </w:r>
     </w:p>
     <w:p>
@@ -5640,16 +2896,16 @@
         <w:spacing w:before="0" w:after="80" w:line="288" w:lineRule="auto"/>
         <w:numPr>
           <w:ilvl w:val="0"/>
-          <w:numId w:val="11"/>
+          <w:numId w:val="14"/>
         </w:numPr>
       </w:pPr>
       <w:r>
         <w:rPr>
-          <w:rFonts w:ascii="Arial Unicode MS" w:hAnsi="Arial Unicode MS" w:eastAsia="Arial Unicode MS"/>
+          <w:rFonts w:ascii="Noto Sans CJK SC" w:hAnsi="Noto Sans CJK SC" w:eastAsia="Noto Sans CJK SC"/>
           <w:color w:val="172B3A"/>
           <w:sz w:val="22"/>
         </w:rPr>
-        <w:t>对 3.3、3.4 同时保存样例规模、准确率和描述性区间；只有采用预先规定的概率抽样方案时，才将区间用于总体推断。</w:t>
+        <w:t>3.2 核对官方完整行数、全部 15 个通道、总体压缩比、最差数据块、最差通道、全部块结果和逐通道误差，不只看总体压缩比。</w:t>
       </w:r>
     </w:p>
     <w:p>
@@ -5658,16 +2914,16 @@
         <w:spacing w:before="0" w:after="80" w:line="288" w:lineRule="auto"/>
         <w:numPr>
           <w:ilvl w:val="0"/>
-          <w:numId w:val="11"/>
+          <w:numId w:val="14"/>
         </w:numPr>
       </w:pPr>
       <w:r>
         <w:rPr>
-          <w:rFonts w:ascii="Arial Unicode MS" w:hAnsi="Arial Unicode MS" w:eastAsia="Arial Unicode MS"/>
+          <w:rFonts w:ascii="Noto Sans CJK SC" w:hAnsi="Noto Sans CJK SC" w:eastAsia="Noto Sans CJK SC"/>
           <w:color w:val="172B3A"/>
           <w:sz w:val="22"/>
         </w:rPr>
-        <w:t>对 3.5 保存预热次数、全部逐次吞吐和机器环境；性能不足时先排除省电模式和后台高负载，再按同一预设方案重复测试并保留全部结果。</w:t>
+        <w:t>3.3、3.4 保存样本量、正负例、准确率、失败列表和描述性 Wilson 区间。</w:t>
       </w:r>
     </w:p>
     <w:p>
@@ -5676,32 +2932,78 @@
         <w:spacing w:before="0" w:after="80" w:line="288" w:lineRule="auto"/>
         <w:numPr>
           <w:ilvl w:val="0"/>
-          <w:numId w:val="11"/>
+          <w:numId w:val="14"/>
         </w:numPr>
       </w:pPr>
       <w:r>
         <w:rPr>
-          <w:rFonts w:ascii="Arial Unicode MS" w:hAnsi="Arial Unicode MS" w:eastAsia="Arial Unicode MS"/>
+          <w:rFonts w:ascii="Noto Sans CJK SC" w:hAnsi="Noto Sans CJK SC" w:eastAsia="Noto Sans CJK SC"/>
           <w:color w:val="172B3A"/>
           <w:sz w:val="22"/>
         </w:rPr>
-        <w:t>归档代码版本标识、</w:t>
+        <w:t>3.5 保存七次原始吞吐、最低值、变异系数和机器环境，不把软件结果写成硬件结果。</w:t>
       </w:r>
+    </w:p>
+    <w:p>
+      <w:pPr>
+        <w:widowControl/>
+        <w:spacing w:before="0" w:after="80" w:line="288" w:lineRule="auto"/>
+        <w:numPr>
+          <w:ilvl w:val="0"/>
+          <w:numId w:val="14"/>
+        </w:numPr>
+      </w:pPr>
       <w:r>
         <w:rPr>
-          <w:rFonts w:ascii="Menlo" w:hAnsi="Menlo" w:eastAsia="Arial Unicode MS"/>
-          <w:color w:val="172B3A"/>
-          <w:sz w:val="21"/>
-        </w:rPr>
-        <w:t>algorithm_manifest.json</w:t>
-      </w:r>
-      <w:r>
-        <w:rPr>
-          <w:rFonts w:ascii="Arial Unicode MS" w:hAnsi="Arial Unicode MS" w:eastAsia="Arial Unicode MS"/>
+          <w:rFonts w:ascii="Noto Sans CJK SC" w:hAnsi="Noto Sans CJK SC" w:eastAsia="Noto Sans CJK SC"/>
           <w:color w:val="172B3A"/>
           <w:sz w:val="22"/>
         </w:rPr>
-        <w:t>、测试脚本、JSON 报告和本说明文档。</w:t>
+        <w:t>3.6 的时效性注明归档观察窗口口径。</w:t>
+      </w:r>
+    </w:p>
+    <w:p>
+      <w:pPr>
+        <w:widowControl/>
+        <w:spacing w:before="0" w:after="80" w:line="288" w:lineRule="auto"/>
+        <w:numPr>
+          <w:ilvl w:val="0"/>
+          <w:numId w:val="14"/>
+        </w:numPr>
+      </w:pPr>
+      <w:r>
+        <w:rPr>
+          <w:rFonts w:ascii="Noto Sans CJK SC" w:hAnsi="Noto Sans CJK SC" w:eastAsia="Noto Sans CJK SC"/>
+          <w:color w:val="172B3A"/>
+          <w:sz w:val="22"/>
+        </w:rPr>
+        <w:t>3.8 分别核对四个完整基准的源记录数、规范化记录数和失败数。</w:t>
+      </w:r>
+    </w:p>
+    <w:p>
+      <w:pPr>
+        <w:widowControl/>
+        <w:spacing w:before="0" w:after="80" w:line="288" w:lineRule="auto"/>
+        <w:numPr>
+          <w:ilvl w:val="0"/>
+          <w:numId w:val="14"/>
+        </w:numPr>
+      </w:pPr>
+      <w:r>
+        <w:rPr>
+          <w:rFonts w:ascii="Noto Sans CJK SC" w:hAnsi="Noto Sans CJK SC" w:eastAsia="Noto Sans CJK SC"/>
+          <w:color w:val="172B3A"/>
+          <w:sz w:val="22"/>
+        </w:rPr>
+        <w:t>3.9 区分“输入数据真值准确率”和“自动修复算法效果”。</w:t>
+      </w:r>
+    </w:p>
+    <w:p>
+      <w:pPr>
+        <w:pStyle w:val="Heading1"/>
+      </w:pPr>
+      <w:r>
+        <w:t>14. 数据重建与归档</w:t>
       </w:r>
     </w:p>
     <w:p>
@@ -5711,27 +3013,11 @@
       </w:pPr>
       <w:r>
         <w:rPr>
-          <w:rFonts w:ascii="Arial Unicode MS" w:hAnsi="Arial Unicode MS" w:eastAsia="Arial Unicode MS"/>
+          <w:rFonts w:ascii="Noto Sans CJK SC" w:hAnsi="Noto Sans CJK SC" w:eastAsia="Noto Sans CJK SC"/>
           <w:color w:val="172B3A"/>
           <w:sz w:val="22"/>
         </w:rPr>
-        <w:t xml:space="preserve">交付包由以下命令生成，ZIP 内的 </w:t>
-      </w:r>
-      <w:r>
-        <w:rPr>
-          <w:rFonts w:ascii="Menlo" w:hAnsi="Menlo" w:eastAsia="Arial Unicode MS"/>
-          <w:color w:val="172B3A"/>
-          <w:sz w:val="21"/>
-        </w:rPr>
-        <w:t>PACKAGE_MANIFEST.json</w:t>
-      </w:r>
-      <w:r>
-        <w:rPr>
-          <w:rFonts w:ascii="Arial Unicode MS" w:hAnsi="Arial Unicode MS" w:eastAsia="Arial Unicode MS"/>
-          <w:color w:val="172B3A"/>
-          <w:sz w:val="22"/>
-        </w:rPr>
-        <w:t xml:space="preserve"> 记录每个文件的大小和 SHA-256：</w:t>
+        <w:t>官方归档准备命令：</w:t>
       </w:r>
     </w:p>
     <w:p>
@@ -5743,19 +3029,13 @@
       </w:pPr>
       <w:r>
         <w:rPr>
-          <w:rFonts w:ascii="Menlo" w:hAnsi="Menlo" w:eastAsia="Arial Unicode MS"/>
+          <w:rFonts w:ascii="Menlo" w:hAnsi="Menlo" w:eastAsia="Noto Sans CJK SC"/>
           <w:color w:val="172B3A"/>
           <w:sz w:val="17"/>
         </w:rPr>
-        <w:t>python3 tools/build_delivery_package.py</w:t>
-      </w:r>
-    </w:p>
-    <w:p>
-      <w:pPr>
-        <w:pStyle w:val="Heading1"/>
-      </w:pPr>
-      <w:r>
-        <w:t>14. 扩展真实业务数据的建议</w:t>
+        <w:t>python3 tools/fetch_full_benchmarks.py</w:t>
+        <w:br/>
+        <w:t>python3 tools/prepare_public_benchmarks.py --help</w:t>
       </w:r>
     </w:p>
     <w:p>
@@ -5765,11 +3045,73 @@
       </w:pPr>
       <w:r>
         <w:rPr>
-          <w:rFonts w:ascii="Arial Unicode MS" w:hAnsi="Arial Unicode MS" w:eastAsia="Arial Unicode MS"/>
+          <w:rFonts w:ascii="Noto Sans CJK SC" w:hAnsi="Noto Sans CJK SC" w:eastAsia="Noto Sans CJK SC"/>
           <w:color w:val="172B3A"/>
           <w:sz w:val="22"/>
         </w:rPr>
-        <w:t>正式业务数据应与内置标注数据分开保存，并建立只读版本标识。3.2 建议覆盖平稳、阶跃、周期、噪声和异常尖峰时序；3.3 覆盖不同编码、缺失字段和超长记录；3.4 覆盖设备别名、时间漂移、重叠窗口和无匹配记录；3.6、3.9 应依据项目数据字典配置必填字段、值域、时效窗口和主数据集合。新增数据不得删除内置边界用例，且应在报告中记录数据摘要和指纹。</w:t>
+        <w:t>交付包命令：</w:t>
+      </w:r>
+    </w:p>
+    <w:p>
+      <w:pPr>
+        <w:widowControl/>
+        <w:spacing w:before="60" w:after="140" w:line="252" w:lineRule="auto"/>
+        <w:ind w:left="259" w:right="259"/>
+        <w:shd w:fill="F2F4F7"/>
+      </w:pPr>
+      <w:r>
+        <w:rPr>
+          <w:rFonts w:ascii="Menlo" w:hAnsi="Menlo" w:eastAsia="Noto Sans CJK SC"/>
+          <w:color w:val="172B3A"/>
+          <w:sz w:val="17"/>
+        </w:rPr>
+        <w:t>python3 tools/build_delivery_package.py</w:t>
+      </w:r>
+    </w:p>
+    <w:p>
+      <w:pPr>
+        <w:widowControl/>
+        <w:spacing w:before="0" w:after="100" w:line="288" w:lineRule="auto"/>
+      </w:pPr>
+      <w:r>
+        <w:rPr>
+          <w:rFonts w:ascii="Noto Sans CJK SC" w:hAnsi="Noto Sans CJK SC" w:eastAsia="Noto Sans CJK SC"/>
+          <w:color w:val="172B3A"/>
+          <w:sz w:val="22"/>
+        </w:rPr>
+        <w:t>归档内容至少包括：代码版本、</w:t>
+      </w:r>
+      <w:r>
+        <w:rPr>
+          <w:rFonts w:ascii="Menlo" w:hAnsi="Menlo" w:eastAsia="Noto Sans CJK SC"/>
+          <w:color w:val="172B3A"/>
+          <w:sz w:val="21"/>
+        </w:rPr>
+        <w:t>algorithm_manifest.json</w:t>
+      </w:r>
+      <w:r>
+        <w:rPr>
+          <w:rFonts w:ascii="Noto Sans CJK SC" w:hAnsi="Noto Sans CJK SC" w:eastAsia="Noto Sans CJK SC"/>
+          <w:color w:val="172B3A"/>
+          <w:sz w:val="22"/>
+        </w:rPr>
+        <w:t>、</w:t>
+      </w:r>
+      <w:r>
+        <w:rPr>
+          <w:rFonts w:ascii="Menlo" w:hAnsi="Menlo" w:eastAsia="Noto Sans CJK SC"/>
+          <w:color w:val="172B3A"/>
+          <w:sz w:val="21"/>
+        </w:rPr>
+        <w:t>benchmark_manifest.json</w:t>
+      </w:r>
+      <w:r>
+        <w:rPr>
+          <w:rFonts w:ascii="Noto Sans CJK SC" w:hAnsi="Noto Sans CJK SC" w:eastAsia="Noto Sans CJK SC"/>
+          <w:color w:val="172B3A"/>
+          <w:sz w:val="22"/>
+        </w:rPr>
+        <w:t>、公开数据文件指纹、测试脚本、JSON 报告、本文档和完整控制台日志。</w:t>
       </w:r>
     </w:p>
     <w:sectPr>
@@ -5795,7 +3137,7 @@
     </w:pPr>
     <w:r>
       <w:rPr>
-        <w:rFonts w:ascii="Arial Unicode MS" w:hAnsi="Arial Unicode MS" w:eastAsia="Arial Unicode MS"/>
+        <w:rFonts w:ascii="Noto Sans CJK SC" w:hAnsi="Noto Sans CJK SC" w:eastAsia="Noto Sans CJK SC"/>
         <w:color w:val="5F6B76"/>
         <w:sz w:val="17"/>
       </w:rPr>
@@ -5804,7 +3146,7 @@
     <w:fldSimple w:instr="PAGE"/>
     <w:r>
       <w:rPr>
-        <w:rFonts w:ascii="Arial Unicode MS" w:hAnsi="Arial Unicode MS" w:eastAsia="Arial Unicode MS"/>
+        <w:rFonts w:ascii="Noto Sans CJK SC" w:hAnsi="Noto Sans CJK SC" w:eastAsia="Noto Sans CJK SC"/>
         <w:color w:val="5F6B76"/>
         <w:sz w:val="17"/>
       </w:rPr>
@@ -5825,7 +3167,7 @@
     </w:pPr>
     <w:r>
       <w:rPr>
-        <w:rFonts w:ascii="Arial Unicode MS" w:hAnsi="Arial Unicode MS" w:eastAsia="Arial Unicode MS"/>
+        <w:rFonts w:ascii="Noto Sans CJK SC" w:hAnsi="Noto Sans CJK SC" w:eastAsia="Noto Sans CJK SC"/>
         <w:color w:val="5F6B76"/>
         <w:sz w:val="17"/>
       </w:rPr>
@@ -6035,47 +3377,32 @@
   <w:num w:numId="9">
     <w:abstractNumId w:val="0"/>
   </w:num>
-  <w:abstractNum w:abstractNumId="9">
-    <w:multiLevelType w:val="singleLevel"/>
-    <w:lvl w:ilvl="0">
-      <w:start w:val="1"/>
-      <w:numFmt w:val="bullet"/>
-      <w:lvlText w:val="•"/>
-      <w:lvlJc w:val="left"/>
-      <w:pPr>
-        <w:tabs>
-          <w:tab w:val="num" w:pos="540"/>
-        </w:tabs>
-        <w:ind w:left="540" w:hanging="270"/>
-      </w:pPr>
-      <w:rPr>
-        <w:color w:val="2E74B5"/>
-      </w:rPr>
-    </w:lvl>
-  </w:abstractNum>
   <w:num w:numId="10">
-    <w:abstractNumId w:val="9"/>
+    <w:abstractNumId w:val="8"/>
   </w:num>
-  <w:abstractNum w:abstractNumId="10">
-    <w:multiLevelType w:val="singleLevel"/>
-    <w:lvl w:ilvl="0">
-      <w:start w:val="1"/>
-      <w:numFmt w:val="decimal"/>
-      <w:lvlText w:val="%1."/>
-      <w:lvlJc w:val="left"/>
-      <w:pPr>
-        <w:tabs>
-          <w:tab w:val="num" w:pos="540"/>
-        </w:tabs>
-        <w:ind w:left="540" w:hanging="270"/>
-      </w:pPr>
-      <w:rPr>
-        <w:color w:val="2E74B5"/>
-      </w:rPr>
-    </w:lvl>
-  </w:abstractNum>
   <w:num w:numId="11">
-    <w:abstractNumId w:val="10"/>
+    <w:abstractNumId w:val="7"/>
+    <w:lvlOverride w:ilvl="0">
+      <w:startOverride w:val="1"/>
+    </w:lvlOverride>
+  </w:num>
+  <w:num w:numId="12">
+    <w:abstractNumId w:val="7"/>
+    <w:lvlOverride w:ilvl="0">
+      <w:startOverride w:val="1"/>
+    </w:lvlOverride>
+  </w:num>
+  <w:num w:numId="13">
+    <w:abstractNumId w:val="7"/>
+    <w:lvlOverride w:ilvl="0">
+      <w:startOverride w:val="1"/>
+    </w:lvlOverride>
+  </w:num>
+  <w:num w:numId="14">
+    <w:abstractNumId w:val="7"/>
+    <w:lvlOverride w:ilvl="0">
+      <w:startOverride w:val="1"/>
+    </w:lvlOverride>
   </w:num>
 </w:numbering>
 </file>
@@ -6244,7 +3571,7 @@
       <w:spacing w:before="0" w:after="100" w:line="288" w:lineRule="auto"/>
     </w:pPr>
     <w:rPr>
-      <w:rFonts w:ascii="Arial Unicode MS" w:hAnsi="Arial Unicode MS" w:eastAsia="Arial Unicode MS"/>
+      <w:rFonts w:ascii="Noto Sans CJK SC" w:hAnsi="Noto Sans CJK SC" w:eastAsia="Noto Sans CJK SC"/>
       <w:color w:val="172B3A"/>
       <w:sz w:val="22"/>
     </w:rPr>
@@ -6308,7 +3635,7 @@
       <w:outlineLvl w:val="0"/>
     </w:pPr>
     <w:rPr>
-      <w:rFonts w:asciiTheme="majorHAnsi" w:eastAsiaTheme="majorEastAsia" w:hAnsiTheme="majorHAnsi" w:cstheme="majorBidi" w:ascii="Arial Unicode MS" w:hAnsi="Arial Unicode MS" w:eastAsia="Arial Unicode MS"/>
+      <w:rFonts w:asciiTheme="majorHAnsi" w:eastAsiaTheme="majorEastAsia" w:hAnsiTheme="majorHAnsi" w:cstheme="majorBidi" w:ascii="Noto Sans CJK SC" w:hAnsi="Noto Sans CJK SC" w:eastAsia="Noto Sans CJK SC"/>
       <w:b/>
       <w:bCs/>
       <w:color w:val="2E74B5"/>
@@ -6332,7 +3659,7 @@
       <w:outlineLvl w:val="1"/>
     </w:pPr>
     <w:rPr>
-      <w:rFonts w:asciiTheme="majorHAnsi" w:eastAsiaTheme="majorEastAsia" w:hAnsiTheme="majorHAnsi" w:cstheme="majorBidi" w:ascii="Arial Unicode MS" w:hAnsi="Arial Unicode MS" w:eastAsia="Arial Unicode MS"/>
+      <w:rFonts w:asciiTheme="majorHAnsi" w:eastAsiaTheme="majorEastAsia" w:hAnsiTheme="majorHAnsi" w:cstheme="majorBidi" w:ascii="Noto Sans CJK SC" w:hAnsi="Noto Sans CJK SC" w:eastAsia="Noto Sans CJK SC"/>
       <w:b/>
       <w:bCs/>
       <w:color w:val="2E74B5"/>
@@ -6356,7 +3683,7 @@
       <w:outlineLvl w:val="2"/>
     </w:pPr>
     <w:rPr>
-      <w:rFonts w:asciiTheme="majorHAnsi" w:eastAsiaTheme="majorEastAsia" w:hAnsiTheme="majorHAnsi" w:cstheme="majorBidi" w:ascii="Arial Unicode MS" w:hAnsi="Arial Unicode MS" w:eastAsia="Arial Unicode MS"/>
+      <w:rFonts w:asciiTheme="majorHAnsi" w:eastAsiaTheme="majorEastAsia" w:hAnsiTheme="majorHAnsi" w:cstheme="majorBidi" w:ascii="Noto Sans CJK SC" w:hAnsi="Noto Sans CJK SC" w:eastAsia="Noto Sans CJK SC"/>
       <w:b/>
       <w:bCs/>
       <w:color w:val="1F4D78"/>
@@ -6598,7 +3925,7 @@
       <w:contextualSpacing/>
     </w:pPr>
     <w:rPr>
-      <w:rFonts w:asciiTheme="majorHAnsi" w:eastAsiaTheme="majorEastAsia" w:hAnsiTheme="majorHAnsi" w:cstheme="majorBidi" w:ascii="Arial Unicode MS" w:hAnsi="Arial Unicode MS" w:eastAsia="Arial Unicode MS"/>
+      <w:rFonts w:asciiTheme="majorHAnsi" w:eastAsiaTheme="majorEastAsia" w:hAnsiTheme="majorHAnsi" w:cstheme="majorBidi" w:ascii="Noto Sans CJK SC" w:hAnsi="Noto Sans CJK SC" w:eastAsia="Noto Sans CJK SC"/>
       <w:b/>
       <w:color w:val="1F4D78"/>
       <w:spacing w:val="5"/>
